--- a/output/output.docx
+++ b/output/output.docx
@@ -4,7 +4,7 @@
   <w:body>
     <w:p>
       <w:pPr>
-        <w:spacing w:after="463"/>
+        <w:spacing w:after="646" w:line="259" w:lineRule="auto"/>
         <w:ind w:left="0" w:firstLine="0"/>
       </w:pPr>
       <w:r>
@@ -13,140 +13,241 @@
     </w:p>
     <w:p>
       <w:pPr>
-        <w:ind w:left="-5"/>
-      </w:pPr>
-      <w:r>
-        <w:t xml:space="preserve">0123456789／（）［］｛｝＝＋–×÷＜＞：；％ </w:t>
-      </w:r>
-    </w:p>
-    <w:p>
-      <w:pPr>
-        <w:ind w:left="-5"/>
-      </w:pPr>
-      <w:r>
-        <w:t xml:space="preserve">＜全角数字→半角数字＞ </w:t>
-      </w:r>
-    </w:p>
-    <w:p>
-      <w:pPr>
-        <w:ind w:left="-5"/>
-      </w:pPr>
-      <w:r>
-        <w:t xml:space="preserve">0123456789 </w:t>
-      </w:r>
-    </w:p>
-    <w:p>
-      <w:pPr>
-        <w:ind w:left="-5"/>
-      </w:pPr>
-      <w:r>
-        <w:t xml:space="preserve">＜半角スラッシュ→全角スラッシュ＞ </w:t>
-      </w:r>
-    </w:p>
-    <w:p>
-      <w:pPr>
-        <w:ind w:left="-5"/>
-      </w:pPr>
-      <w:r>
-        <w:t xml:space="preserve">／ </w:t>
-      </w:r>
-    </w:p>
-    <w:p>
-      <w:pPr>
-        <w:ind w:left="-5"/>
-      </w:pPr>
-      <w:r>
-        <w:t xml:space="preserve">＜半角カッコ→全角カッコ＞ </w:t>
-      </w:r>
-    </w:p>
-    <w:p>
-      <w:pPr>
-        <w:spacing w:after="0" w:line="326" w:lineRule="auto"/>
-        <w:ind w:left="-5" w:right="13258"/>
-      </w:pPr>
-      <w:r>
-        <w:t>（）［］</w:t>
-      </w:r>
-    </w:p>
-    <w:p>
-      <w:pPr>
-        <w:ind w:left="-5"/>
-      </w:pPr>
-      <w:r>
-        <w:t xml:space="preserve">｛｝ </w:t>
-      </w:r>
-    </w:p>
-    <w:p>
-      <w:pPr>
-        <w:ind w:left="-5"/>
-      </w:pPr>
-      <w:r>
-        <w:t xml:space="preserve">＜半角数式記号→全角数式記号＞ </w:t>
-      </w:r>
-    </w:p>
-    <w:p>
-      <w:pPr>
-        <w:ind w:left="-5"/>
-      </w:pPr>
-      <w:r>
-        <w:t xml:space="preserve">＝ </w:t>
-      </w:r>
-    </w:p>
-    <w:p>
-      <w:pPr>
-        <w:ind w:left="-5"/>
-      </w:pPr>
-      <w:r>
-        <w:t xml:space="preserve">– </w:t>
-      </w:r>
-    </w:p>
-    <w:p>
-      <w:pPr>
-        <w:spacing w:after="0" w:line="326" w:lineRule="auto"/>
-        <w:ind w:left="-5" w:right="13197"/>
-      </w:pPr>
-      <w:r>
-        <w:t xml:space="preserve">× ÷ </w:t>
-      </w:r>
-    </w:p>
-    <w:p>
-      <w:pPr>
-        <w:ind w:left="-5"/>
-      </w:pPr>
-      <w:r>
-        <w:t xml:space="preserve">＜＞ </w:t>
-      </w:r>
-    </w:p>
-    <w:p>
-      <w:pPr>
-        <w:spacing w:after="0" w:line="326" w:lineRule="auto"/>
-        <w:ind w:left="-5" w:right="13513"/>
-      </w:pPr>
-      <w:r>
-        <w:t xml:space="preserve">：； </w:t>
-      </w:r>
-    </w:p>
-    <w:p>
-      <w:pPr>
-        <w:ind w:left="-5"/>
-      </w:pPr>
-      <w:r>
-        <w:t xml:space="preserve">％ </w:t>
-      </w:r>
-    </w:p>
-    <w:p>
-      <w:pPr>
-        <w:spacing w:after="0"/>
+        <w:spacing w:after="332"/>
+        <w:ind w:left="-5"/>
+      </w:pPr>
+      <w:r>
+        <w:t>!"#$%&amp;’()*+,–./0123456789:;&lt;=&gt;?@ABCDEFGHIJKLMNOPQRSTUVWXYZa</w:t>
+      </w:r>
+    </w:p>
+    <w:p>
+      <w:pPr>
+        <w:spacing w:after="316"/>
+        <w:ind w:left="-5"/>
+      </w:pPr>
+      <w:r>
+        <w:rPr>
+          <w:highlight w:val="yellow"/>
+        </w:rPr>
+        <w:t>bcdefghijkl</w:t>
+      </w:r>
+      <w:r>
+        <w:t xml:space="preserve">mnopqrstuvwxyz()()•••(.)(.) </w:t>
+      </w:r>
+    </w:p>
+    <w:p>
+      <w:pPr>
+        <w:spacing w:after="189"/>
+        <w:ind w:left="-5"/>
+      </w:pPr>
+      <w:r>
+        <w:t xml:space="preserve">&lt;記号 全角→半角&gt; </w:t>
+      </w:r>
+    </w:p>
+    <w:p>
+      <w:pPr>
+        <w:ind w:left="-5"/>
+      </w:pPr>
+      <w:r>
+        <w:t xml:space="preserve">!"#$%&amp;’()*+,–./ </w:t>
+      </w:r>
+    </w:p>
+    <w:p>
+      <w:pPr>
+        <w:ind w:left="-5"/>
+      </w:pPr>
+      <w:r>
+        <w:t xml:space="preserve">&lt;数字 全角→半角&gt; </w:t>
+      </w:r>
+    </w:p>
+    <w:p>
+      <w:pPr>
+        <w:ind w:left="-5"/>
+      </w:pPr>
+      <w:r>
+        <w:rPr>
+          <w:color w:val="FF0000"/>
+        </w:rPr>
+        <w:t>01234</w:t>
+      </w:r>
+      <w:r>
+        <w:t xml:space="preserve">56789 </w:t>
+      </w:r>
+    </w:p>
+    <w:p>
+      <w:pPr>
+        <w:ind w:left="-5"/>
+      </w:pPr>
+      <w:r>
+        <w:t xml:space="preserve">&lt;数式記号 全角→半角&gt; </w:t>
+      </w:r>
+    </w:p>
+    <w:p>
+      <w:pPr>
+        <w:ind w:left="-5"/>
+      </w:pPr>
+      <w:r>
+        <w:t xml:space="preserve">:;&lt;=&gt;?@ </w:t>
+      </w:r>
+    </w:p>
+    <w:p>
+      <w:pPr>
+        <w:ind w:left="-5"/>
+      </w:pPr>
+      <w:r>
+        <w:t xml:space="preserve">&lt;アルファベット大文字 全角→半角&gt; </w:t>
+      </w:r>
+    </w:p>
+    <w:p>
+      <w:pPr>
+        <w:spacing w:after="810"/>
+        <w:ind w:left="-5"/>
+      </w:pPr>
+      <w:r>
+        <w:t>ABCDEFGHIJKLMN</w:t>
+      </w:r>
+      <w:r>
+        <w:rPr>
+          <w:highlight w:val="cyan"/>
+        </w:rPr>
+        <w:t>OPQRSTUVWXYZ</w:t>
+      </w:r>
+      <w:r>
+        <w:t xml:space="preserve"> </w:t>
+      </w:r>
+    </w:p>
+    <w:p>
+      <w:pPr>
+        <w:spacing w:after="0" w:line="259" w:lineRule="auto"/>
         <w:ind w:left="0" w:firstLine="0"/>
       </w:pPr>
       <w:r>
         <w:t xml:space="preserve"> </w:t>
+      </w:r>
+    </w:p>
+    <w:p>
+      <w:pPr>
+        <w:spacing w:after="646" w:line="259" w:lineRule="auto"/>
+        <w:ind w:left="0" w:firstLine="0"/>
+      </w:pPr>
+      <w:r>
+        <w:t xml:space="preserve"> </w:t>
+      </w:r>
+    </w:p>
+    <w:p>
+      <w:pPr>
+        <w:ind w:left="-5"/>
+      </w:pPr>
+      <w:r>
+        <w:t xml:space="preserve">&lt;アルファベット小文字 全角→半角&gt; </w:t>
+      </w:r>
+    </w:p>
+    <w:p>
+      <w:pPr>
+        <w:ind w:left="-5"/>
+      </w:pPr>
+      <w:r>
+        <w:t>abcdefghijkl</w:t>
+      </w:r>
+      <w:r>
+        <w:rPr>
+          <w:color w:val="00B050"/>
+        </w:rPr>
+        <w:t>mnopqrstuvwxyz</w:t>
+      </w:r>
+      <w:r>
+        <w:t xml:space="preserve"> </w:t>
+      </w:r>
+    </w:p>
+    <w:p>
+      <w:pPr>
+        <w:ind w:left="-5"/>
+      </w:pPr>
+      <w:r>
+        <w:t xml:space="preserve">&lt;全角空白 全角→半角&gt; </w:t>
+      </w:r>
+    </w:p>
+    <w:p>
+      <w:pPr>
+        <w:ind w:left="-5"/>
+      </w:pPr>
+      <w:r>
+        <w:t xml:space="preserve">() </w:t>
+      </w:r>
+    </w:p>
+    <w:p>
+      <w:pPr>
+        <w:ind w:left="-5"/>
+      </w:pPr>
+      <w:r>
+        <w:t xml:space="preserve">&lt;中黒→ビュレット&gt; </w:t>
+      </w:r>
+    </w:p>
+    <w:p>
+      <w:pPr>
+        <w:ind w:left="-5"/>
+      </w:pPr>
+      <w:r>
+        <w:t xml:space="preserve">•••  </w:t>
+      </w:r>
+    </w:p>
+    <w:p>
+      <w:pPr>
+        <w:ind w:left="-5"/>
+      </w:pPr>
+      <w:r>
+        <w:t xml:space="preserve">&lt;文末の半角空白→削除&gt; </w:t>
+      </w:r>
+    </w:p>
+    <w:p>
+      <w:pPr>
+        <w:ind w:left="-5"/>
+      </w:pPr>
+      <w:r>
+        <w:t>(文末空白2文字)social responsibilities.</w:t>
+      </w:r>
+    </w:p>
+    <w:p>
+      <w:pPr>
+        <w:ind w:left="-5"/>
+      </w:pPr>
+      <w:r>
+        <w:t>(文末空白1文字)social responsibilities.</w:t>
+      </w:r>
+    </w:p>
+    <w:p>
+      <w:pPr>
+        <w:ind w:left="-5"/>
+      </w:pPr>
+    </w:p>
+    <w:p>
+      <w:pPr>
+        <w:ind w:left="-5"/>
+      </w:pPr>
+      <w:r>
+        <w:t>(文末空白なし)social responsibilities.</w:t>
+      </w:r>
+    </w:p>
+    <w:p>
+      <w:pPr>
+        <w:ind w:left="-5"/>
+        <w:rPr>
+          <w:rFonts w:hint="eastAsia"/>
+        </w:rPr>
+      </w:pPr>
+      <w:r>
+        <w:rPr>
+          <w:rFonts w:hint="eastAsia"/>
+        </w:rPr>
+        <w:t xml:space="preserve">CO₂ O₂ m2 </w:t>
       </w:r>
     </w:p>
     <w:sectPr>
       <w:pgSz w:w="16838" w:h="11906" w:orient="landscape"/>
-      <w:pgMar w:top="1440" w:right="1440" w:bottom="1440" w:left="1702" w:header="720" w:footer="720" w:gutter="0"/>
+      <w:pgMar w:top="919" w:right="2158" w:bottom="1222" w:left="1702" w:header="0" w:footer="0" w:gutter="0"/>
       <w:cols w:space="720"/>
+      <w:formProt w:val="0"/>
+      <w:docGrid w:linePitch="100"/>
     </w:sectPr>
   </w:body>
 </w:document>
@@ -165,7 +266,11 @@
         <w14:ligatures w14:val="standardContextual"/>
       </w:rPr>
     </w:rPrDefault>
-    <w:pPrDefault/>
+    <w:pPrDefault>
+      <w:pPr>
+        <w:suppressAutoHyphens/>
+      </w:pPr>
+    </w:pPrDefault>
   </w:docDefaults>
   <w:latentStyles w:defLockedState="0" w:defUIPriority="99" w:defSemiHidden="0" w:defUnhideWhenUsed="0" w:defQFormat="0" w:count="376">
     <w:lsdException w:name="Normal" w:uiPriority="0" w:qFormat="1"/>
@@ -549,7 +654,7 @@
     <w:name w:val="Normal"/>
     <w:qFormat/>
     <w:pPr>
-      <w:spacing w:after="98" w:line="259" w:lineRule="auto"/>
+      <w:spacing w:after="492" w:line="264" w:lineRule="auto"/>
       <w:ind w:left="10" w:hanging="10"/>
     </w:pPr>
     <w:rPr>
@@ -585,6 +690,68 @@
     <w:semiHidden/>
     <w:unhideWhenUsed/>
   </w:style>
+  <w:style w:type="paragraph" w:customStyle="1" w:styleId="a3">
+    <w:name w:val="見出し"/>
+    <w:basedOn w:val="a"/>
+    <w:next w:val="a4"/>
+    <w:qFormat/>
+    <w:pPr>
+      <w:keepNext/>
+      <w:spacing w:before="240" w:after="120"/>
+    </w:pPr>
+    <w:rPr>
+      <w:rFonts w:ascii="Liberation Sans" w:eastAsia="Noto Sans JP" w:hAnsi="Liberation Sans" w:cs="Arial"/>
+      <w:sz w:val="28"/>
+      <w:szCs w:val="28"/>
+    </w:rPr>
+  </w:style>
+  <w:style w:type="paragraph" w:styleId="a4">
+    <w:name w:val="Body Text"/>
+    <w:basedOn w:val="a"/>
+    <w:pPr>
+      <w:spacing w:after="140" w:line="276" w:lineRule="auto"/>
+    </w:pPr>
+  </w:style>
+  <w:style w:type="paragraph" w:styleId="a5">
+    <w:name w:val="List"/>
+    <w:basedOn w:val="a4"/>
+    <w:rPr>
+      <w:rFonts w:cs="Arial"/>
+    </w:rPr>
+  </w:style>
+  <w:style w:type="paragraph" w:styleId="a6">
+    <w:name w:val="caption"/>
+    <w:basedOn w:val="a"/>
+    <w:qFormat/>
+    <w:pPr>
+      <w:suppressLineNumbers/>
+      <w:spacing w:before="120" w:after="120"/>
+    </w:pPr>
+    <w:rPr>
+      <w:rFonts w:cs="Arial"/>
+      <w:i/>
+      <w:iCs/>
+      <w:sz w:val="24"/>
+    </w:rPr>
+  </w:style>
+  <w:style w:type="paragraph" w:customStyle="1" w:styleId="a7">
+    <w:name w:val="索引"/>
+    <w:basedOn w:val="a"/>
+    <w:qFormat/>
+    <w:pPr>
+      <w:suppressLineNumbers/>
+    </w:pPr>
+    <w:rPr>
+      <w:rFonts w:cs="Arial"/>
+    </w:rPr>
+  </w:style>
+  <w:style w:type="numbering" w:customStyle="1" w:styleId="a8">
+    <w:name w:val="記号なし"/>
+    <w:uiPriority w:val="99"/>
+    <w:semiHidden/>
+    <w:unhideWhenUsed/>
+    <w:qFormat/>
+  </w:style>
 </w:styles>
 </file>
 
@@ -593,10 +760,10 @@
   <a:themeElements>
     <a:clrScheme name="Office">
       <a:dk1>
-        <a:sysClr val="windowText" lastClr="000000"/>
+        <a:srgbClr val="000000"/>
       </a:dk1>
       <a:lt1>
-        <a:sysClr val="window" lastClr="FFFFFF"/>
+        <a:srgbClr val="FFFFFF"/>
       </a:lt1>
       <a:dk2>
         <a:srgbClr val="0E2841"/>
@@ -634,150 +801,52 @@
         <a:latin typeface="游ゴシック Light" panose="02110004020202020204"/>
         <a:ea typeface=""/>
         <a:cs typeface=""/>
-        <a:font script="Jpan" typeface="游ゴシック Light"/>
-        <a:font script="Hang" typeface="맑은 고딕"/>
-        <a:font script="Hans" typeface="等线 Light"/>
-        <a:font script="Hant" typeface="新細明體"/>
-        <a:font script="Arab" typeface="Times New Roman"/>
-        <a:font script="Hebr" typeface="Times New Roman"/>
-        <a:font script="Thai" typeface="Angsana New"/>
-        <a:font script="Ethi" typeface="Nyala"/>
-        <a:font script="Beng" typeface="Vrinda"/>
-        <a:font script="Gujr" typeface="Shruti"/>
-        <a:font script="Khmr" typeface="MoolBoran"/>
-        <a:font script="Knda" typeface="Tunga"/>
-        <a:font script="Guru" typeface="Raavi"/>
-        <a:font script="Cans" typeface="Euphemia"/>
-        <a:font script="Cher" typeface="Plantagenet Cherokee"/>
-        <a:font script="Yiii" typeface="Microsoft Yi Baiti"/>
-        <a:font script="Tibt" typeface="Microsoft Himalaya"/>
-        <a:font script="Thaa" typeface="MV Boli"/>
-        <a:font script="Deva" typeface="Mangal"/>
-        <a:font script="Telu" typeface="Gautami"/>
-        <a:font script="Taml" typeface="Latha"/>
-        <a:font script="Syrc" typeface="Estrangelo Edessa"/>
-        <a:font script="Orya" typeface="Kalinga"/>
-        <a:font script="Mlym" typeface="Kartika"/>
-        <a:font script="Laoo" typeface="DokChampa"/>
-        <a:font script="Sinh" typeface="Iskoola Pota"/>
-        <a:font script="Mong" typeface="Mongolian Baiti"/>
-        <a:font script="Viet" typeface="Times New Roman"/>
-        <a:font script="Uigh" typeface="Microsoft Uighur"/>
-        <a:font script="Geor" typeface="Sylfaen"/>
-        <a:font script="Armn" typeface="Arial"/>
-        <a:font script="Bugi" typeface="Leelawadee UI"/>
-        <a:font script="Bopo" typeface="Microsoft JhengHei"/>
-        <a:font script="Java" typeface="Javanese Text"/>
-        <a:font script="Lisu" typeface="Segoe UI"/>
-        <a:font script="Mymr" typeface="Myanmar Text"/>
-        <a:font script="Nkoo" typeface="Ebrima"/>
-        <a:font script="Olck" typeface="Nirmala UI"/>
-        <a:font script="Osma" typeface="Ebrima"/>
-        <a:font script="Phag" typeface="Phagspa"/>
-        <a:font script="Syrn" typeface="Estrangelo Edessa"/>
-        <a:font script="Syrj" typeface="Estrangelo Edessa"/>
-        <a:font script="Syre" typeface="Estrangelo Edessa"/>
-        <a:font script="Sora" typeface="Nirmala UI"/>
-        <a:font script="Tale" typeface="Microsoft Tai Le"/>
-        <a:font script="Talu" typeface="Microsoft New Tai Lue"/>
-        <a:font script="Tfng" typeface="Ebrima"/>
       </a:majorFont>
       <a:minorFont>
         <a:latin typeface="游明朝" panose="02110004020202020204"/>
         <a:ea typeface=""/>
         <a:cs typeface=""/>
-        <a:font script="Jpan" typeface="游明朝"/>
-        <a:font script="Hang" typeface="맑은 고딕"/>
-        <a:font script="Hans" typeface="等线"/>
-        <a:font script="Hant" typeface="新細明體"/>
-        <a:font script="Arab" typeface="Arial"/>
-        <a:font script="Hebr" typeface="Arial"/>
-        <a:font script="Thai" typeface="Cordia New"/>
-        <a:font script="Ethi" typeface="Nyala"/>
-        <a:font script="Beng" typeface="Vrinda"/>
-        <a:font script="Gujr" typeface="Shruti"/>
-        <a:font script="Khmr" typeface="DaunPenh"/>
-        <a:font script="Knda" typeface="Tunga"/>
-        <a:font script="Guru" typeface="Raavi"/>
-        <a:font script="Cans" typeface="Euphemia"/>
-        <a:font script="Cher" typeface="Plantagenet Cherokee"/>
-        <a:font script="Yiii" typeface="Microsoft Yi Baiti"/>
-        <a:font script="Tibt" typeface="Microsoft Himalaya"/>
-        <a:font script="Thaa" typeface="MV Boli"/>
-        <a:font script="Deva" typeface="Mangal"/>
-        <a:font script="Telu" typeface="Gautami"/>
-        <a:font script="Taml" typeface="Latha"/>
-        <a:font script="Syrc" typeface="Estrangelo Edessa"/>
-        <a:font script="Orya" typeface="Kalinga"/>
-        <a:font script="Mlym" typeface="Kartika"/>
-        <a:font script="Laoo" typeface="DokChampa"/>
-        <a:font script="Sinh" typeface="Iskoola Pota"/>
-        <a:font script="Mong" typeface="Mongolian Baiti"/>
-        <a:font script="Viet" typeface="Arial"/>
-        <a:font script="Uigh" typeface="Microsoft Uighur"/>
-        <a:font script="Geor" typeface="Sylfaen"/>
-        <a:font script="Armn" typeface="Arial"/>
-        <a:font script="Bugi" typeface="Leelawadee UI"/>
-        <a:font script="Bopo" typeface="Microsoft JhengHei"/>
-        <a:font script="Java" typeface="Javanese Text"/>
-        <a:font script="Lisu" typeface="Segoe UI"/>
-        <a:font script="Mymr" typeface="Myanmar Text"/>
-        <a:font script="Nkoo" typeface="Ebrima"/>
-        <a:font script="Olck" typeface="Nirmala UI"/>
-        <a:font script="Osma" typeface="Ebrima"/>
-        <a:font script="Phag" typeface="Phagspa"/>
-        <a:font script="Syrn" typeface="Estrangelo Edessa"/>
-        <a:font script="Syrj" typeface="Estrangelo Edessa"/>
-        <a:font script="Syre" typeface="Estrangelo Edessa"/>
-        <a:font script="Sora" typeface="Nirmala UI"/>
-        <a:font script="Tale" typeface="Microsoft Tai Le"/>
-        <a:font script="Talu" typeface="Microsoft New Tai Lue"/>
-        <a:font script="Tfng" typeface="Ebrima"/>
       </a:minorFont>
     </a:fontScheme>
-    <a:fmtScheme name="Office">
+    <a:fmtScheme>
       <a:fillStyleLst>
         <a:solidFill>
           <a:schemeClr val="phClr"/>
         </a:solidFill>
-        <a:gradFill rotWithShape="1">
+        <a:gradFill>
           <a:gsLst>
             <a:gs pos="0">
               <a:schemeClr val="phClr">
                 <a:lumMod val="110000"/>
-                <a:satMod val="105000"/>
                 <a:tint val="67000"/>
               </a:schemeClr>
             </a:gs>
             <a:gs pos="50000">
               <a:schemeClr val="phClr">
                 <a:lumMod val="105000"/>
-                <a:satMod val="103000"/>
                 <a:tint val="73000"/>
               </a:schemeClr>
             </a:gs>
             <a:gs pos="100000">
               <a:schemeClr val="phClr">
                 <a:lumMod val="105000"/>
-                <a:satMod val="109000"/>
                 <a:tint val="81000"/>
               </a:schemeClr>
             </a:gs>
           </a:gsLst>
           <a:lin ang="5400000" scaled="0"/>
+          <a:tileRect/>
         </a:gradFill>
-        <a:gradFill rotWithShape="1">
+        <a:gradFill>
           <a:gsLst>
             <a:gs pos="0">
               <a:schemeClr val="phClr">
-                <a:satMod val="103000"/>
                 <a:lumMod val="102000"/>
                 <a:tint val="94000"/>
               </a:schemeClr>
             </a:gs>
             <a:gs pos="50000">
               <a:schemeClr val="phClr">
-                <a:satMod val="110000"/>
                 <a:lumMod val="100000"/>
                 <a:shade val="100000"/>
               </a:schemeClr>
@@ -785,33 +854,24 @@
             <a:gs pos="100000">
               <a:schemeClr val="phClr">
                 <a:lumMod val="99000"/>
-                <a:satMod val="120000"/>
                 <a:shade val="78000"/>
               </a:schemeClr>
             </a:gs>
           </a:gsLst>
           <a:lin ang="5400000" scaled="0"/>
+          <a:tileRect/>
         </a:gradFill>
       </a:fillStyleLst>
       <a:lnStyleLst>
         <a:ln w="12700" cap="flat" cmpd="sng" algn="ctr">
-          <a:solidFill>
-            <a:schemeClr val="phClr"/>
-          </a:solidFill>
           <a:prstDash val="solid"/>
           <a:miter lim="800000"/>
         </a:ln>
         <a:ln w="19050" cap="flat" cmpd="sng" algn="ctr">
-          <a:solidFill>
-            <a:schemeClr val="phClr"/>
-          </a:solidFill>
           <a:prstDash val="solid"/>
           <a:miter lim="800000"/>
         </a:ln>
         <a:ln w="25400" cap="flat" cmpd="sng" algn="ctr">
-          <a:solidFill>
-            <a:schemeClr val="phClr"/>
-          </a:solidFill>
           <a:prstDash val="solid"/>
           <a:miter lim="800000"/>
         </a:ln>
@@ -824,13 +884,7 @@
           <a:effectLst/>
         </a:effectStyle>
         <a:effectStyle>
-          <a:effectLst>
-            <a:outerShdw blurRad="57150" dist="19050" dir="5400000" algn="ctr" rotWithShape="0">
-              <a:srgbClr val="000000">
-                <a:alpha val="63000"/>
-              </a:srgbClr>
-            </a:outerShdw>
-          </a:effectLst>
+          <a:effectLst/>
         </a:effectStyle>
       </a:effectStyleLst>
       <a:bgFillStyleLst>
@@ -840,15 +894,13 @@
         <a:solidFill>
           <a:schemeClr val="phClr">
             <a:tint val="95000"/>
-            <a:satMod val="170000"/>
           </a:schemeClr>
         </a:solidFill>
-        <a:gradFill rotWithShape="1">
+        <a:gradFill>
           <a:gsLst>
             <a:gs pos="0">
               <a:schemeClr val="phClr">
                 <a:tint val="93000"/>
-                <a:satMod val="150000"/>
                 <a:shade val="98000"/>
                 <a:lumMod val="102000"/>
               </a:schemeClr>
@@ -856,7 +908,6 @@
             <a:gs pos="50000">
               <a:schemeClr val="phClr">
                 <a:tint val="98000"/>
-                <a:satMod val="130000"/>
                 <a:shade val="90000"/>
                 <a:lumMod val="103000"/>
               </a:schemeClr>
@@ -864,41 +915,16 @@
             <a:gs pos="100000">
               <a:schemeClr val="phClr">
                 <a:shade val="63000"/>
-                <a:satMod val="120000"/>
               </a:schemeClr>
             </a:gs>
           </a:gsLst>
           <a:lin ang="5400000" scaled="0"/>
+          <a:tileRect/>
         </a:gradFill>
       </a:bgFillStyleLst>
     </a:fmtScheme>
   </a:themeElements>
-  <a:objectDefaults>
-    <a:lnDef>
-      <a:spPr/>
-      <a:bodyPr/>
-      <a:lstStyle/>
-      <a:style>
-        <a:lnRef idx="2">
-          <a:schemeClr val="accent1"/>
-        </a:lnRef>
-        <a:fillRef idx="0">
-          <a:schemeClr val="accent1"/>
-        </a:fillRef>
-        <a:effectRef idx="1">
-          <a:schemeClr val="accent1"/>
-        </a:effectRef>
-        <a:fontRef idx="minor">
-          <a:schemeClr val="tx1"/>
-        </a:fontRef>
-      </a:style>
-    </a:lnDef>
-  </a:objectDefaults>
+  <a:objectDefaults/>
   <a:extraClrSchemeLst/>
-  <a:extLst>
-    <a:ext uri="{05A4C25C-085E-4340-85A3-A5531E510DB2}">
-      <thm15:themeFamily xmlns:thm15="http://schemas.microsoft.com/office/thememl/2012/main" name="Office Theme" id="{2E142A2C-CD16-42D6-873A-C26D2A0506FA}" vid="{1BDDFF52-6CD6-40A5-AB3C-68EB2F1E4D0A}"/>
-    </a:ext>
-  </a:extLst>
 </a:theme>
 </file>
--- a/output/output.docx
+++ b/output/output.docx
@@ -4,250 +4,541 @@
   <w:body>
     <w:p>
       <w:pPr>
-        <w:spacing w:after="646" w:line="259" w:lineRule="auto"/>
-        <w:ind w:left="0" w:firstLine="0"/>
-      </w:pPr>
-      <w:r>
-        <w:t xml:space="preserve"> </w:t>
-      </w:r>
-    </w:p>
-    <w:p>
-      <w:pPr>
-        <w:spacing w:after="332"/>
-        <w:ind w:left="-5"/>
-      </w:pPr>
-      <w:r>
-        <w:t>!"#$%&amp;’()*+,–./0123456789:;&lt;=&gt;?@ABCDEFGHIJKLMNOPQRSTUVWXYZa</w:t>
-      </w:r>
-    </w:p>
-    <w:p>
-      <w:pPr>
-        <w:spacing w:after="316"/>
-        <w:ind w:left="-5"/>
-      </w:pPr>
-      <w:r>
-        <w:rPr>
-          <w:highlight w:val="yellow"/>
-        </w:rPr>
-        <w:t>bcdefghijkl</w:t>
-      </w:r>
-      <w:r>
-        <w:t xml:space="preserve">mnopqrstuvwxyz()()•••(.)(.) </w:t>
-      </w:r>
-    </w:p>
-    <w:p>
-      <w:pPr>
-        <w:spacing w:after="189"/>
-        <w:ind w:left="-5"/>
-      </w:pPr>
-      <w:r>
-        <w:t xml:space="preserve">&lt;記号 全角→半角&gt; </w:t>
-      </w:r>
-    </w:p>
-    <w:p>
-      <w:pPr>
-        <w:ind w:left="-5"/>
-      </w:pPr>
-      <w:r>
-        <w:t xml:space="preserve">!"#$%&amp;’()*+,–./ </w:t>
-      </w:r>
-    </w:p>
-    <w:p>
-      <w:pPr>
-        <w:ind w:left="-5"/>
-      </w:pPr>
-      <w:r>
-        <w:t xml:space="preserve">&lt;数字 全角→半角&gt; </w:t>
-      </w:r>
-    </w:p>
-    <w:p>
-      <w:pPr>
-        <w:ind w:left="-5"/>
-      </w:pPr>
-      <w:r>
-        <w:rPr>
-          <w:color w:val="FF0000"/>
-        </w:rPr>
-        <w:t>01234</w:t>
-      </w:r>
-      <w:r>
-        <w:t xml:space="preserve">56789 </w:t>
-      </w:r>
-    </w:p>
-    <w:p>
-      <w:pPr>
-        <w:ind w:left="-5"/>
-      </w:pPr>
-      <w:r>
-        <w:t xml:space="preserve">&lt;数式記号 全角→半角&gt; </w:t>
-      </w:r>
-    </w:p>
-    <w:p>
-      <w:pPr>
-        <w:ind w:left="-5"/>
-      </w:pPr>
-      <w:r>
-        <w:t xml:space="preserve">:;&lt;=&gt;?@ </w:t>
-      </w:r>
-    </w:p>
-    <w:p>
-      <w:pPr>
-        <w:ind w:left="-5"/>
-      </w:pPr>
-      <w:r>
-        <w:t xml:space="preserve">&lt;アルファベット大文字 全角→半角&gt; </w:t>
-      </w:r>
-    </w:p>
-    <w:p>
-      <w:pPr>
-        <w:spacing w:after="810"/>
-        <w:ind w:left="-5"/>
-      </w:pPr>
-      <w:r>
-        <w:t>ABCDEFGHIJKLMN</w:t>
-      </w:r>
-      <w:r>
-        <w:rPr>
-          <w:highlight w:val="cyan"/>
-        </w:rPr>
-        <w:t>OPQRSTUVWXYZ</w:t>
-      </w:r>
-      <w:r>
-        <w:t xml:space="preserve"> </w:t>
-      </w:r>
-    </w:p>
-    <w:p>
-      <w:pPr>
-        <w:spacing w:after="0" w:line="259" w:lineRule="auto"/>
-        <w:ind w:left="0" w:firstLine="0"/>
-      </w:pPr>
-      <w:r>
-        <w:t xml:space="preserve"> </w:t>
-      </w:r>
-    </w:p>
-    <w:p>
-      <w:pPr>
-        <w:spacing w:after="646" w:line="259" w:lineRule="auto"/>
-        <w:ind w:left="0" w:firstLine="0"/>
-      </w:pPr>
-      <w:r>
-        <w:t xml:space="preserve"> </w:t>
-      </w:r>
-    </w:p>
-    <w:p>
-      <w:pPr>
-        <w:ind w:left="-5"/>
-      </w:pPr>
-      <w:r>
-        <w:t xml:space="preserve">&lt;アルファベット小文字 全角→半角&gt; </w:t>
-      </w:r>
-    </w:p>
-    <w:p>
-      <w:pPr>
-        <w:ind w:left="-5"/>
-      </w:pPr>
-      <w:r>
-        <w:t>abcdefghijkl</w:t>
-      </w:r>
-      <w:r>
-        <w:rPr>
-          <w:color w:val="00B050"/>
-        </w:rPr>
-        <w:t>mnopqrstuvwxyz</w:t>
-      </w:r>
-      <w:r>
-        <w:t xml:space="preserve"> </w:t>
-      </w:r>
-    </w:p>
-    <w:p>
-      <w:pPr>
-        <w:ind w:left="-5"/>
-      </w:pPr>
-      <w:r>
-        <w:t xml:space="preserve">&lt;全角空白 全角→半角&gt; </w:t>
-      </w:r>
-    </w:p>
-    <w:p>
-      <w:pPr>
-        <w:ind w:left="-5"/>
-      </w:pPr>
-      <w:r>
-        <w:t xml:space="preserve">() </w:t>
-      </w:r>
-    </w:p>
-    <w:p>
-      <w:pPr>
-        <w:ind w:left="-5"/>
-      </w:pPr>
-      <w:r>
-        <w:t xml:space="preserve">&lt;中黒→ビュレット&gt; </w:t>
-      </w:r>
-    </w:p>
-    <w:p>
-      <w:pPr>
-        <w:ind w:left="-5"/>
-      </w:pPr>
-      <w:r>
-        <w:t xml:space="preserve">•••  </w:t>
-      </w:r>
-    </w:p>
-    <w:p>
-      <w:pPr>
-        <w:ind w:left="-5"/>
-      </w:pPr>
-      <w:r>
-        <w:t xml:space="preserve">&lt;文末の半角空白→削除&gt; </w:t>
-      </w:r>
-    </w:p>
-    <w:p>
-      <w:pPr>
-        <w:ind w:left="-5"/>
-      </w:pPr>
-      <w:r>
-        <w:t>(文末空白2文字)social responsibilities.</w:t>
-      </w:r>
-    </w:p>
-    <w:p>
-      <w:pPr>
-        <w:ind w:left="-5"/>
-      </w:pPr>
-      <w:r>
-        <w:t>(文末空白1文字)social responsibilities.</w:t>
-      </w:r>
-    </w:p>
-    <w:p>
-      <w:pPr>
-        <w:ind w:left="-5"/>
-      </w:pPr>
-    </w:p>
-    <w:p>
-      <w:pPr>
-        <w:ind w:left="-5"/>
-      </w:pPr>
-      <w:r>
-        <w:t>(文末空白なし)social responsibilities.</w:t>
-      </w:r>
-    </w:p>
-    <w:p>
-      <w:pPr>
-        <w:ind w:left="-5"/>
-        <w:rPr>
-          <w:rFonts w:hint="eastAsia"/>
-        </w:rPr>
-      </w:pPr>
-      <w:r>
-        <w:rPr>
-          <w:rFonts w:hint="eastAsia"/>
-        </w:rPr>
-        <w:t xml:space="preserve">CO₂ O₂ m2 </w:t>
+        <w:spacing w:after="0" w:line="20" w:lineRule="atLeast"/>
+      </w:pPr>
+      <w:r>
+        <w:rPr>
+          <w:rFonts w:hint="eastAsia"/>
+        </w:rPr>
+        <w:t>テスト文書</w:t>
+      </w:r>
+    </w:p>
+    <w:p>
+      <w:pPr>
+        <w:spacing w:after="0" w:line="20" w:lineRule="atLeast"/>
+      </w:pPr>
+    </w:p>
+    <w:p>
+      <w:pPr>
+        <w:spacing w:after="0" w:line="20" w:lineRule="atLeast"/>
+      </w:pPr>
+      <w:r>
+        <w:rPr>
+          <w:rFonts w:hint="eastAsia"/>
+        </w:rPr>
+        <w:t>【全角英数→半角】</w:t>
+      </w:r>
+    </w:p>
+    <w:p>
+      <w:pPr>
+        <w:spacing w:after="0" w:line="20" w:lineRule="atLeast"/>
+      </w:pPr>
+      <w:r>
+        <w:rPr>
+          <w:rFonts w:hint="eastAsia"/>
+        </w:rPr>
+        <w:t>This is a test. Number:12345</w:t>
+      </w:r>
+    </w:p>
+    <w:p>
+      <w:pPr>
+        <w:spacing w:after="0" w:line="20" w:lineRule="atLeast"/>
+      </w:pPr>
+    </w:p>
+    <w:p>
+      <w:pPr>
+        <w:spacing w:after="0" w:line="20" w:lineRule="atLeast"/>
+      </w:pPr>
+      <w:r>
+        <w:rPr>
+          <w:rFonts w:hint="eastAsia"/>
+        </w:rPr>
+        <w:t>【全角記号→半角】</w:t>
+      </w:r>
+    </w:p>
+    <w:p>
+      <w:pPr>
+        <w:spacing w:after="0" w:line="20" w:lineRule="atLeast"/>
+      </w:pPr>
+      <w:r>
+        <w:rPr>
+          <w:rFonts w:hint="eastAsia"/>
+        </w:rPr>
+        <w:t>価格は$100(税込)です。</w:t>
+      </w:r>
+    </w:p>
+    <w:p>
+      <w:pPr>
+        <w:spacing w:after="0" w:line="20" w:lineRule="atLeast"/>
+      </w:pPr>
+      <w:r>
+        <w:rPr>
+          <w:rFonts w:hint="eastAsia"/>
+        </w:rPr>
+        <w:t>成長率は25%を記録。</w:t>
+      </w:r>
+    </w:p>
+    <w:p>
+      <w:pPr>
+        <w:spacing w:after="0" w:line="20" w:lineRule="atLeast"/>
+      </w:pPr>
+    </w:p>
+    <w:p>
+      <w:pPr>
+        <w:spacing w:after="0" w:line="20" w:lineRule="atLeast"/>
+      </w:pPr>
+      <w:r>
+        <w:rPr>
+          <w:rFonts w:hint="eastAsia"/>
+        </w:rPr>
+        <w:t>【</w:t>
+      </w:r>
+      <w:r>
+        <w:t>URL全角→半角変換】</w:t>
+      </w:r>
+    </w:p>
+    <w:p>
+      <w:pPr>
+        <w:spacing w:after="0" w:line="20" w:lineRule="atLeast"/>
+      </w:pPr>
+      <w:r>
+        <w:rPr>
+          <w:rFonts w:hint="eastAsia"/>
+        </w:rPr>
+        <w:t>https://www.example.com/page</w:t>
+      </w:r>
+    </w:p>
+    <w:p>
+      <w:pPr>
+        <w:spacing w:after="0" w:line="20" w:lineRule="atLeast"/>
+      </w:pPr>
+      <w:r>
+        <w:rPr>
+          <w:rFonts w:hint="eastAsia"/>
+        </w:rPr>
+        <w:t>http://test.jp/index</w:t>
+      </w:r>
+    </w:p>
+    <w:p>
+      <w:pPr>
+        <w:spacing w:after="0" w:line="20" w:lineRule="atLeast"/>
+      </w:pPr>
+    </w:p>
+    <w:p>
+      <w:pPr>
+        <w:spacing w:after="0" w:line="20" w:lineRule="atLeast"/>
+      </w:pPr>
+      <w:r>
+        <w:rPr>
+          <w:rFonts w:hint="eastAsia"/>
+        </w:rPr>
+        <w:t>【メールアドレス全角→半角変換】</w:t>
+      </w:r>
+    </w:p>
+    <w:p>
+      <w:pPr>
+        <w:spacing w:after="0" w:line="20" w:lineRule="atLeast"/>
+      </w:pPr>
+      <w:r>
+        <w:rPr>
+          <w:rFonts w:hint="eastAsia"/>
+        </w:rPr>
+        <w:t>test@example.com</w:t>
+      </w:r>
+    </w:p>
+    <w:p>
+      <w:pPr>
+        <w:spacing w:after="0" w:line="20" w:lineRule="atLeast"/>
+      </w:pPr>
+      <w:r>
+        <w:rPr>
+          <w:rFonts w:hint="eastAsia"/>
+        </w:rPr>
+        <w:t>user.name@company.co.jp</w:t>
+      </w:r>
+    </w:p>
+    <w:p>
+      <w:pPr>
+        <w:spacing w:after="0" w:line="20" w:lineRule="atLeast"/>
+      </w:pPr>
+    </w:p>
+    <w:p>
+      <w:pPr>
+        <w:spacing w:after="0" w:line="20" w:lineRule="atLeast"/>
+      </w:pPr>
+      <w:r>
+        <w:rPr>
+          <w:rFonts w:hint="eastAsia"/>
+        </w:rPr>
+        <w:t>【中黒→ビュレット】</w:t>
+      </w:r>
+    </w:p>
+    <w:p>
+      <w:pPr>
+        <w:spacing w:after="0" w:line="20" w:lineRule="atLeast"/>
+      </w:pPr>
+      <w:r>
+        <w:rPr>
+          <w:rFonts w:hint="eastAsia"/>
+        </w:rPr>
+        <w:t>•項目A</w:t>
+      </w:r>
+    </w:p>
+    <w:p>
+      <w:pPr>
+        <w:spacing w:after="0" w:line="20" w:lineRule="atLeast"/>
+      </w:pPr>
+      <w:r>
+        <w:rPr>
+          <w:rFonts w:hint="eastAsia"/>
+        </w:rPr>
+        <w:t>•項目B</w:t>
+      </w:r>
+    </w:p>
+    <w:p>
+      <w:pPr>
+        <w:spacing w:after="0" w:line="20" w:lineRule="atLeast"/>
+      </w:pPr>
+      <w:r>
+        <w:rPr>
+          <w:rFonts w:hint="eastAsia"/>
+        </w:rPr>
+        <w:t>•項目C</w:t>
+      </w:r>
+    </w:p>
+    <w:p>
+      <w:pPr>
+        <w:spacing w:after="0" w:line="20" w:lineRule="atLeast"/>
+      </w:pPr>
+    </w:p>
+    <w:p>
+      <w:pPr>
+        <w:spacing w:after="0" w:line="20" w:lineRule="atLeast"/>
+      </w:pPr>
+      <w:r>
+        <w:rPr>
+          <w:rFonts w:hint="eastAsia"/>
+        </w:rPr>
+        <w:t>【括弧前後のスペース補正】</w:t>
+      </w:r>
+    </w:p>
+    <w:p>
+      <w:pPr>
+        <w:spacing w:after="0" w:line="20" w:lineRule="atLeast"/>
+      </w:pPr>
+      <w:r>
+        <w:t>The result(100 units)was positive.</w:t>
+      </w:r>
+    </w:p>
+    <w:p>
+      <w:pPr>
+        <w:spacing w:after="0" w:line="20" w:lineRule="atLeast"/>
+      </w:pPr>
+      <w:r>
+        <w:t>Revenue increased(see Appendix)significantly.</w:t>
+      </w:r>
+    </w:p>
+    <w:p>
+      <w:pPr>
+        <w:spacing w:after="0" w:line="20" w:lineRule="atLeast"/>
+      </w:pPr>
+    </w:p>
+    <w:p>
+      <w:pPr>
+        <w:spacing w:after="0" w:line="20" w:lineRule="atLeast"/>
+      </w:pPr>
+      <w:r>
+        <w:rPr>
+          <w:rFonts w:hint="eastAsia"/>
+        </w:rPr>
+        <w:t>【閉じ括弧後のスペース補正】</w:t>
+      </w:r>
+    </w:p>
+    <w:p>
+      <w:pPr>
+        <w:spacing w:after="0" w:line="20" w:lineRule="atLeast"/>
+      </w:pPr>
+      <w:r>
+        <w:t>The company(ABC Corp.)reported growth.</w:t>
+      </w:r>
+    </w:p>
+    <w:p>
+      <w:pPr>
+        <w:spacing w:after="0" w:line="20" w:lineRule="atLeast"/>
+      </w:pPr>
+    </w:p>
+    <w:p>
+      <w:pPr>
+        <w:spacing w:after="0" w:line="20" w:lineRule="atLeast"/>
+      </w:pPr>
+      <w:r>
+        <w:rPr>
+          <w:rFonts w:hint="eastAsia"/>
+        </w:rPr>
+        <w:t>【コロン後のスペース補正】</w:t>
+      </w:r>
+    </w:p>
+    <w:p>
+      <w:pPr>
+        <w:spacing w:after="0" w:line="20" w:lineRule="atLeast"/>
+      </w:pPr>
+      <w:proofErr w:type="spellStart"/>
+      <w:r>
+        <w:t>Note:This</w:t>
+      </w:r>
+      <w:proofErr w:type="spellEnd"/>
+      <w:r>
+        <w:t xml:space="preserve"> is important.</w:t>
+      </w:r>
+    </w:p>
+    <w:p>
+      <w:pPr>
+        <w:spacing w:after="0" w:line="20" w:lineRule="atLeast"/>
+      </w:pPr>
+      <w:proofErr w:type="spellStart"/>
+      <w:r>
+        <w:t>Source:Annual</w:t>
+      </w:r>
+      <w:proofErr w:type="spellEnd"/>
+      <w:r>
+        <w:t xml:space="preserve"> Report 2025</w:t>
+      </w:r>
+    </w:p>
+    <w:p>
+      <w:pPr>
+        <w:spacing w:after="0" w:line="20" w:lineRule="atLeast"/>
+      </w:pPr>
+    </w:p>
+    <w:p>
+      <w:pPr>
+        <w:spacing w:after="0" w:line="20" w:lineRule="atLeast"/>
+      </w:pPr>
+      <w:r>
+        <w:rPr>
+          <w:rFonts w:hint="eastAsia"/>
+        </w:rPr>
+        <w:t>【ピリオド+改行後のタブ挿入】</w:t>
+      </w:r>
+    </w:p>
+    <w:p>
+      <w:pPr>
+        <w:spacing w:after="0" w:line="20" w:lineRule="atLeast"/>
+      </w:pPr>
+      <w:r>
+        <w:t>This is the first sentence.</w:t>
+      </w:r>
+    </w:p>
+    <w:p>
+      <w:pPr>
+        <w:spacing w:after="0" w:line="20" w:lineRule="atLeast"/>
+      </w:pPr>
+      <w:r>
+        <w:t>This should get a tab.</w:t>
+      </w:r>
+    </w:p>
+    <w:p>
+      <w:pPr>
+        <w:spacing w:after="0" w:line="20" w:lineRule="atLeast"/>
+      </w:pPr>
+    </w:p>
+    <w:p>
+      <w:pPr>
+        <w:spacing w:after="0" w:line="20" w:lineRule="atLeast"/>
+      </w:pPr>
+      <w:r>
+        <w:rPr>
+          <w:rFonts w:hint="eastAsia"/>
+        </w:rPr>
+        <w:t>【ピリオド+二重改行+空白の除去】</w:t>
+      </w:r>
+    </w:p>
+    <w:p>
+      <w:pPr>
+        <w:spacing w:after="0" w:line="20" w:lineRule="atLeast"/>
+      </w:pPr>
+      <w:r>
+        <w:t>End of paragraph.</w:t>
+      </w:r>
+    </w:p>
+    <w:p>
+      <w:pPr>
+        <w:spacing w:after="0" w:line="20" w:lineRule="atLeast"/>
+      </w:pPr>
+    </w:p>
+    <w:p>
+      <w:pPr>
+        <w:spacing w:after="0" w:line="20" w:lineRule="atLeast"/>
+      </w:pPr>
+      <w:r>
+        <w:t xml:space="preserve"> New paragraph starts here.</w:t>
+      </w:r>
+    </w:p>
+    <w:p>
+      <w:pPr>
+        <w:spacing w:after="0" w:line="20" w:lineRule="atLeast"/>
+      </w:pPr>
+    </w:p>
+    <w:p>
+      <w:pPr>
+        <w:spacing w:after="0" w:line="20" w:lineRule="atLeast"/>
+      </w:pPr>
+      <w:r>
+        <w:rPr>
+          <w:rFonts w:hint="eastAsia"/>
+        </w:rPr>
+        <w:t>【全角スペース→半角スペース】</w:t>
+      </w:r>
+    </w:p>
+    <w:p>
+      <w:pPr>
+        <w:spacing w:after="0" w:line="20" w:lineRule="atLeast"/>
+      </w:pPr>
+      <w:r>
+        <w:t>This has full-width spaces.</w:t>
+      </w:r>
+    </w:p>
+    <w:p>
+      <w:pPr>
+        <w:spacing w:after="0" w:line="20" w:lineRule="atLeast"/>
+      </w:pPr>
+    </w:p>
+    <w:p>
+      <w:pPr>
+        <w:spacing w:after="0" w:line="20" w:lineRule="atLeast"/>
+      </w:pPr>
+      <w:r>
+        <w:rPr>
+          <w:rFonts w:hint="eastAsia"/>
+        </w:rPr>
+        <w:t>【機種依存文字】</w:t>
+      </w:r>
+    </w:p>
+    <w:p>
+      <w:pPr>
+        <w:spacing w:after="0" w:line="20" w:lineRule="atLeast"/>
+      </w:pPr>
+      <w:r>
+        <w:rPr>
+          <w:rFonts w:hint="eastAsia"/>
+        </w:rPr>
+        <w:t>面積は</w:t>
+      </w:r>
+      <w:r>
+        <w:t>100m2です。</w:t>
+      </w:r>
+    </w:p>
+    <w:p>
+      <w:pPr>
+        <w:spacing w:after="0" w:line="20" w:lineRule="atLeast"/>
+      </w:pPr>
+      <w:r>
+        <w:rPr>
+          <w:rFonts w:hint="eastAsia"/>
+        </w:rPr>
+        <w:t>容積は</w:t>
+      </w:r>
+      <w:r>
+        <w:t>50</w:t>
+      </w:r>
+      <w:r>
+        <w:rPr>
+          <w:rFonts w:hint="eastAsia"/>
+        </w:rPr>
+        <w:t>m3です。</w:t>
+      </w:r>
+    </w:p>
+    <w:p>
+      <w:pPr>
+        <w:spacing w:after="0" w:line="20" w:lineRule="atLeast"/>
+      </w:pPr>
+    </w:p>
+    <w:p>
+      <w:pPr>
+        <w:spacing w:after="0" w:line="20" w:lineRule="atLeast"/>
+      </w:pPr>
+      <w:r>
+        <w:rPr>
+          <w:rFonts w:hint="eastAsia"/>
+        </w:rPr>
+        <w:t>【全角コロン•スラッシュの変換】</w:t>
+      </w:r>
+    </w:p>
+    <w:p>
+      <w:pPr>
+        <w:spacing w:after="0" w:line="20" w:lineRule="atLeast"/>
+      </w:pPr>
+      <w:r>
+        <w:t>Source:Annual Report</w:t>
+      </w:r>
+    </w:p>
+    <w:p>
+      <w:pPr>
+        <w:spacing w:after="0" w:line="20" w:lineRule="atLeast"/>
+      </w:pPr>
+      <w:r>
+        <w:t>http://example.com</w:t>
+      </w:r>
+    </w:p>
+    <w:p>
+      <w:pPr>
+        <w:spacing w:after="0" w:line="20" w:lineRule="atLeast"/>
+      </w:pPr>
+      <w:r>
+        <w:t>https://secure.example.net/page</w:t>
+      </w:r>
+    </w:p>
+    <w:p>
+      <w:pPr>
+        <w:spacing w:after="0" w:line="20" w:lineRule="atLeast"/>
+      </w:pPr>
+    </w:p>
+    <w:p>
+      <w:pPr>
+        <w:spacing w:after="0" w:line="20" w:lineRule="atLeast"/>
+      </w:pPr>
+      <w:r>
+        <w:rPr>
+          <w:rFonts w:hint="eastAsia"/>
+        </w:rPr>
+        <w:t>【ダッシュ変換】</w:t>
+      </w:r>
+    </w:p>
+    <w:p>
+      <w:pPr>
+        <w:spacing w:after="0" w:line="20" w:lineRule="atLeast"/>
+      </w:pPr>
+      <w:r>
+        <w:rPr>
+          <w:rFonts w:hint="eastAsia"/>
+        </w:rPr>
+        <w:t>売上高–</w:t>
+      </w:r>
+      <w:r>
+        <w:t>100億円</w:t>
+      </w:r>
+    </w:p>
+    <w:p>
+      <w:pPr>
+        <w:spacing w:after="0" w:line="20" w:lineRule="atLeast"/>
+        <w:rPr>
+          <w:rFonts w:hint="eastAsia"/>
+        </w:rPr>
+      </w:pPr>
+      <w:r>
+        <w:rPr>
+          <w:rFonts w:hint="eastAsia"/>
+        </w:rPr>
+        <w:t>価格帯:￥</w:t>
+      </w:r>
+      <w:r>
+        <w:t>1,000–￥5,000</w:t>
       </w:r>
     </w:p>
     <w:sectPr>
-      <w:pgSz w:w="16838" w:h="11906" w:orient="landscape"/>
-      <w:pgMar w:top="919" w:right="2158" w:bottom="1222" w:left="1702" w:header="0" w:footer="0" w:gutter="0"/>
-      <w:cols w:space="720"/>
-      <w:formProt w:val="0"/>
-      <w:docGrid w:linePitch="100"/>
+      <w:pgSz w:w="11906" w:h="16838"/>
+      <w:pgMar w:top="1985" w:right="1701" w:bottom="1701" w:left="1701" w:header="851" w:footer="992" w:gutter="0"/>
+      <w:cols w:space="425"/>
+      <w:docGrid w:type="lines" w:linePitch="360"/>
     </w:sectPr>
   </w:body>
 </w:document>
@@ -260,7 +551,7 @@
       <w:rPr>
         <w:rFonts w:asciiTheme="minorHAnsi" w:eastAsiaTheme="minorEastAsia" w:hAnsiTheme="minorHAnsi" w:cstheme="minorBidi"/>
         <w:kern w:val="2"/>
-        <w:sz w:val="21"/>
+        <w:sz w:val="22"/>
         <w:szCs w:val="24"/>
         <w:lang w:val="en-US" w:eastAsia="ja-JP" w:bidi="ar-SA"/>
         <w14:ligatures w14:val="standardContextual"/>
@@ -268,7 +559,7 @@
     </w:rPrDefault>
     <w:pPrDefault>
       <w:pPr>
-        <w:suppressAutoHyphens/>
+        <w:spacing w:after="160" w:line="259" w:lineRule="auto"/>
       </w:pPr>
     </w:pPrDefault>
   </w:docDefaults>
@@ -654,13 +945,204 @@
     <w:name w:val="Normal"/>
     <w:qFormat/>
     <w:pPr>
-      <w:spacing w:after="492" w:line="264" w:lineRule="auto"/>
-      <w:ind w:left="10" w:hanging="10"/>
+      <w:widowControl w:val="0"/>
     </w:pPr>
-    <w:rPr>
-      <w:rFonts w:ascii="游明朝" w:eastAsia="游明朝" w:hAnsi="游明朝" w:cs="游明朝"/>
-      <w:color w:val="000000"/>
-      <w:sz w:val="22"/>
+  </w:style>
+  <w:style w:type="paragraph" w:styleId="1">
+    <w:name w:val="heading 1"/>
+    <w:basedOn w:val="a"/>
+    <w:next w:val="a"/>
+    <w:link w:val="10"/>
+    <w:uiPriority w:val="9"/>
+    <w:qFormat/>
+    <w:rsid w:val="00DE415A"/>
+    <w:pPr>
+      <w:keepNext/>
+      <w:keepLines/>
+      <w:spacing w:before="280" w:after="80"/>
+      <w:outlineLvl w:val="0"/>
+    </w:pPr>
+    <w:rPr>
+      <w:rFonts w:asciiTheme="majorHAnsi" w:eastAsiaTheme="majorEastAsia" w:hAnsiTheme="majorHAnsi" w:cstheme="majorBidi"/>
+      <w:color w:val="000000" w:themeColor="text1"/>
+      <w:sz w:val="32"/>
+      <w:szCs w:val="32"/>
+    </w:rPr>
+  </w:style>
+  <w:style w:type="paragraph" w:styleId="2">
+    <w:name w:val="heading 2"/>
+    <w:basedOn w:val="a"/>
+    <w:next w:val="a"/>
+    <w:link w:val="20"/>
+    <w:uiPriority w:val="9"/>
+    <w:semiHidden/>
+    <w:unhideWhenUsed/>
+    <w:qFormat/>
+    <w:rsid w:val="00DE415A"/>
+    <w:pPr>
+      <w:keepNext/>
+      <w:keepLines/>
+      <w:spacing w:before="160" w:after="80"/>
+      <w:outlineLvl w:val="1"/>
+    </w:pPr>
+    <w:rPr>
+      <w:rFonts w:asciiTheme="majorHAnsi" w:eastAsiaTheme="majorEastAsia" w:hAnsiTheme="majorHAnsi" w:cstheme="majorBidi"/>
+      <w:color w:val="000000" w:themeColor="text1"/>
+      <w:sz w:val="28"/>
+      <w:szCs w:val="28"/>
+    </w:rPr>
+  </w:style>
+  <w:style w:type="paragraph" w:styleId="3">
+    <w:name w:val="heading 3"/>
+    <w:basedOn w:val="a"/>
+    <w:next w:val="a"/>
+    <w:link w:val="30"/>
+    <w:uiPriority w:val="9"/>
+    <w:semiHidden/>
+    <w:unhideWhenUsed/>
+    <w:qFormat/>
+    <w:rsid w:val="00DE415A"/>
+    <w:pPr>
+      <w:keepNext/>
+      <w:keepLines/>
+      <w:spacing w:before="160" w:after="80"/>
+      <w:outlineLvl w:val="2"/>
+    </w:pPr>
+    <w:rPr>
+      <w:rFonts w:asciiTheme="majorHAnsi" w:eastAsiaTheme="majorEastAsia" w:hAnsiTheme="majorHAnsi" w:cstheme="majorBidi"/>
+      <w:color w:val="000000" w:themeColor="text1"/>
+      <w:sz w:val="24"/>
+    </w:rPr>
+  </w:style>
+  <w:style w:type="paragraph" w:styleId="4">
+    <w:name w:val="heading 4"/>
+    <w:basedOn w:val="a"/>
+    <w:next w:val="a"/>
+    <w:link w:val="40"/>
+    <w:uiPriority w:val="9"/>
+    <w:semiHidden/>
+    <w:unhideWhenUsed/>
+    <w:qFormat/>
+    <w:rsid w:val="00DE415A"/>
+    <w:pPr>
+      <w:keepNext/>
+      <w:keepLines/>
+      <w:spacing w:before="80" w:after="40"/>
+      <w:outlineLvl w:val="3"/>
+    </w:pPr>
+    <w:rPr>
+      <w:rFonts w:asciiTheme="majorHAnsi" w:eastAsiaTheme="majorEastAsia" w:hAnsiTheme="majorHAnsi" w:cstheme="majorBidi"/>
+      <w:color w:val="000000" w:themeColor="text1"/>
+    </w:rPr>
+  </w:style>
+  <w:style w:type="paragraph" w:styleId="5">
+    <w:name w:val="heading 5"/>
+    <w:basedOn w:val="a"/>
+    <w:next w:val="a"/>
+    <w:link w:val="50"/>
+    <w:uiPriority w:val="9"/>
+    <w:semiHidden/>
+    <w:unhideWhenUsed/>
+    <w:qFormat/>
+    <w:rsid w:val="00DE415A"/>
+    <w:pPr>
+      <w:keepNext/>
+      <w:keepLines/>
+      <w:spacing w:before="80" w:after="40"/>
+      <w:ind w:leftChars="100" w:left="100"/>
+      <w:outlineLvl w:val="4"/>
+    </w:pPr>
+    <w:rPr>
+      <w:rFonts w:asciiTheme="majorHAnsi" w:eastAsiaTheme="majorEastAsia" w:hAnsiTheme="majorHAnsi" w:cstheme="majorBidi"/>
+      <w:color w:val="000000" w:themeColor="text1"/>
+    </w:rPr>
+  </w:style>
+  <w:style w:type="paragraph" w:styleId="6">
+    <w:name w:val="heading 6"/>
+    <w:basedOn w:val="a"/>
+    <w:next w:val="a"/>
+    <w:link w:val="60"/>
+    <w:uiPriority w:val="9"/>
+    <w:semiHidden/>
+    <w:unhideWhenUsed/>
+    <w:qFormat/>
+    <w:rsid w:val="00DE415A"/>
+    <w:pPr>
+      <w:keepNext/>
+      <w:keepLines/>
+      <w:spacing w:before="80" w:after="40"/>
+      <w:ind w:leftChars="200" w:left="200"/>
+      <w:outlineLvl w:val="5"/>
+    </w:pPr>
+    <w:rPr>
+      <w:rFonts w:asciiTheme="majorHAnsi" w:eastAsiaTheme="majorEastAsia" w:hAnsiTheme="majorHAnsi" w:cstheme="majorBidi"/>
+      <w:color w:val="000000" w:themeColor="text1"/>
+    </w:rPr>
+  </w:style>
+  <w:style w:type="paragraph" w:styleId="7">
+    <w:name w:val="heading 7"/>
+    <w:basedOn w:val="a"/>
+    <w:next w:val="a"/>
+    <w:link w:val="70"/>
+    <w:uiPriority w:val="9"/>
+    <w:semiHidden/>
+    <w:unhideWhenUsed/>
+    <w:qFormat/>
+    <w:rsid w:val="00DE415A"/>
+    <w:pPr>
+      <w:keepNext/>
+      <w:keepLines/>
+      <w:spacing w:before="80" w:after="40"/>
+      <w:ind w:leftChars="300" w:left="300"/>
+      <w:outlineLvl w:val="6"/>
+    </w:pPr>
+    <w:rPr>
+      <w:rFonts w:asciiTheme="majorHAnsi" w:eastAsiaTheme="majorEastAsia" w:hAnsiTheme="majorHAnsi" w:cstheme="majorBidi"/>
+      <w:color w:val="000000" w:themeColor="text1"/>
+    </w:rPr>
+  </w:style>
+  <w:style w:type="paragraph" w:styleId="8">
+    <w:name w:val="heading 8"/>
+    <w:basedOn w:val="a"/>
+    <w:next w:val="a"/>
+    <w:link w:val="80"/>
+    <w:uiPriority w:val="9"/>
+    <w:semiHidden/>
+    <w:unhideWhenUsed/>
+    <w:qFormat/>
+    <w:rsid w:val="00DE415A"/>
+    <w:pPr>
+      <w:keepNext/>
+      <w:keepLines/>
+      <w:spacing w:before="80" w:after="40"/>
+      <w:ind w:leftChars="400" w:left="400"/>
+      <w:outlineLvl w:val="7"/>
+    </w:pPr>
+    <w:rPr>
+      <w:rFonts w:asciiTheme="majorHAnsi" w:eastAsiaTheme="majorEastAsia" w:hAnsiTheme="majorHAnsi" w:cstheme="majorBidi"/>
+      <w:color w:val="000000" w:themeColor="text1"/>
+    </w:rPr>
+  </w:style>
+  <w:style w:type="paragraph" w:styleId="9">
+    <w:name w:val="heading 9"/>
+    <w:basedOn w:val="a"/>
+    <w:next w:val="a"/>
+    <w:link w:val="90"/>
+    <w:uiPriority w:val="9"/>
+    <w:semiHidden/>
+    <w:unhideWhenUsed/>
+    <w:qFormat/>
+    <w:rsid w:val="00DE415A"/>
+    <w:pPr>
+      <w:keepNext/>
+      <w:keepLines/>
+      <w:spacing w:before="80" w:after="40"/>
+      <w:ind w:leftChars="500" w:left="500"/>
+      <w:outlineLvl w:val="8"/>
+    </w:pPr>
+    <w:rPr>
+      <w:rFonts w:asciiTheme="majorHAnsi" w:eastAsiaTheme="majorEastAsia" w:hAnsiTheme="majorHAnsi" w:cstheme="majorBidi"/>
+      <w:color w:val="000000" w:themeColor="text1"/>
     </w:rPr>
   </w:style>
   <w:style w:type="character" w:default="1" w:styleId="a0">
@@ -690,67 +1172,290 @@
     <w:semiHidden/>
     <w:unhideWhenUsed/>
   </w:style>
-  <w:style w:type="paragraph" w:customStyle="1" w:styleId="a3">
-    <w:name w:val="見出し"/>
-    <w:basedOn w:val="a"/>
-    <w:next w:val="a4"/>
-    <w:qFormat/>
-    <w:pPr>
-      <w:keepNext/>
-      <w:spacing w:before="240" w:after="120"/>
-    </w:pPr>
-    <w:rPr>
-      <w:rFonts w:ascii="Liberation Sans" w:eastAsia="Noto Sans JP" w:hAnsi="Liberation Sans" w:cs="Arial"/>
+  <w:style w:type="character" w:customStyle="1" w:styleId="10">
+    <w:name w:val="見出し 1 (文字)"/>
+    <w:basedOn w:val="a0"/>
+    <w:link w:val="1"/>
+    <w:uiPriority w:val="9"/>
+    <w:rsid w:val="00DE415A"/>
+    <w:rPr>
+      <w:rFonts w:asciiTheme="majorHAnsi" w:eastAsiaTheme="majorEastAsia" w:hAnsiTheme="majorHAnsi" w:cstheme="majorBidi"/>
+      <w:color w:val="000000" w:themeColor="text1"/>
+      <w:sz w:val="32"/>
+      <w:szCs w:val="32"/>
+    </w:rPr>
+  </w:style>
+  <w:style w:type="character" w:customStyle="1" w:styleId="20">
+    <w:name w:val="見出し 2 (文字)"/>
+    <w:basedOn w:val="a0"/>
+    <w:link w:val="2"/>
+    <w:uiPriority w:val="9"/>
+    <w:semiHidden/>
+    <w:rsid w:val="00DE415A"/>
+    <w:rPr>
+      <w:rFonts w:asciiTheme="majorHAnsi" w:eastAsiaTheme="majorEastAsia" w:hAnsiTheme="majorHAnsi" w:cstheme="majorBidi"/>
+      <w:color w:val="000000" w:themeColor="text1"/>
       <w:sz w:val="28"/>
       <w:szCs w:val="28"/>
     </w:rPr>
   </w:style>
-  <w:style w:type="paragraph" w:styleId="a4">
-    <w:name w:val="Body Text"/>
+  <w:style w:type="character" w:customStyle="1" w:styleId="30">
+    <w:name w:val="見出し 3 (文字)"/>
+    <w:basedOn w:val="a0"/>
+    <w:link w:val="3"/>
+    <w:uiPriority w:val="9"/>
+    <w:semiHidden/>
+    <w:rsid w:val="00DE415A"/>
+    <w:rPr>
+      <w:rFonts w:asciiTheme="majorHAnsi" w:eastAsiaTheme="majorEastAsia" w:hAnsiTheme="majorHAnsi" w:cstheme="majorBidi"/>
+      <w:color w:val="000000" w:themeColor="text1"/>
+      <w:sz w:val="24"/>
+    </w:rPr>
+  </w:style>
+  <w:style w:type="character" w:customStyle="1" w:styleId="40">
+    <w:name w:val="見出し 4 (文字)"/>
+    <w:basedOn w:val="a0"/>
+    <w:link w:val="4"/>
+    <w:uiPriority w:val="9"/>
+    <w:semiHidden/>
+    <w:rsid w:val="00DE415A"/>
+    <w:rPr>
+      <w:rFonts w:asciiTheme="majorHAnsi" w:eastAsiaTheme="majorEastAsia" w:hAnsiTheme="majorHAnsi" w:cstheme="majorBidi"/>
+      <w:color w:val="000000" w:themeColor="text1"/>
+    </w:rPr>
+  </w:style>
+  <w:style w:type="character" w:customStyle="1" w:styleId="50">
+    <w:name w:val="見出し 5 (文字)"/>
+    <w:basedOn w:val="a0"/>
+    <w:link w:val="5"/>
+    <w:uiPriority w:val="9"/>
+    <w:semiHidden/>
+    <w:rsid w:val="00DE415A"/>
+    <w:rPr>
+      <w:rFonts w:asciiTheme="majorHAnsi" w:eastAsiaTheme="majorEastAsia" w:hAnsiTheme="majorHAnsi" w:cstheme="majorBidi"/>
+      <w:color w:val="000000" w:themeColor="text1"/>
+    </w:rPr>
+  </w:style>
+  <w:style w:type="character" w:customStyle="1" w:styleId="60">
+    <w:name w:val="見出し 6 (文字)"/>
+    <w:basedOn w:val="a0"/>
+    <w:link w:val="6"/>
+    <w:uiPriority w:val="9"/>
+    <w:semiHidden/>
+    <w:rsid w:val="00DE415A"/>
+    <w:rPr>
+      <w:rFonts w:asciiTheme="majorHAnsi" w:eastAsiaTheme="majorEastAsia" w:hAnsiTheme="majorHAnsi" w:cstheme="majorBidi"/>
+      <w:color w:val="000000" w:themeColor="text1"/>
+    </w:rPr>
+  </w:style>
+  <w:style w:type="character" w:customStyle="1" w:styleId="70">
+    <w:name w:val="見出し 7 (文字)"/>
+    <w:basedOn w:val="a0"/>
+    <w:link w:val="7"/>
+    <w:uiPriority w:val="9"/>
+    <w:semiHidden/>
+    <w:rsid w:val="00DE415A"/>
+    <w:rPr>
+      <w:rFonts w:asciiTheme="majorHAnsi" w:eastAsiaTheme="majorEastAsia" w:hAnsiTheme="majorHAnsi" w:cstheme="majorBidi"/>
+      <w:color w:val="000000" w:themeColor="text1"/>
+    </w:rPr>
+  </w:style>
+  <w:style w:type="character" w:customStyle="1" w:styleId="80">
+    <w:name w:val="見出し 8 (文字)"/>
+    <w:basedOn w:val="a0"/>
+    <w:link w:val="8"/>
+    <w:uiPriority w:val="9"/>
+    <w:semiHidden/>
+    <w:rsid w:val="00DE415A"/>
+    <w:rPr>
+      <w:rFonts w:asciiTheme="majorHAnsi" w:eastAsiaTheme="majorEastAsia" w:hAnsiTheme="majorHAnsi" w:cstheme="majorBidi"/>
+      <w:color w:val="000000" w:themeColor="text1"/>
+    </w:rPr>
+  </w:style>
+  <w:style w:type="character" w:customStyle="1" w:styleId="90">
+    <w:name w:val="見出し 9 (文字)"/>
+    <w:basedOn w:val="a0"/>
+    <w:link w:val="9"/>
+    <w:uiPriority w:val="9"/>
+    <w:semiHidden/>
+    <w:rsid w:val="00DE415A"/>
+    <w:rPr>
+      <w:rFonts w:asciiTheme="majorHAnsi" w:eastAsiaTheme="majorEastAsia" w:hAnsiTheme="majorHAnsi" w:cstheme="majorBidi"/>
+      <w:color w:val="000000" w:themeColor="text1"/>
+    </w:rPr>
+  </w:style>
+  <w:style w:type="paragraph" w:styleId="a3">
+    <w:name w:val="Title"/>
     <w:basedOn w:val="a"/>
+    <w:next w:val="a"/>
+    <w:link w:val="a4"/>
+    <w:uiPriority w:val="10"/>
+    <w:qFormat/>
+    <w:rsid w:val="00DE415A"/>
     <w:pPr>
-      <w:spacing w:after="140" w:line="276" w:lineRule="auto"/>
+      <w:spacing w:after="80" w:line="240" w:lineRule="auto"/>
+      <w:contextualSpacing/>
+      <w:jc w:val="center"/>
     </w:pPr>
+    <w:rPr>
+      <w:rFonts w:asciiTheme="majorHAnsi" w:eastAsiaTheme="majorEastAsia" w:hAnsiTheme="majorHAnsi" w:cstheme="majorBidi"/>
+      <w:spacing w:val="-10"/>
+      <w:kern w:val="28"/>
+      <w:sz w:val="56"/>
+      <w:szCs w:val="56"/>
+    </w:rPr>
+  </w:style>
+  <w:style w:type="character" w:customStyle="1" w:styleId="a4">
+    <w:name w:val="表題 (文字)"/>
+    <w:basedOn w:val="a0"/>
+    <w:link w:val="a3"/>
+    <w:uiPriority w:val="10"/>
+    <w:rsid w:val="00DE415A"/>
+    <w:rPr>
+      <w:rFonts w:asciiTheme="majorHAnsi" w:eastAsiaTheme="majorEastAsia" w:hAnsiTheme="majorHAnsi" w:cstheme="majorBidi"/>
+      <w:spacing w:val="-10"/>
+      <w:kern w:val="28"/>
+      <w:sz w:val="56"/>
+      <w:szCs w:val="56"/>
+    </w:rPr>
   </w:style>
   <w:style w:type="paragraph" w:styleId="a5">
-    <w:name w:val="List"/>
-    <w:basedOn w:val="a4"/>
-    <w:rPr>
-      <w:rFonts w:cs="Arial"/>
-    </w:rPr>
-  </w:style>
-  <w:style w:type="paragraph" w:styleId="a6">
-    <w:name w:val="caption"/>
+    <w:name w:val="Subtitle"/>
     <w:basedOn w:val="a"/>
+    <w:next w:val="a"/>
+    <w:link w:val="a6"/>
+    <w:uiPriority w:val="11"/>
     <w:qFormat/>
+    <w:rsid w:val="00DE415A"/>
     <w:pPr>
-      <w:suppressLineNumbers/>
-      <w:spacing w:before="120" w:after="120"/>
+      <w:numPr>
+        <w:ilvl w:val="1"/>
+      </w:numPr>
+      <w:jc w:val="center"/>
     </w:pPr>
     <w:rPr>
-      <w:rFonts w:cs="Arial"/>
+      <w:rFonts w:asciiTheme="majorHAnsi" w:eastAsiaTheme="majorEastAsia" w:hAnsiTheme="majorHAnsi" w:cstheme="majorBidi"/>
+      <w:color w:val="595959" w:themeColor="text1" w:themeTint="A6"/>
+      <w:spacing w:val="15"/>
+      <w:sz w:val="28"/>
+      <w:szCs w:val="28"/>
+    </w:rPr>
+  </w:style>
+  <w:style w:type="character" w:customStyle="1" w:styleId="a6">
+    <w:name w:val="副題 (文字)"/>
+    <w:basedOn w:val="a0"/>
+    <w:link w:val="a5"/>
+    <w:uiPriority w:val="11"/>
+    <w:rsid w:val="00DE415A"/>
+    <w:rPr>
+      <w:rFonts w:asciiTheme="majorHAnsi" w:eastAsiaTheme="majorEastAsia" w:hAnsiTheme="majorHAnsi" w:cstheme="majorBidi"/>
+      <w:color w:val="595959" w:themeColor="text1" w:themeTint="A6"/>
+      <w:spacing w:val="15"/>
+      <w:sz w:val="28"/>
+      <w:szCs w:val="28"/>
+    </w:rPr>
+  </w:style>
+  <w:style w:type="paragraph" w:styleId="a7">
+    <w:name w:val="Quote"/>
+    <w:basedOn w:val="a"/>
+    <w:next w:val="a"/>
+    <w:link w:val="a8"/>
+    <w:uiPriority w:val="29"/>
+    <w:qFormat/>
+    <w:rsid w:val="00DE415A"/>
+    <w:pPr>
+      <w:spacing w:before="160"/>
+      <w:jc w:val="center"/>
+    </w:pPr>
+    <w:rPr>
       <w:i/>
       <w:iCs/>
-      <w:sz w:val="24"/>
-    </w:rPr>
-  </w:style>
-  <w:style w:type="paragraph" w:customStyle="1" w:styleId="a7">
-    <w:name w:val="索引"/>
+      <w:color w:val="404040" w:themeColor="text1" w:themeTint="BF"/>
+    </w:rPr>
+  </w:style>
+  <w:style w:type="character" w:customStyle="1" w:styleId="a8">
+    <w:name w:val="引用文 (文字)"/>
+    <w:basedOn w:val="a0"/>
+    <w:link w:val="a7"/>
+    <w:uiPriority w:val="29"/>
+    <w:rsid w:val="00DE415A"/>
+    <w:rPr>
+      <w:i/>
+      <w:iCs/>
+      <w:color w:val="404040" w:themeColor="text1" w:themeTint="BF"/>
+    </w:rPr>
+  </w:style>
+  <w:style w:type="paragraph" w:styleId="a9">
+    <w:name w:val="List Paragraph"/>
     <w:basedOn w:val="a"/>
+    <w:uiPriority w:val="34"/>
     <w:qFormat/>
+    <w:rsid w:val="00DE415A"/>
     <w:pPr>
-      <w:suppressLineNumbers/>
+      <w:ind w:left="720"/>
+      <w:contextualSpacing/>
     </w:pPr>
-    <w:rPr>
-      <w:rFonts w:cs="Arial"/>
-    </w:rPr>
-  </w:style>
-  <w:style w:type="numbering" w:customStyle="1" w:styleId="a8">
-    <w:name w:val="記号なし"/>
-    <w:uiPriority w:val="99"/>
-    <w:semiHidden/>
-    <w:unhideWhenUsed/>
+  </w:style>
+  <w:style w:type="character" w:styleId="21">
+    <w:name w:val="Intense Emphasis"/>
+    <w:basedOn w:val="a0"/>
+    <w:uiPriority w:val="21"/>
     <w:qFormat/>
+    <w:rsid w:val="00DE415A"/>
+    <w:rPr>
+      <w:i/>
+      <w:iCs/>
+      <w:color w:val="0F4761" w:themeColor="accent1" w:themeShade="BF"/>
+    </w:rPr>
+  </w:style>
+  <w:style w:type="paragraph" w:styleId="22">
+    <w:name w:val="Intense Quote"/>
+    <w:basedOn w:val="a"/>
+    <w:next w:val="a"/>
+    <w:link w:val="23"/>
+    <w:uiPriority w:val="30"/>
+    <w:qFormat/>
+    <w:rsid w:val="00DE415A"/>
+    <w:pPr>
+      <w:pBdr>
+        <w:top w:val="single" w:sz="4" w:space="10" w:color="0F4761" w:themeColor="accent1" w:themeShade="BF"/>
+        <w:bottom w:val="single" w:sz="4" w:space="10" w:color="0F4761" w:themeColor="accent1" w:themeShade="BF"/>
+      </w:pBdr>
+      <w:spacing w:before="360" w:after="360"/>
+      <w:ind w:left="864" w:right="864"/>
+      <w:jc w:val="center"/>
+    </w:pPr>
+    <w:rPr>
+      <w:i/>
+      <w:iCs/>
+      <w:color w:val="0F4761" w:themeColor="accent1" w:themeShade="BF"/>
+    </w:rPr>
+  </w:style>
+  <w:style w:type="character" w:customStyle="1" w:styleId="23">
+    <w:name w:val="引用文 2 (文字)"/>
+    <w:basedOn w:val="a0"/>
+    <w:link w:val="22"/>
+    <w:uiPriority w:val="30"/>
+    <w:rsid w:val="00DE415A"/>
+    <w:rPr>
+      <w:i/>
+      <w:iCs/>
+      <w:color w:val="0F4761" w:themeColor="accent1" w:themeShade="BF"/>
+    </w:rPr>
+  </w:style>
+  <w:style w:type="character" w:styleId="24">
+    <w:name w:val="Intense Reference"/>
+    <w:basedOn w:val="a0"/>
+    <w:uiPriority w:val="32"/>
+    <w:qFormat/>
+    <w:rsid w:val="00DE415A"/>
+    <w:rPr>
+      <w:b/>
+      <w:bCs/>
+      <w:smallCaps/>
+      <w:color w:val="0F4761" w:themeColor="accent1" w:themeShade="BF"/>
+      <w:spacing w:val="5"/>
+    </w:rPr>
   </w:style>
 </w:styles>
 </file>
@@ -760,10 +1465,10 @@
   <a:themeElements>
     <a:clrScheme name="Office">
       <a:dk1>
-        <a:srgbClr val="000000"/>
+        <a:sysClr val="windowText" lastClr="000000"/>
       </a:dk1>
       <a:lt1>
-        <a:srgbClr val="FFFFFF"/>
+        <a:sysClr val="window" lastClr="FFFFFF"/>
       </a:lt1>
       <a:dk2>
         <a:srgbClr val="0E2841"/>
@@ -801,52 +1506,150 @@
         <a:latin typeface="游ゴシック Light" panose="02110004020202020204"/>
         <a:ea typeface=""/>
         <a:cs typeface=""/>
+        <a:font script="Jpan" typeface="游ゴシック Light"/>
+        <a:font script="Hang" typeface="맑은 고딕"/>
+        <a:font script="Hans" typeface="等线 Light"/>
+        <a:font script="Hant" typeface="新細明體"/>
+        <a:font script="Arab" typeface="Times New Roman"/>
+        <a:font script="Hebr" typeface="Times New Roman"/>
+        <a:font script="Thai" typeface="Angsana New"/>
+        <a:font script="Ethi" typeface="Nyala"/>
+        <a:font script="Beng" typeface="Vrinda"/>
+        <a:font script="Gujr" typeface="Shruti"/>
+        <a:font script="Khmr" typeface="MoolBoran"/>
+        <a:font script="Knda" typeface="Tunga"/>
+        <a:font script="Guru" typeface="Raavi"/>
+        <a:font script="Cans" typeface="Euphemia"/>
+        <a:font script="Cher" typeface="Plantagenet Cherokee"/>
+        <a:font script="Yiii" typeface="Microsoft Yi Baiti"/>
+        <a:font script="Tibt" typeface="Microsoft Himalaya"/>
+        <a:font script="Thaa" typeface="MV Boli"/>
+        <a:font script="Deva" typeface="Mangal"/>
+        <a:font script="Telu" typeface="Gautami"/>
+        <a:font script="Taml" typeface="Latha"/>
+        <a:font script="Syrc" typeface="Estrangelo Edessa"/>
+        <a:font script="Orya" typeface="Kalinga"/>
+        <a:font script="Mlym" typeface="Kartika"/>
+        <a:font script="Laoo" typeface="DokChampa"/>
+        <a:font script="Sinh" typeface="Iskoola Pota"/>
+        <a:font script="Mong" typeface="Mongolian Baiti"/>
+        <a:font script="Viet" typeface="Times New Roman"/>
+        <a:font script="Uigh" typeface="Microsoft Uighur"/>
+        <a:font script="Geor" typeface="Sylfaen"/>
+        <a:font script="Armn" typeface="Arial"/>
+        <a:font script="Bugi" typeface="Leelawadee UI"/>
+        <a:font script="Bopo" typeface="Microsoft JhengHei"/>
+        <a:font script="Java" typeface="Javanese Text"/>
+        <a:font script="Lisu" typeface="Segoe UI"/>
+        <a:font script="Mymr" typeface="Myanmar Text"/>
+        <a:font script="Nkoo" typeface="Ebrima"/>
+        <a:font script="Olck" typeface="Nirmala UI"/>
+        <a:font script="Osma" typeface="Ebrima"/>
+        <a:font script="Phag" typeface="Phagspa"/>
+        <a:font script="Syrn" typeface="Estrangelo Edessa"/>
+        <a:font script="Syrj" typeface="Estrangelo Edessa"/>
+        <a:font script="Syre" typeface="Estrangelo Edessa"/>
+        <a:font script="Sora" typeface="Nirmala UI"/>
+        <a:font script="Tale" typeface="Microsoft Tai Le"/>
+        <a:font script="Talu" typeface="Microsoft New Tai Lue"/>
+        <a:font script="Tfng" typeface="Ebrima"/>
       </a:majorFont>
       <a:minorFont>
         <a:latin typeface="游明朝" panose="02110004020202020204"/>
         <a:ea typeface=""/>
         <a:cs typeface=""/>
+        <a:font script="Jpan" typeface="游明朝"/>
+        <a:font script="Hang" typeface="맑은 고딕"/>
+        <a:font script="Hans" typeface="等线"/>
+        <a:font script="Hant" typeface="新細明體"/>
+        <a:font script="Arab" typeface="Arial"/>
+        <a:font script="Hebr" typeface="Arial"/>
+        <a:font script="Thai" typeface="Cordia New"/>
+        <a:font script="Ethi" typeface="Nyala"/>
+        <a:font script="Beng" typeface="Vrinda"/>
+        <a:font script="Gujr" typeface="Shruti"/>
+        <a:font script="Khmr" typeface="DaunPenh"/>
+        <a:font script="Knda" typeface="Tunga"/>
+        <a:font script="Guru" typeface="Raavi"/>
+        <a:font script="Cans" typeface="Euphemia"/>
+        <a:font script="Cher" typeface="Plantagenet Cherokee"/>
+        <a:font script="Yiii" typeface="Microsoft Yi Baiti"/>
+        <a:font script="Tibt" typeface="Microsoft Himalaya"/>
+        <a:font script="Thaa" typeface="MV Boli"/>
+        <a:font script="Deva" typeface="Mangal"/>
+        <a:font script="Telu" typeface="Gautami"/>
+        <a:font script="Taml" typeface="Latha"/>
+        <a:font script="Syrc" typeface="Estrangelo Edessa"/>
+        <a:font script="Orya" typeface="Kalinga"/>
+        <a:font script="Mlym" typeface="Kartika"/>
+        <a:font script="Laoo" typeface="DokChampa"/>
+        <a:font script="Sinh" typeface="Iskoola Pota"/>
+        <a:font script="Mong" typeface="Mongolian Baiti"/>
+        <a:font script="Viet" typeface="Arial"/>
+        <a:font script="Uigh" typeface="Microsoft Uighur"/>
+        <a:font script="Geor" typeface="Sylfaen"/>
+        <a:font script="Armn" typeface="Arial"/>
+        <a:font script="Bugi" typeface="Leelawadee UI"/>
+        <a:font script="Bopo" typeface="Microsoft JhengHei"/>
+        <a:font script="Java" typeface="Javanese Text"/>
+        <a:font script="Lisu" typeface="Segoe UI"/>
+        <a:font script="Mymr" typeface="Myanmar Text"/>
+        <a:font script="Nkoo" typeface="Ebrima"/>
+        <a:font script="Olck" typeface="Nirmala UI"/>
+        <a:font script="Osma" typeface="Ebrima"/>
+        <a:font script="Phag" typeface="Phagspa"/>
+        <a:font script="Syrn" typeface="Estrangelo Edessa"/>
+        <a:font script="Syrj" typeface="Estrangelo Edessa"/>
+        <a:font script="Syre" typeface="Estrangelo Edessa"/>
+        <a:font script="Sora" typeface="Nirmala UI"/>
+        <a:font script="Tale" typeface="Microsoft Tai Le"/>
+        <a:font script="Talu" typeface="Microsoft New Tai Lue"/>
+        <a:font script="Tfng" typeface="Ebrima"/>
       </a:minorFont>
     </a:fontScheme>
-    <a:fmtScheme>
+    <a:fmtScheme name="Office">
       <a:fillStyleLst>
         <a:solidFill>
           <a:schemeClr val="phClr"/>
         </a:solidFill>
-        <a:gradFill>
+        <a:gradFill rotWithShape="1">
           <a:gsLst>
             <a:gs pos="0">
               <a:schemeClr val="phClr">
                 <a:lumMod val="110000"/>
+                <a:satMod val="105000"/>
                 <a:tint val="67000"/>
               </a:schemeClr>
             </a:gs>
             <a:gs pos="50000">
               <a:schemeClr val="phClr">
                 <a:lumMod val="105000"/>
+                <a:satMod val="103000"/>
                 <a:tint val="73000"/>
               </a:schemeClr>
             </a:gs>
             <a:gs pos="100000">
               <a:schemeClr val="phClr">
                 <a:lumMod val="105000"/>
+                <a:satMod val="109000"/>
                 <a:tint val="81000"/>
               </a:schemeClr>
             </a:gs>
           </a:gsLst>
           <a:lin ang="5400000" scaled="0"/>
-          <a:tileRect/>
         </a:gradFill>
-        <a:gradFill>
+        <a:gradFill rotWithShape="1">
           <a:gsLst>
             <a:gs pos="0">
               <a:schemeClr val="phClr">
+                <a:satMod val="103000"/>
                 <a:lumMod val="102000"/>
                 <a:tint val="94000"/>
               </a:schemeClr>
             </a:gs>
             <a:gs pos="50000">
               <a:schemeClr val="phClr">
+                <a:satMod val="110000"/>
                 <a:lumMod val="100000"/>
                 <a:shade val="100000"/>
               </a:schemeClr>
@@ -854,24 +1657,33 @@
             <a:gs pos="100000">
               <a:schemeClr val="phClr">
                 <a:lumMod val="99000"/>
+                <a:satMod val="120000"/>
                 <a:shade val="78000"/>
               </a:schemeClr>
             </a:gs>
           </a:gsLst>
           <a:lin ang="5400000" scaled="0"/>
-          <a:tileRect/>
         </a:gradFill>
       </a:fillStyleLst>
       <a:lnStyleLst>
+        <a:ln w="6350" cap="flat" cmpd="sng" algn="ctr">
+          <a:solidFill>
+            <a:schemeClr val="phClr"/>
+          </a:solidFill>
+          <a:prstDash val="solid"/>
+          <a:miter lim="800000"/>
+        </a:ln>
         <a:ln w="12700" cap="flat" cmpd="sng" algn="ctr">
+          <a:solidFill>
+            <a:schemeClr val="phClr"/>
+          </a:solidFill>
           <a:prstDash val="solid"/>
           <a:miter lim="800000"/>
         </a:ln>
         <a:ln w="19050" cap="flat" cmpd="sng" algn="ctr">
-          <a:prstDash val="solid"/>
-          <a:miter lim="800000"/>
-        </a:ln>
-        <a:ln w="25400" cap="flat" cmpd="sng" algn="ctr">
+          <a:solidFill>
+            <a:schemeClr val="phClr"/>
+          </a:solidFill>
           <a:prstDash val="solid"/>
           <a:miter lim="800000"/>
         </a:ln>
@@ -884,7 +1696,13 @@
           <a:effectLst/>
         </a:effectStyle>
         <a:effectStyle>
-          <a:effectLst/>
+          <a:effectLst>
+            <a:outerShdw blurRad="57150" dist="19050" dir="5400000" algn="ctr" rotWithShape="0">
+              <a:srgbClr val="000000">
+                <a:alpha val="63000"/>
+              </a:srgbClr>
+            </a:outerShdw>
+          </a:effectLst>
         </a:effectStyle>
       </a:effectStyleLst>
       <a:bgFillStyleLst>
@@ -894,13 +1712,15 @@
         <a:solidFill>
           <a:schemeClr val="phClr">
             <a:tint val="95000"/>
+            <a:satMod val="170000"/>
           </a:schemeClr>
         </a:solidFill>
-        <a:gradFill>
+        <a:gradFill rotWithShape="1">
           <a:gsLst>
             <a:gs pos="0">
               <a:schemeClr val="phClr">
                 <a:tint val="93000"/>
+                <a:satMod val="150000"/>
                 <a:shade val="98000"/>
                 <a:lumMod val="102000"/>
               </a:schemeClr>
@@ -908,6 +1728,7 @@
             <a:gs pos="50000">
               <a:schemeClr val="phClr">
                 <a:tint val="98000"/>
+                <a:satMod val="130000"/>
                 <a:shade val="90000"/>
                 <a:lumMod val="103000"/>
               </a:schemeClr>
@@ -915,16 +1736,21 @@
             <a:gs pos="100000">
               <a:schemeClr val="phClr">
                 <a:shade val="63000"/>
+                <a:satMod val="120000"/>
               </a:schemeClr>
             </a:gs>
           </a:gsLst>
           <a:lin ang="5400000" scaled="0"/>
-          <a:tileRect/>
         </a:gradFill>
       </a:bgFillStyleLst>
     </a:fmtScheme>
   </a:themeElements>
   <a:objectDefaults/>
   <a:extraClrSchemeLst/>
+  <a:extLst>
+    <a:ext uri="{05A4C25C-085E-4340-85A3-A5531E510DB2}">
+      <thm15:themeFamily xmlns:thm15="http://schemas.microsoft.com/office/thememl/2012/main" name="Office Theme" id="{2E142A2C-CD16-42D6-873A-C26D2A0506FA}" vid="{1BDDFF52-6CD6-40A5-AB3C-68EB2F1E4D0A}"/>
+    </a:ext>
+  </a:extLst>
 </a:theme>
 </file>
--- a/output/output.docx
+++ b/output/output.docx
@@ -1,541 +1,1505 @@
 
 <file path=word/document.xml><?xml version="1.0" encoding="utf-8"?>
-<w:document xmlns:wpc="http://schemas.microsoft.com/office/word/2010/wordprocessingCanvas" xmlns:cx="http://schemas.microsoft.com/office/drawing/2014/chartex" xmlns:cx1="http://schemas.microsoft.com/office/drawing/2015/9/8/chartex" xmlns:cx2="http://schemas.microsoft.com/office/drawing/2015/10/21/chartex" xmlns:cx3="http://schemas.microsoft.com/office/drawing/2016/5/9/chartex" xmlns:cx4="http://schemas.microsoft.com/office/drawing/2016/5/10/chartex" xmlns:cx5="http://schemas.microsoft.com/office/drawing/2016/5/11/chartex" xmlns:cx6="http://schemas.microsoft.com/office/drawing/2016/5/12/chartex" xmlns:cx7="http://schemas.microsoft.com/office/drawing/2016/5/13/chartex" xmlns:cx8="http://schemas.microsoft.com/office/drawing/2016/5/14/chartex" xmlns:mc="http://schemas.openxmlformats.org/markup-compatibility/2006" xmlns:aink="http://schemas.microsoft.com/office/drawing/2016/ink" xmlns:am3d="http://schemas.microsoft.com/office/drawing/2017/model3d" xmlns:o="urn:schemas-microsoft-com:office:office" xmlns:oel="http://schemas.microsoft.com/office/2019/extlst" xmlns:r="http://schemas.openxmlformats.org/officeDocument/2006/relationships" xmlns:m="http://schemas.openxmlformats.org/officeDocument/2006/math" xmlns:v="urn:schemas-microsoft-com:vml" xmlns:wp14="http://schemas.microsoft.com/office/word/2010/wordprocessingDrawing" xmlns:wp="http://schemas.openxmlformats.org/drawingml/2006/wordprocessingDrawing" xmlns:w10="urn:schemas-microsoft-com:office:word" xmlns:w="http://schemas.openxmlformats.org/wordprocessingml/2006/main" xmlns:w14="http://schemas.microsoft.com/office/word/2010/wordml" xmlns:w15="http://schemas.microsoft.com/office/word/2012/wordml" xmlns:w16cex="http://schemas.microsoft.com/office/word/2018/wordml/cex" xmlns:w16cid="http://schemas.microsoft.com/office/word/2016/wordml/cid" xmlns:w16="http://schemas.microsoft.com/office/word/2018/wordml" xmlns:w16du="http://schemas.microsoft.com/office/word/2023/wordml/word16du" xmlns:w16sdtdh="http://schemas.microsoft.com/office/word/2020/wordml/sdtdatahash" xmlns:w16sdtfl="http://schemas.microsoft.com/office/word/2024/wordml/sdtformatlock" xmlns:w16se="http://schemas.microsoft.com/office/word/2015/wordml/symex" xmlns:wpg="http://schemas.microsoft.com/office/word/2010/wordprocessingGroup" xmlns:wpi="http://schemas.microsoft.com/office/word/2010/wordprocessingInk" xmlns:wne="http://schemas.microsoft.com/office/word/2006/wordml" xmlns:wps="http://schemas.microsoft.com/office/word/2010/wordprocessingShape" mc:Ignorable="w14 w15 w16se w16cid w16 w16cex w16sdtdh w16sdtfl w16du wp14">
+<w:document xmlns:wpc="http://schemas.microsoft.com/office/word/2010/wordprocessingCanvas" xmlns:cx="http://schemas.microsoft.com/office/drawing/2014/chartex" xmlns:cx1="http://schemas.microsoft.com/office/drawing/2015/9/8/chartex" xmlns:cx2="http://schemas.microsoft.com/office/drawing/2015/10/21/chartex" xmlns:cx3="http://schemas.microsoft.com/office/drawing/2016/5/9/chartex" xmlns:cx4="http://schemas.microsoft.com/office/drawing/2016/5/10/chartex" xmlns:cx5="http://schemas.microsoft.com/office/drawing/2016/5/11/chartex" xmlns:cx6="http://schemas.microsoft.com/office/drawing/2016/5/12/chartex" xmlns:cx7="http://schemas.microsoft.com/office/drawing/2016/5/13/chartex" xmlns:cx8="http://schemas.microsoft.com/office/drawing/2016/5/14/chartex" xmlns:mc="http://schemas.openxmlformats.org/markup-compatibility/2006" xmlns:aink="http://schemas.microsoft.com/office/drawing/2016/ink" xmlns:am3d="http://schemas.microsoft.com/office/drawing/2017/model3d" xmlns:o="urn:schemas-microsoft-com:office:office" xmlns:oel="http://schemas.microsoft.com/office/2019/extlst" xmlns:r="http://schemas.openxmlformats.org/officeDocument/2006/relationships" xmlns:m="http://schemas.openxmlformats.org/officeDocument/2006/math" xmlns:v="urn:schemas-microsoft-com:vml" xmlns:wp14="http://schemas.microsoft.com/office/word/2010/wordprocessingDrawing" xmlns:wp="http://schemas.openxmlformats.org/drawingml/2006/wordprocessingDrawing" xmlns:w10="urn:schemas-microsoft-com:office:word" xmlns:w="http://schemas.openxmlformats.org/wordprocessingml/2006/main" xmlns:w14="http://schemas.microsoft.com/office/word/2010/wordml" xmlns:w15="http://schemas.microsoft.com/office/word/2012/wordml" xmlns:w16cex="http://schemas.microsoft.com/office/word/2018/wordml/cex" xmlns:w16cid="http://schemas.microsoft.com/office/word/2016/wordml/cid" xmlns:w16="http://schemas.microsoft.com/office/word/2018/wordml" xmlns:w16du="http://schemas.microsoft.com/office/word/2023/wordml/word16du" xmlns:w16sdtdh="http://schemas.microsoft.com/office/word/2020/wordml/sdtdatahash" xmlns:w16se="http://schemas.microsoft.com/office/word/2015/wordml/symex" xmlns:wpg="http://schemas.microsoft.com/office/word/2010/wordprocessingGroup" xmlns:wpi="http://schemas.microsoft.com/office/word/2010/wordprocessingInk" xmlns:wne="http://schemas.microsoft.com/office/word/2006/wordml" xmlns:wps="http://schemas.microsoft.com/office/word/2010/wordprocessingShape" mc:Ignorable="w14 w15 w16se w16cid w16 w16cex w16sdtdh w16du wp14">
   <w:body>
     <w:p>
       <w:pPr>
-        <w:spacing w:after="0" w:line="20" w:lineRule="atLeast"/>
-      </w:pPr>
-      <w:r>
-        <w:rPr>
-          <w:rFonts w:hint="eastAsia"/>
-        </w:rPr>
-        <w:t>テスト文書</w:t>
-      </w:r>
-    </w:p>
-    <w:p>
-      <w:pPr>
-        <w:spacing w:after="0" w:line="20" w:lineRule="atLeast"/>
-      </w:pPr>
-    </w:p>
-    <w:p>
-      <w:pPr>
-        <w:spacing w:after="0" w:line="20" w:lineRule="atLeast"/>
-      </w:pPr>
-      <w:r>
-        <w:rPr>
-          <w:rFonts w:hint="eastAsia"/>
-        </w:rPr>
-        <w:t>【全角英数→半角】</w:t>
-      </w:r>
-    </w:p>
-    <w:p>
-      <w:pPr>
-        <w:spacing w:after="0" w:line="20" w:lineRule="atLeast"/>
-      </w:pPr>
-      <w:r>
-        <w:rPr>
-          <w:rFonts w:hint="eastAsia"/>
-        </w:rPr>
-        <w:t>This is a test. Number:12345</w:t>
-      </w:r>
-    </w:p>
-    <w:p>
-      <w:pPr>
-        <w:spacing w:after="0" w:line="20" w:lineRule="atLeast"/>
-      </w:pPr>
-    </w:p>
-    <w:p>
-      <w:pPr>
-        <w:spacing w:after="0" w:line="20" w:lineRule="atLeast"/>
-      </w:pPr>
-      <w:r>
-        <w:rPr>
-          <w:rFonts w:hint="eastAsia"/>
-        </w:rPr>
-        <w:t>【全角記号→半角】</w:t>
-      </w:r>
-    </w:p>
-    <w:p>
-      <w:pPr>
-        <w:spacing w:after="0" w:line="20" w:lineRule="atLeast"/>
-      </w:pPr>
-      <w:r>
-        <w:rPr>
-          <w:rFonts w:hint="eastAsia"/>
-        </w:rPr>
-        <w:t>価格は$100(税込)です。</w:t>
-      </w:r>
-    </w:p>
-    <w:p>
-      <w:pPr>
-        <w:spacing w:after="0" w:line="20" w:lineRule="atLeast"/>
-      </w:pPr>
-      <w:r>
-        <w:rPr>
-          <w:rFonts w:hint="eastAsia"/>
-        </w:rPr>
-        <w:t>成長率は25%を記録。</w:t>
-      </w:r>
-    </w:p>
-    <w:p>
-      <w:pPr>
-        <w:spacing w:after="0" w:line="20" w:lineRule="atLeast"/>
-      </w:pPr>
-    </w:p>
-    <w:p>
-      <w:pPr>
-        <w:spacing w:after="0" w:line="20" w:lineRule="atLeast"/>
-      </w:pPr>
-      <w:r>
-        <w:rPr>
-          <w:rFonts w:hint="eastAsia"/>
-        </w:rPr>
-        <w:t>【</w:t>
-      </w:r>
-      <w:r>
-        <w:t>URL全角→半角変換】</w:t>
-      </w:r>
-    </w:p>
-    <w:p>
-      <w:pPr>
-        <w:spacing w:after="0" w:line="20" w:lineRule="atLeast"/>
-      </w:pPr>
-      <w:r>
-        <w:rPr>
-          <w:rFonts w:hint="eastAsia"/>
-        </w:rPr>
-        <w:t>https://www.example.com/page</w:t>
-      </w:r>
-    </w:p>
-    <w:p>
-      <w:pPr>
-        <w:spacing w:after="0" w:line="20" w:lineRule="atLeast"/>
-      </w:pPr>
-      <w:r>
-        <w:rPr>
-          <w:rFonts w:hint="eastAsia"/>
-        </w:rPr>
-        <w:t>http://test.jp/index</w:t>
-      </w:r>
-    </w:p>
-    <w:p>
-      <w:pPr>
-        <w:spacing w:after="0" w:line="20" w:lineRule="atLeast"/>
-      </w:pPr>
-    </w:p>
-    <w:p>
-      <w:pPr>
-        <w:spacing w:after="0" w:line="20" w:lineRule="atLeast"/>
-      </w:pPr>
-      <w:r>
-        <w:rPr>
-          <w:rFonts w:hint="eastAsia"/>
-        </w:rPr>
-        <w:t>【メールアドレス全角→半角変換】</w:t>
-      </w:r>
-    </w:p>
-    <w:p>
-      <w:pPr>
-        <w:spacing w:after="0" w:line="20" w:lineRule="atLeast"/>
-      </w:pPr>
-      <w:r>
-        <w:rPr>
-          <w:rFonts w:hint="eastAsia"/>
-        </w:rPr>
-        <w:t>test@example.com</w:t>
-      </w:r>
-    </w:p>
-    <w:p>
-      <w:pPr>
-        <w:spacing w:after="0" w:line="20" w:lineRule="atLeast"/>
-      </w:pPr>
-      <w:r>
-        <w:rPr>
-          <w:rFonts w:hint="eastAsia"/>
-        </w:rPr>
-        <w:t>user.name@company.co.jp</w:t>
-      </w:r>
-    </w:p>
-    <w:p>
-      <w:pPr>
-        <w:spacing w:after="0" w:line="20" w:lineRule="atLeast"/>
-      </w:pPr>
-    </w:p>
-    <w:p>
-      <w:pPr>
-        <w:spacing w:after="0" w:line="20" w:lineRule="atLeast"/>
-      </w:pPr>
-      <w:r>
-        <w:rPr>
-          <w:rFonts w:hint="eastAsia"/>
-        </w:rPr>
-        <w:t>【中黒→ビュレット】</w:t>
-      </w:r>
-    </w:p>
-    <w:p>
-      <w:pPr>
-        <w:spacing w:after="0" w:line="20" w:lineRule="atLeast"/>
-      </w:pPr>
-      <w:r>
-        <w:rPr>
-          <w:rFonts w:hint="eastAsia"/>
-        </w:rPr>
-        <w:t>•項目A</w:t>
-      </w:r>
-    </w:p>
-    <w:p>
-      <w:pPr>
-        <w:spacing w:after="0" w:line="20" w:lineRule="atLeast"/>
-      </w:pPr>
-      <w:r>
-        <w:rPr>
-          <w:rFonts w:hint="eastAsia"/>
-        </w:rPr>
-        <w:t>•項目B</w:t>
-      </w:r>
-    </w:p>
-    <w:p>
-      <w:pPr>
-        <w:spacing w:after="0" w:line="20" w:lineRule="atLeast"/>
-      </w:pPr>
-      <w:r>
-        <w:rPr>
-          <w:rFonts w:hint="eastAsia"/>
-        </w:rPr>
-        <w:t>•項目C</w:t>
-      </w:r>
-    </w:p>
-    <w:p>
-      <w:pPr>
-        <w:spacing w:after="0" w:line="20" w:lineRule="atLeast"/>
-      </w:pPr>
-    </w:p>
-    <w:p>
-      <w:pPr>
-        <w:spacing w:after="0" w:line="20" w:lineRule="atLeast"/>
-      </w:pPr>
-      <w:r>
-        <w:rPr>
-          <w:rFonts w:hint="eastAsia"/>
-        </w:rPr>
-        <w:t>【括弧前後のスペース補正】</w:t>
-      </w:r>
-    </w:p>
-    <w:p>
-      <w:pPr>
-        <w:spacing w:after="0" w:line="20" w:lineRule="atLeast"/>
-      </w:pPr>
-      <w:r>
-        <w:t>The result(100 units)was positive.</w:t>
-      </w:r>
-    </w:p>
-    <w:p>
-      <w:pPr>
-        <w:spacing w:after="0" w:line="20" w:lineRule="atLeast"/>
-      </w:pPr>
-      <w:r>
-        <w:t>Revenue increased(see Appendix)significantly.</w:t>
-      </w:r>
-    </w:p>
-    <w:p>
-      <w:pPr>
-        <w:spacing w:after="0" w:line="20" w:lineRule="atLeast"/>
-      </w:pPr>
-    </w:p>
-    <w:p>
-      <w:pPr>
-        <w:spacing w:after="0" w:line="20" w:lineRule="atLeast"/>
-      </w:pPr>
-      <w:r>
-        <w:rPr>
-          <w:rFonts w:hint="eastAsia"/>
-        </w:rPr>
-        <w:t>【閉じ括弧後のスペース補正】</w:t>
-      </w:r>
-    </w:p>
-    <w:p>
-      <w:pPr>
-        <w:spacing w:after="0" w:line="20" w:lineRule="atLeast"/>
-      </w:pPr>
-      <w:r>
-        <w:t>The company(ABC Corp.)reported growth.</w:t>
-      </w:r>
-    </w:p>
-    <w:p>
-      <w:pPr>
-        <w:spacing w:after="0" w:line="20" w:lineRule="atLeast"/>
-      </w:pPr>
-    </w:p>
-    <w:p>
-      <w:pPr>
-        <w:spacing w:after="0" w:line="20" w:lineRule="atLeast"/>
-      </w:pPr>
-      <w:r>
-        <w:rPr>
-          <w:rFonts w:hint="eastAsia"/>
-        </w:rPr>
-        <w:t>【コロン後のスペース補正】</w:t>
-      </w:r>
-    </w:p>
-    <w:p>
-      <w:pPr>
-        <w:spacing w:after="0" w:line="20" w:lineRule="atLeast"/>
-      </w:pPr>
-      <w:proofErr w:type="spellStart"/>
-      <w:r>
-        <w:t>Note:This</w:t>
-      </w:r>
-      <w:proofErr w:type="spellEnd"/>
-      <w:r>
-        <w:t xml:space="preserve"> is important.</w:t>
-      </w:r>
-    </w:p>
-    <w:p>
-      <w:pPr>
-        <w:spacing w:after="0" w:line="20" w:lineRule="atLeast"/>
-      </w:pPr>
-      <w:proofErr w:type="spellStart"/>
-      <w:r>
-        <w:t>Source:Annual</w:t>
-      </w:r>
-      <w:proofErr w:type="spellEnd"/>
-      <w:r>
-        <w:t xml:space="preserve"> Report 2025</w:t>
-      </w:r>
-    </w:p>
-    <w:p>
-      <w:pPr>
-        <w:spacing w:after="0" w:line="20" w:lineRule="atLeast"/>
-      </w:pPr>
-    </w:p>
-    <w:p>
-      <w:pPr>
-        <w:spacing w:after="0" w:line="20" w:lineRule="atLeast"/>
-      </w:pPr>
-      <w:r>
-        <w:rPr>
-          <w:rFonts w:hint="eastAsia"/>
-        </w:rPr>
-        <w:t>【ピリオド+改行後のタブ挿入】</w:t>
-      </w:r>
-    </w:p>
-    <w:p>
-      <w:pPr>
-        <w:spacing w:after="0" w:line="20" w:lineRule="atLeast"/>
-      </w:pPr>
-      <w:r>
-        <w:t>This is the first sentence.</w:t>
-      </w:r>
-    </w:p>
-    <w:p>
-      <w:pPr>
-        <w:spacing w:after="0" w:line="20" w:lineRule="atLeast"/>
-      </w:pPr>
-      <w:r>
-        <w:t>This should get a tab.</w:t>
-      </w:r>
-    </w:p>
-    <w:p>
-      <w:pPr>
-        <w:spacing w:after="0" w:line="20" w:lineRule="atLeast"/>
-      </w:pPr>
-    </w:p>
-    <w:p>
-      <w:pPr>
-        <w:spacing w:after="0" w:line="20" w:lineRule="atLeast"/>
-      </w:pPr>
-      <w:r>
-        <w:rPr>
-          <w:rFonts w:hint="eastAsia"/>
-        </w:rPr>
-        <w:t>【ピリオド+二重改行+空白の除去】</w:t>
-      </w:r>
-    </w:p>
-    <w:p>
-      <w:pPr>
-        <w:spacing w:after="0" w:line="20" w:lineRule="atLeast"/>
-      </w:pPr>
-      <w:r>
-        <w:t>End of paragraph.</w:t>
-      </w:r>
-    </w:p>
-    <w:p>
-      <w:pPr>
-        <w:spacing w:after="0" w:line="20" w:lineRule="atLeast"/>
-      </w:pPr>
-    </w:p>
-    <w:p>
-      <w:pPr>
-        <w:spacing w:after="0" w:line="20" w:lineRule="atLeast"/>
-      </w:pPr>
-      <w:r>
-        <w:t xml:space="preserve"> New paragraph starts here.</w:t>
-      </w:r>
-    </w:p>
-    <w:p>
-      <w:pPr>
-        <w:spacing w:after="0" w:line="20" w:lineRule="atLeast"/>
-      </w:pPr>
-    </w:p>
-    <w:p>
-      <w:pPr>
-        <w:spacing w:after="0" w:line="20" w:lineRule="atLeast"/>
-      </w:pPr>
-      <w:r>
-        <w:rPr>
-          <w:rFonts w:hint="eastAsia"/>
-        </w:rPr>
-        <w:t>【全角スペース→半角スペース】</w:t>
-      </w:r>
-    </w:p>
-    <w:p>
-      <w:pPr>
-        <w:spacing w:after="0" w:line="20" w:lineRule="atLeast"/>
-      </w:pPr>
-      <w:r>
-        <w:t>This has full-width spaces.</w:t>
-      </w:r>
-    </w:p>
-    <w:p>
-      <w:pPr>
-        <w:spacing w:after="0" w:line="20" w:lineRule="atLeast"/>
-      </w:pPr>
-    </w:p>
-    <w:p>
-      <w:pPr>
-        <w:spacing w:after="0" w:line="20" w:lineRule="atLeast"/>
-      </w:pPr>
-      <w:r>
-        <w:rPr>
-          <w:rFonts w:hint="eastAsia"/>
-        </w:rPr>
-        <w:t>【機種依存文字】</w:t>
-      </w:r>
-    </w:p>
-    <w:p>
-      <w:pPr>
-        <w:spacing w:after="0" w:line="20" w:lineRule="atLeast"/>
-      </w:pPr>
-      <w:r>
-        <w:rPr>
-          <w:rFonts w:hint="eastAsia"/>
-        </w:rPr>
-        <w:t>面積は</w:t>
-      </w:r>
-      <w:r>
-        <w:t>100m2です。</w:t>
-      </w:r>
-    </w:p>
-    <w:p>
-      <w:pPr>
-        <w:spacing w:after="0" w:line="20" w:lineRule="atLeast"/>
-      </w:pPr>
-      <w:r>
-        <w:rPr>
-          <w:rFonts w:hint="eastAsia"/>
-        </w:rPr>
-        <w:t>容積は</w:t>
-      </w:r>
-      <w:r>
-        <w:t>50</w:t>
-      </w:r>
-      <w:r>
-        <w:rPr>
-          <w:rFonts w:hint="eastAsia"/>
-        </w:rPr>
-        <w:t>m3です。</w:t>
-      </w:r>
-    </w:p>
-    <w:p>
-      <w:pPr>
-        <w:spacing w:after="0" w:line="20" w:lineRule="atLeast"/>
-      </w:pPr>
-    </w:p>
-    <w:p>
-      <w:pPr>
-        <w:spacing w:after="0" w:line="20" w:lineRule="atLeast"/>
-      </w:pPr>
-      <w:r>
-        <w:rPr>
-          <w:rFonts w:hint="eastAsia"/>
-        </w:rPr>
-        <w:t>【全角コロン•スラッシュの変換】</w:t>
-      </w:r>
-    </w:p>
-    <w:p>
-      <w:pPr>
-        <w:spacing w:after="0" w:line="20" w:lineRule="atLeast"/>
-      </w:pPr>
-      <w:r>
-        <w:t>Source:Annual Report</w:t>
-      </w:r>
-    </w:p>
-    <w:p>
-      <w:pPr>
-        <w:spacing w:after="0" w:line="20" w:lineRule="atLeast"/>
-      </w:pPr>
-      <w:r>
-        <w:t>http://example.com</w:t>
-      </w:r>
-    </w:p>
-    <w:p>
-      <w:pPr>
-        <w:spacing w:after="0" w:line="20" w:lineRule="atLeast"/>
-      </w:pPr>
-      <w:r>
-        <w:t>https://secure.example.net/page</w:t>
-      </w:r>
-    </w:p>
-    <w:p>
-      <w:pPr>
-        <w:spacing w:after="0" w:line="20" w:lineRule="atLeast"/>
-      </w:pPr>
-    </w:p>
-    <w:p>
-      <w:pPr>
-        <w:spacing w:after="0" w:line="20" w:lineRule="atLeast"/>
-      </w:pPr>
-      <w:r>
-        <w:rPr>
-          <w:rFonts w:hint="eastAsia"/>
-        </w:rPr>
-        <w:t>【ダッシュ変換】</w:t>
-      </w:r>
-    </w:p>
-    <w:p>
-      <w:pPr>
-        <w:spacing w:after="0" w:line="20" w:lineRule="atLeast"/>
-      </w:pPr>
-      <w:r>
-        <w:rPr>
-          <w:rFonts w:hint="eastAsia"/>
-        </w:rPr>
-        <w:t>売上高–</w:t>
-      </w:r>
-      <w:r>
-        <w:t>100億円</w:t>
-      </w:r>
-    </w:p>
-    <w:p>
-      <w:pPr>
-        <w:spacing w:after="0" w:line="20" w:lineRule="atLeast"/>
-        <w:rPr>
-          <w:rFonts w:hint="eastAsia"/>
-        </w:rPr>
-      </w:pPr>
-      <w:r>
-        <w:rPr>
-          <w:rFonts w:hint="eastAsia"/>
-        </w:rPr>
-        <w:t>価格帯:￥</w:t>
-      </w:r>
-      <w:r>
-        <w:t>1,000–￥5,000</w:t>
-      </w:r>
+        <w:rPr>
+          <w:sz w:val="36"/>
+          <w:szCs w:val="36"/>
+        </w:rPr>
+      </w:pPr>
+      <w:r>
+        <w:rPr>
+          <w:sz w:val="36"/>
+          <w:szCs w:val="36"/>
+        </w:rPr>
+        <w:t>和文整形テスト文</w:t>
+      </w:r>
+    </w:p>
+    <w:p/>
+    <w:p/>
+    <w:p>
+      <w:r>
+        <w:t xml:space="preserve">0123456789／（）［］｛｝＝＋–×÷＜＞：；% </w:t>
+      </w:r>
+    </w:p>
+    <w:p>
+      <w:r>
+        <w:rPr/>
+        <w:t>＜全角数字→半角数字＞</w:t>
+      </w:r>
+    </w:p>
+    <w:p>
+      <w:r>
+        <w:rPr/>
+        <w:t>0123456789</w:t>
+      </w:r>
+    </w:p>
+    <w:p/>
+    <w:p>
+      <w:r>
+        <w:rPr/>
+        <w:t>＜半角スラッシュ→全角スラッシュ＞</w:t>
+      </w:r>
+    </w:p>
+    <w:p>
+      <w:r>
+        <w:rPr/>
+        <w:t xml:space="preserve">／ </w:t>
+      </w:r>
+    </w:p>
+    <w:p/>
+    <w:p>
+      <w:r>
+        <w:t>＜半角カッコ→全角カッコ＞</w:t>
+      </w:r>
+    </w:p>
+    <w:p>
+      <w:r>
+        <w:t>（）</w:t>
+      </w:r>
+    </w:p>
+    <w:p>
+      <w:r>
+        <w:t>［］</w:t>
+      </w:r>
+    </w:p>
+    <w:p>
+      <w:r>
+        <w:rPr/>
+        <w:t>｛｝</w:t>
+      </w:r>
+    </w:p>
+    <w:p/>
+    <w:p>
+      <w:r>
+        <w:t>＜半角数式記号→全角数式記号＞</w:t>
+      </w:r>
+    </w:p>
+    <w:p>
+      <w:r>
+        <w:rPr/>
+        <w:t>＝</w:t>
+      </w:r>
+      <w:r>
+        <w:rPr/>
+        <w:t>h</w:t>
+      </w:r>
+    </w:p>
+    <w:p>
+      <w:r>
+        <w:t>–</w:t>
+      </w:r>
+    </w:p>
+    <w:p>
+      <w:r>
+        <w:t>×</w:t>
+      </w:r>
+    </w:p>
+    <w:p>
+      <w:r>
+        <w:t>÷</w:t>
+      </w:r>
+    </w:p>
+    <w:p>
+      <w:r>
+        <w:t>＜＞</w:t>
+      </w:r>
+    </w:p>
+    <w:p>
+      <w:r>
+        <w:t>：</w:t>
+      </w:r>
+    </w:p>
+    <w:p>
+      <w:r>
+        <w:t>；</w:t>
+      </w:r>
+    </w:p>
+    <w:p>
+      <w:r>
+        <w:rPr/>
+        <w:t>%</w:t>
+      </w:r>
+    </w:p>
+    <w:p/>
+    <w:p>
+      <w:r>
+        <w:rPr/>
+        <w:t>＜イタリック＞</w:t>
+      </w:r>
+    </w:p>
+    <w:p>
+      <w:pPr>
+        <w:rPr>
+          <w:i w:val="0"/>
+          <w:iCs w:val="0"/>
+          <w:lang w:val="en-US"/>
+        </w:rPr>
+      </w:pPr>
+      <w:r>
+        <w:rPr>
+          <w:i w:val="1"/>
+          <w:iCs w:val="1"/>
+          <w:highlight w:val="magenta"/>
+          <w:lang w:val="en-US"/>
+        </w:rPr>
+        <w:t>イタリック</w:t>
+      </w:r>
+      <w:r>
+        <w:rPr>
+          <w:i w:val="1"/>
+          <w:iCs w:val="1"/>
+          <w:highlight w:val="magenta"/>
+          <w:lang w:val="en-US"/>
+        </w:rPr>
+        <w:t xml:space="preserve">　</w:t>
+      </w:r>
+      <w:r>
+        <w:rPr>
+          <w:i w:val="0"/>
+          <w:iCs w:val="0"/>
+          <w:lang w:val="en-US"/>
+        </w:rPr>
+        <w:t>イタリック</w:t>
+      </w:r>
+      <w:r>
+        <w:rPr>
+          <w:i w:val="0"/>
+          <w:iCs w:val="0"/>
+          <w:lang w:val="en-US"/>
+        </w:rPr>
+        <w:t xml:space="preserve">　</w:t>
+      </w:r>
+      <w:r>
+        <w:rPr>
+          <w:i w:val="1"/>
+          <w:iCs w:val="1"/>
+          <w:highlight w:val="magenta"/>
+          <w:lang w:val="en-US"/>
+        </w:rPr>
+        <w:t>日本語</w:t>
+      </w:r>
+      <w:r>
+        <w:rPr>
+          <w:i w:val="1"/>
+          <w:iCs w:val="1"/>
+          <w:highlight w:val="magenta"/>
+          <w:lang w:val="en-US"/>
+        </w:rPr>
+        <w:t xml:space="preserve">　</w:t>
+      </w:r>
+      <w:r>
+        <w:rPr>
+          <w:i w:val="0"/>
+          <w:iCs w:val="0"/>
+          <w:lang w:val="en-US"/>
+        </w:rPr>
+        <w:t>日本語</w:t>
+      </w:r>
+    </w:p>
+    <w:p>
+      <w:pPr>
+        <w:rPr>
+          <w:i w:val="0"/>
+          <w:iCs w:val="0"/>
+          <w:lang w:val="en-US"/>
+        </w:rPr>
+      </w:pPr>
+    </w:p>
+    <w:p>
+      <w:pPr>
+        <w:rPr>
+          <w:i w:val="0"/>
+          <w:iCs w:val="0"/>
+        </w:rPr>
+      </w:pPr>
+      <w:r>
+        <w:rPr>
+          <w:i w:val="0"/>
+          <w:iCs w:val="0"/>
+          <w:lang w:val="en-US"/>
+        </w:rPr>
+        <w:t>＜</w:t>
+      </w:r>
+      <w:r>
+        <w:rPr>
+          <w:i w:val="0"/>
+          <w:iCs w:val="0"/>
+          <w:lang w:val="en-US"/>
+        </w:rPr>
+        <w:t>ボールド</w:t>
+      </w:r>
+      <w:r>
+        <w:rPr>
+          <w:i w:val="0"/>
+          <w:iCs w:val="0"/>
+          <w:lang w:val="en-US"/>
+        </w:rPr>
+        <w:t>＞</w:t>
+      </w:r>
+    </w:p>
+    <w:p>
+      <w:pPr>
+        <w:rPr>
+          <w:b w:val="0"/>
+          <w:bCs w:val="0"/>
+          <w:i w:val="0"/>
+          <w:iCs w:val="0"/>
+          <w:lang w:val="en-US"/>
+        </w:rPr>
+      </w:pPr>
+      <w:r>
+        <w:rPr>
+          <w:b w:val="1"/>
+          <w:bCs w:val="1"/>
+          <w:i w:val="0"/>
+          <w:iCs w:val="0"/>
+          <w:highlight w:val="yellow"/>
+          <w:lang w:val="en-US"/>
+        </w:rPr>
+        <w:t>ボールド</w:t>
+      </w:r>
+      <w:r>
+        <w:rPr>
+          <w:b w:val="1"/>
+          <w:bCs w:val="1"/>
+          <w:i w:val="0"/>
+          <w:iCs w:val="0"/>
+          <w:highlight w:val="yellow"/>
+          <w:lang w:val="en-US"/>
+        </w:rPr>
+        <w:t xml:space="preserve">　</w:t>
+      </w:r>
+      <w:r>
+        <w:rPr>
+          <w:b w:val="0"/>
+          <w:bCs w:val="0"/>
+          <w:i w:val="0"/>
+          <w:iCs w:val="0"/>
+          <w:lang w:val="en-US"/>
+        </w:rPr>
+        <w:t xml:space="preserve">ボールド　</w:t>
+      </w:r>
+      <w:r>
+        <w:rPr>
+          <w:b w:val="1"/>
+          <w:bCs w:val="1"/>
+          <w:i w:val="0"/>
+          <w:iCs w:val="0"/>
+          <w:highlight w:val="yellow"/>
+          <w:lang w:val="en-US"/>
+        </w:rPr>
+        <w:t>太い字</w:t>
+      </w:r>
+      <w:r>
+        <w:rPr>
+          <w:b w:val="1"/>
+          <w:bCs w:val="1"/>
+          <w:i w:val="0"/>
+          <w:iCs w:val="0"/>
+          <w:highlight w:val="yellow"/>
+          <w:lang w:val="en-US"/>
+        </w:rPr>
+        <w:t xml:space="preserve">　</w:t>
+      </w:r>
+      <w:r>
+        <w:rPr>
+          <w:b w:val="0"/>
+          <w:bCs w:val="0"/>
+          <w:i w:val="0"/>
+          <w:iCs w:val="0"/>
+          <w:lang w:val="en-US"/>
+        </w:rPr>
+        <w:t>太い字</w:t>
+      </w:r>
+    </w:p>
+    <w:p>
+      <w:pPr>
+        <w:rPr>
+          <w:b w:val="0"/>
+          <w:bCs w:val="0"/>
+          <w:i w:val="0"/>
+          <w:iCs w:val="0"/>
+        </w:rPr>
+      </w:pPr>
+    </w:p>
+    <w:p>
+      <w:pPr>
+        <w:rPr>
+          <w:b w:val="0"/>
+          <w:bCs w:val="0"/>
+          <w:i w:val="0"/>
+          <w:iCs w:val="0"/>
+        </w:rPr>
+      </w:pPr>
+      <w:r>
+        <w:rPr>
+          <w:b w:val="0"/>
+          <w:bCs w:val="0"/>
+          <w:i w:val="0"/>
+          <w:iCs w:val="0"/>
+        </w:rPr>
+        <w:t>＜URL＞</w:t>
+      </w:r>
+    </w:p>
+    <w:p>
+      <w:pPr>
+        <w:rPr>
+          <w:b w:val="0"/>
+          <w:bCs w:val="0"/>
+          <w:i w:val="0"/>
+          <w:iCs w:val="0"/>
+        </w:rPr>
+      </w:pPr>
+      <w:r>
+        <w:rPr>
+          <w:b w:val="0"/>
+          <w:bCs w:val="0"/>
+          <w:i w:val="0"/>
+          <w:iCs w:val="0"/>
+          <w:lang w:val="en-US"/>
+        </w:rPr>
+        <w:t>https</w:t>
+      </w:r>
+      <w:r>
+        <w:rPr>
+          <w:b w:val="0"/>
+          <w:bCs w:val="0"/>
+          <w:i w:val="0"/>
+          <w:iCs w:val="0"/>
+          <w:lang w:val="en-US"/>
+        </w:rPr>
+        <w:t>://edgeinternationalinc.sharepoint.com/sites/edgeportal?spStartSource=spappbar</w:t>
+      </w:r>
+    </w:p>
+    <w:p>
+      <w:pPr>
+        <w:pStyle w:val="a"/>
+        <w:rPr>
+          <w:b w:val="0"/>
+          <w:bCs w:val="0"/>
+          <w:i w:val="0"/>
+          <w:iCs w:val="0"/>
+          <w:lang w:val="en-US"/>
+        </w:rPr>
+      </w:pPr>
+      <w:r>
+        <w:rPr>
+          <w:b w:val="0"/>
+          <w:bCs w:val="0"/>
+          <w:i w:val="0"/>
+          <w:iCs w:val="0"/>
+          <w:lang w:val="en-US"/>
+        </w:rPr>
+        <w:t>https</w:t>
+      </w:r>
+      <w:r>
+        <w:rPr>
+          <w:b w:val="0"/>
+          <w:bCs w:val="0"/>
+          <w:i w:val="0"/>
+          <w:iCs w:val="0"/>
+          <w:lang w:val="en-US"/>
+        </w:rPr>
+        <w:t>://</w:t>
+      </w:r>
+      <w:r>
+        <w:rPr>
+          <w:b w:val="0"/>
+          <w:bCs w:val="0"/>
+          <w:i w:val="0"/>
+          <w:iCs w:val="0"/>
+          <w:lang w:val="en-US"/>
+        </w:rPr>
+        <w:t>www.edge–intl.co.jp</w:t>
+      </w:r>
+      <w:r>
+        <w:rPr>
+          <w:b w:val="0"/>
+          <w:bCs w:val="0"/>
+          <w:i w:val="0"/>
+          <w:iCs w:val="0"/>
+          <w:lang w:val="en-US"/>
+        </w:rPr>
+        <w:t>/</w:t>
+      </w:r>
+    </w:p>
+    <w:p>
+      <w:pPr>
+        <w:rPr>
+          <w:b w:val="0"/>
+          <w:bCs w:val="0"/>
+          <w:i w:val="0"/>
+          <w:iCs w:val="0"/>
+          <w:lang w:val="en-US"/>
+        </w:rPr>
+      </w:pPr>
+    </w:p>
+    <w:p>
+      <w:pPr>
+        <w:rPr>
+          <w:b w:val="0"/>
+          <w:bCs w:val="0"/>
+          <w:i w:val="0"/>
+          <w:iCs w:val="0"/>
+          <w:lang w:val="en-US"/>
+        </w:rPr>
+      </w:pPr>
+    </w:p>
+    <w:p>
+      <w:pPr>
+        <w:rPr>
+          <w:b w:val="0"/>
+          <w:bCs w:val="0"/>
+          <w:i w:val="0"/>
+          <w:iCs w:val="0"/>
+          <w:lang w:val="en-US"/>
+        </w:rPr>
+      </w:pPr>
+    </w:p>
+    <w:p>
+      <w:pPr>
+        <w:rPr>
+          <w:b w:val="0"/>
+          <w:bCs w:val="0"/>
+          <w:i w:val="0"/>
+          <w:iCs w:val="0"/>
+          <w:lang w:val="en-US"/>
+        </w:rPr>
+      </w:pPr>
+    </w:p>
+    <w:p>
+      <w:pPr>
+        <w:rPr>
+          <w:b w:val="0"/>
+          <w:bCs w:val="0"/>
+          <w:i w:val="0"/>
+          <w:iCs w:val="0"/>
+          <w:lang w:val="en-US"/>
+        </w:rPr>
+      </w:pPr>
+    </w:p>
+    <w:p>
+      <w:pPr>
+        <w:rPr>
+          <w:b w:val="0"/>
+          <w:bCs w:val="0"/>
+          <w:i w:val="0"/>
+          <w:iCs w:val="0"/>
+          <w:lang w:val="en-US"/>
+        </w:rPr>
+      </w:pPr>
+      <w:r>
+        <w:rPr>
+          <w:b w:val="0"/>
+          <w:bCs w:val="0"/>
+          <w:i w:val="0"/>
+          <w:iCs w:val="0"/>
+          <w:lang w:val="en-US"/>
+        </w:rPr>
+        <w:t>＜箇条書き＞</w:t>
+      </w:r>
+    </w:p>
+    <w:p>
+      <w:pPr>
+        <w:rPr>
+          <w:b w:val="0"/>
+          <w:bCs w:val="0"/>
+          <w:i w:val="0"/>
+          <w:iCs w:val="0"/>
+          <w:lang w:val="en-US"/>
+        </w:rPr>
+      </w:pPr>
+      <w:r>
+        <w:rPr>
+          <w:b w:val="0"/>
+          <w:bCs w:val="0"/>
+          <w:i w:val="0"/>
+          <w:iCs w:val="0"/>
+          <w:lang w:val="en-US"/>
+        </w:rPr>
+        <w:t>• 住所</w:t>
+      </w:r>
+    </w:p>
+    <w:p>
+      <w:pPr>
+        <w:rPr>
+          <w:b w:val="0"/>
+          <w:bCs w:val="0"/>
+          <w:i w:val="0"/>
+          <w:iCs w:val="0"/>
+          <w:lang w:val="en-US"/>
+        </w:rPr>
+      </w:pPr>
+      <w:r>
+        <w:rPr>
+          <w:b w:val="0"/>
+          <w:bCs w:val="0"/>
+          <w:i w:val="0"/>
+          <w:iCs w:val="0"/>
+          <w:lang w:val="en-US"/>
+        </w:rPr>
+        <w:t>• 氏名</w:t>
+      </w:r>
+    </w:p>
+    <w:p>
+      <w:pPr>
+        <w:rPr>
+          <w:b w:val="0"/>
+          <w:bCs w:val="0"/>
+          <w:i w:val="0"/>
+          <w:iCs w:val="0"/>
+          <w:lang w:val="en-US"/>
+        </w:rPr>
+      </w:pPr>
+      <w:r>
+        <w:rPr>
+          <w:b w:val="0"/>
+          <w:bCs w:val="0"/>
+          <w:i w:val="0"/>
+          <w:iCs w:val="0"/>
+          <w:lang w:val="en-US"/>
+        </w:rPr>
+        <w:t>• 年齢</w:t>
+      </w:r>
+    </w:p>
+    <w:p>
+      <w:pPr>
+        <w:rPr>
+          <w:b w:val="0"/>
+          <w:bCs w:val="0"/>
+          <w:i w:val="0"/>
+          <w:iCs w:val="0"/>
+          <w:lang w:val="en-US"/>
+        </w:rPr>
+      </w:pPr>
+      <w:r>
+        <w:rPr>
+          <w:b w:val="0"/>
+          <w:bCs w:val="0"/>
+          <w:i w:val="0"/>
+          <w:iCs w:val="0"/>
+          <w:lang w:val="en-US"/>
+        </w:rPr>
+        <w:t>• 職業</w:t>
+      </w:r>
+    </w:p>
+    <w:p>
+      <w:pPr>
+        <w:rPr>
+          <w:b w:val="0"/>
+          <w:bCs w:val="0"/>
+          <w:i w:val="0"/>
+          <w:iCs w:val="0"/>
+          <w:lang w:val="en-US"/>
+        </w:rPr>
+      </w:pPr>
+      <w:r>
+        <w:rPr>
+          <w:b w:val="0"/>
+          <w:bCs w:val="0"/>
+          <w:i w:val="0"/>
+          <w:iCs w:val="0"/>
+          <w:lang w:val="en-US"/>
+        </w:rPr>
+        <w:t>• 電話番号</w:t>
+      </w:r>
+    </w:p>
+    <w:p>
+      <w:pPr>
+        <w:rPr>
+          <w:b w:val="0"/>
+          <w:bCs w:val="0"/>
+          <w:i w:val="0"/>
+          <w:iCs w:val="0"/>
+          <w:lang w:val="en-US"/>
+        </w:rPr>
+      </w:pPr>
+    </w:p>
+    <w:p>
+      <w:pPr>
+        <w:pStyle w:val="a"/>
+        <w:rPr>
+          <w:b w:val="0"/>
+          <w:bCs w:val="0"/>
+          <w:i w:val="0"/>
+          <w:iCs w:val="0"/>
+          <w:lang w:val="en-US"/>
+        </w:rPr>
+      </w:pPr>
+      <w:r>
+        <w:rPr>
+          <w:b w:val="0"/>
+          <w:bCs w:val="0"/>
+          <w:i w:val="0"/>
+          <w:iCs w:val="0"/>
+          <w:lang w:val="en-US"/>
+        </w:rPr>
+        <w:t>＜</w:t>
+      </w:r>
+      <w:r>
+        <w:rPr>
+          <w:rFonts w:ascii="Segoe UI" w:hAnsi="Segoe UI" w:eastAsia="Segoe UI" w:cs="Segoe UI"/>
+          <w:b w:val="0"/>
+          <w:bCs w:val="0"/>
+          <w:i w:val="0"/>
+          <w:iCs w:val="0"/>
+          <w:caps w:val="0"/>
+          <w:smallCaps w:val="0"/>
+          <w:noProof w:val="0"/>
+          <w:color w:val="242424"/>
+          <w:sz w:val="21"/>
+          <w:szCs w:val="21"/>
+          <w:lang w:val="en-US"/>
+        </w:rPr>
+        <w:t>半角数字後の和文単位間のスペース</w:t>
+      </w:r>
+      <w:r>
+        <w:rPr>
+          <w:rFonts w:ascii="游明朝" w:hAnsi="游明朝" w:eastAsia="游明朝" w:cs="游明朝"/>
+          <w:noProof w:val="0"/>
+          <w:sz w:val="21"/>
+          <w:szCs w:val="21"/>
+          <w:lang w:val="en-US"/>
+        </w:rPr>
+        <w:t xml:space="preserve"> </w:t>
+      </w:r>
+      <w:r>
+        <w:rPr>
+          <w:b w:val="0"/>
+          <w:bCs w:val="0"/>
+          <w:i w:val="0"/>
+          <w:iCs w:val="0"/>
+          <w:lang w:val="en-US"/>
+        </w:rPr>
+        <w:t>＞</w:t>
+      </w:r>
+    </w:p>
+    <w:p>
+      <w:pPr>
+        <w:tabs>
+          <w:tab w:val="right" w:leader="none" w:pos="8504"/>
+        </w:tabs>
+        <w:spacing w:after="160" w:line="259" w:lineRule="auto"/>
+        <w:contextualSpacing w:val="1"/>
+        <w:rPr>
+          <w:rFonts w:ascii="游明朝" w:hAnsi="游明朝" w:eastAsia="游明朝" w:cs="游明朝"/>
+          <w:b w:val="0"/>
+          <w:bCs w:val="0"/>
+          <w:i w:val="0"/>
+          <w:iCs w:val="0"/>
+          <w:caps w:val="0"/>
+          <w:smallCaps w:val="0"/>
+          <w:noProof w:val="0"/>
+          <w:color w:val="000000" w:themeColor="text1" w:themeTint="FF" w:themeShade="FF"/>
+          <w:sz w:val="21"/>
+          <w:szCs w:val="21"/>
+          <w:lang w:val="en-US" w:eastAsia="ja-JP"/>
+        </w:rPr>
+      </w:pPr>
+      <w:r>
+        <w:rPr>
+          <w:rFonts w:ascii="游明朝" w:hAnsi="游明朝" w:eastAsia="游明朝" w:cs="游明朝"/>
+          <w:b w:val="0"/>
+          <w:bCs w:val="0"/>
+          <w:i w:val="0"/>
+          <w:iCs w:val="0"/>
+          <w:caps w:val="0"/>
+          <w:smallCaps w:val="0"/>
+          <w:noProof w:val="0"/>
+          <w:color w:val="000000" w:themeColor="text1" w:themeTint="FF" w:themeShade="FF"/>
+          <w:sz w:val="21"/>
+          <w:szCs w:val="21"/>
+          <w:lang w:val="en-US"/>
+        </w:rPr>
+        <w:t>181</w:t>
+      </w:r>
+      <w:r>
+        <w:rPr>
+          <w:rFonts w:ascii="游明朝" w:hAnsi="游明朝" w:eastAsia="游明朝" w:cs="游明朝"/>
+          <w:b w:val="0"/>
+          <w:bCs w:val="0"/>
+          <w:i w:val="0"/>
+          <w:iCs w:val="0"/>
+          <w:caps w:val="0"/>
+          <w:smallCaps w:val="0"/>
+          <w:noProof w:val="0"/>
+          <w:color w:val="000000" w:themeColor="text1" w:themeTint="FF" w:themeShade="FF"/>
+          <w:sz w:val="21"/>
+          <w:szCs w:val="21"/>
+          <w:lang w:val="en-US" w:eastAsia="ja-JP"/>
+        </w:rPr>
+        <w:t xml:space="preserve"> 名</w:t>
+      </w:r>
+    </w:p>
+    <w:p>
+      <w:pPr>
+        <w:tabs>
+          <w:tab w:val="right" w:leader="none" w:pos="8504"/>
+        </w:tabs>
+        <w:spacing w:after="160" w:line="259" w:lineRule="auto"/>
+        <w:contextualSpacing w:val="1"/>
+        <w:rPr>
+          <w:rFonts w:ascii="游明朝" w:hAnsi="游明朝" w:eastAsia="游明朝" w:cs="游明朝"/>
+          <w:b w:val="0"/>
+          <w:bCs w:val="0"/>
+          <w:i w:val="0"/>
+          <w:iCs w:val="0"/>
+          <w:caps w:val="0"/>
+          <w:smallCaps w:val="0"/>
+          <w:noProof w:val="0"/>
+          <w:color w:val="000000" w:themeColor="text1" w:themeTint="FF" w:themeShade="FF"/>
+          <w:sz w:val="21"/>
+          <w:szCs w:val="21"/>
+          <w:lang w:val="en-US" w:eastAsia="ja-JP"/>
+        </w:rPr>
+      </w:pPr>
+      <w:r>
+        <w:rPr>
+          <w:rFonts w:ascii="游明朝" w:hAnsi="游明朝" w:eastAsia="游明朝" w:cs="游明朝"/>
+          <w:b w:val="0"/>
+          <w:bCs w:val="0"/>
+          <w:i w:val="0"/>
+          <w:iCs w:val="0"/>
+          <w:caps w:val="0"/>
+          <w:smallCaps w:val="0"/>
+          <w:noProof w:val="0"/>
+          <w:color w:val="000000" w:themeColor="text1" w:themeTint="FF" w:themeShade="FF"/>
+          <w:sz w:val="21"/>
+          <w:szCs w:val="21"/>
+          <w:lang w:val="en-US" w:eastAsia="ja-JP"/>
+        </w:rPr>
+        <w:t>92本</w:t>
+      </w:r>
+    </w:p>
+    <w:p>
+      <w:pPr>
+        <w:tabs>
+          <w:tab w:val="right" w:leader="none" w:pos="8504"/>
+        </w:tabs>
+        <w:spacing w:after="160" w:line="259" w:lineRule="auto"/>
+        <w:contextualSpacing w:val="1"/>
+        <w:rPr>
+          <w:rFonts w:ascii="游明朝" w:hAnsi="游明朝" w:eastAsia="游明朝" w:cs="游明朝"/>
+          <w:b w:val="0"/>
+          <w:bCs w:val="0"/>
+          <w:i w:val="0"/>
+          <w:iCs w:val="0"/>
+          <w:caps w:val="0"/>
+          <w:smallCaps w:val="0"/>
+          <w:noProof w:val="0"/>
+          <w:color w:val="000000" w:themeColor="text1" w:themeTint="FF" w:themeShade="FF"/>
+          <w:sz w:val="21"/>
+          <w:szCs w:val="21"/>
+          <w:lang w:val="en-US" w:eastAsia="ja-JP"/>
+        </w:rPr>
+      </w:pPr>
+      <w:r>
+        <w:rPr>
+          <w:rFonts w:ascii="游明朝" w:hAnsi="游明朝" w:eastAsia="游明朝" w:cs="游明朝"/>
+          <w:b w:val="0"/>
+          <w:bCs w:val="0"/>
+          <w:i w:val="0"/>
+          <w:iCs w:val="0"/>
+          <w:caps w:val="0"/>
+          <w:smallCaps w:val="0"/>
+          <w:noProof w:val="0"/>
+          <w:color w:val="000000" w:themeColor="text1" w:themeTint="FF" w:themeShade="FF"/>
+          <w:sz w:val="21"/>
+          <w:szCs w:val="21"/>
+          <w:lang w:val="en-US" w:eastAsia="ja-JP"/>
+        </w:rPr>
+        <w:t>123回</w:t>
+      </w:r>
+    </w:p>
+    <w:p>
+      <w:pPr>
+        <w:pStyle w:val="a"/>
+        <w:tabs>
+          <w:tab w:val="right" w:leader="none" w:pos="8504"/>
+        </w:tabs>
+        <w:spacing w:after="160" w:line="259" w:lineRule="auto"/>
+        <w:contextualSpacing w:val="1"/>
+        <w:rPr>
+          <w:rFonts w:ascii="游明朝" w:hAnsi="游明朝" w:eastAsia="游明朝" w:cs="游明朝"/>
+          <w:noProof w:val="0"/>
+          <w:sz w:val="21"/>
+          <w:szCs w:val="21"/>
+          <w:lang w:eastAsia="ja-JP"/>
+        </w:rPr>
+      </w:pPr>
+      <w:r>
+        <w:rPr>
+          <w:rFonts w:ascii="Consolas" w:hAnsi="Consolas" w:eastAsia="Consolas" w:cs="Consolas"/>
+          <w:b w:val="0"/>
+          <w:bCs w:val="0"/>
+          <w:i w:val="0"/>
+          <w:iCs w:val="0"/>
+          <w:caps w:val="0"/>
+          <w:smallCaps w:val="0"/>
+          <w:noProof w:val="0"/>
+          <w:color w:val="188038"/>
+          <w:sz w:val="21"/>
+          <w:szCs w:val="21"/>
+          <w:lang w:eastAsia="ja-JP"/>
+        </w:rPr>
+        <w:t>abc123def456</w:t>
+      </w:r>
+    </w:p>
+    <w:p>
+      <w:pPr>
+        <w:pStyle w:val="a"/>
+        <w:tabs>
+          <w:tab w:val="right" w:leader="none" w:pos="8504"/>
+        </w:tabs>
+        <w:spacing w:after="160" w:line="259" w:lineRule="auto"/>
+        <w:contextualSpacing w:val="1"/>
+        <w:rPr>
+          <w:rFonts w:ascii="Consolas" w:hAnsi="Consolas" w:eastAsia="Consolas" w:cs="Consolas"/>
+          <w:b w:val="0"/>
+          <w:bCs w:val="0"/>
+          <w:i w:val="0"/>
+          <w:iCs w:val="0"/>
+          <w:caps w:val="0"/>
+          <w:smallCaps w:val="0"/>
+          <w:noProof w:val="0"/>
+          <w:color w:val="188038"/>
+          <w:sz w:val="21"/>
+          <w:szCs w:val="21"/>
+          <w:lang w:eastAsia="ja-JP"/>
+        </w:rPr>
+      </w:pPr>
+    </w:p>
+    <w:p>
+      <w:pPr>
+        <w:pStyle w:val="a"/>
+        <w:tabs>
+          <w:tab w:val="right" w:leader="none" w:pos="8504"/>
+        </w:tabs>
+        <w:spacing w:after="160" w:line="259" w:lineRule="auto"/>
+        <w:contextualSpacing w:val="1"/>
+        <w:rPr>
+          <w:rFonts w:ascii="Consolas" w:hAnsi="Consolas" w:eastAsia="Consolas" w:cs="Consolas"/>
+          <w:b w:val="0"/>
+          <w:bCs w:val="0"/>
+          <w:i w:val="0"/>
+          <w:iCs w:val="0"/>
+          <w:caps w:val="0"/>
+          <w:smallCaps w:val="0"/>
+          <w:noProof w:val="0"/>
+          <w:color w:val="188038"/>
+          <w:sz w:val="21"/>
+          <w:szCs w:val="21"/>
+          <w:lang w:eastAsia="ja-JP"/>
+        </w:rPr>
+      </w:pPr>
+      <w:r>
+        <w:rPr>
+          <w:rFonts w:ascii="Consolas" w:hAnsi="Consolas" w:eastAsia="Consolas" w:cs="Consolas"/>
+          <w:b w:val="0"/>
+          <w:bCs w:val="0"/>
+          <w:i w:val="0"/>
+          <w:iCs w:val="0"/>
+          <w:caps w:val="0"/>
+          <w:smallCaps w:val="0"/>
+          <w:noProof w:val="0"/>
+          <w:color w:val="188038"/>
+          <w:sz w:val="21"/>
+          <w:szCs w:val="21"/>
+          <w:lang w:eastAsia="ja-JP"/>
+        </w:rPr>
+        <w:t>＜</w:t>
+      </w:r>
+      <w:r>
+        <w:rPr>
+          <w:rFonts w:ascii="Segoe UI" w:hAnsi="Segoe UI" w:eastAsia="Segoe UI" w:cs="Segoe UI"/>
+          <w:b w:val="0"/>
+          <w:bCs w:val="0"/>
+          <w:i w:val="0"/>
+          <w:iCs w:val="0"/>
+          <w:caps w:val="0"/>
+          <w:smallCaps w:val="0"/>
+          <w:strike w:val="0"/>
+          <w:dstrike w:val="0"/>
+          <w:noProof w:val="0"/>
+          <w:color w:val="242424"/>
+          <w:sz w:val="21"/>
+          <w:szCs w:val="21"/>
+          <w:u w:val="none"/>
+          <w:lang w:val="en-US" w:eastAsia="ja-JP"/>
+        </w:rPr>
+        <w:t>半角数値の後の全角%を半角</w:t>
+      </w:r>
+      <w:r>
+        <w:rPr>
+          <w:rFonts w:ascii="Segoe UI" w:hAnsi="Segoe UI" w:eastAsia="Segoe UI" w:cs="Segoe UI"/>
+          <w:b w:val="0"/>
+          <w:bCs w:val="0"/>
+          <w:i w:val="0"/>
+          <w:iCs w:val="0"/>
+          <w:caps w:val="0"/>
+          <w:smallCaps w:val="0"/>
+          <w:strike w:val="0"/>
+          <w:dstrike w:val="0"/>
+          <w:noProof w:val="0"/>
+          <w:color w:val="242424"/>
+          <w:sz w:val="21"/>
+          <w:szCs w:val="21"/>
+          <w:u w:val="none"/>
+          <w:lang w:val="en-US" w:eastAsia="ja-JP"/>
+        </w:rPr>
+        <w:t>に</w:t>
+      </w:r>
+      <w:r>
+        <w:rPr>
+          <w:rFonts w:ascii="Consolas" w:hAnsi="Consolas" w:eastAsia="Consolas" w:cs="Consolas"/>
+          <w:b w:val="0"/>
+          <w:bCs w:val="0"/>
+          <w:i w:val="0"/>
+          <w:iCs w:val="0"/>
+          <w:caps w:val="0"/>
+          <w:smallCaps w:val="0"/>
+          <w:noProof w:val="0"/>
+          <w:color w:val="188038"/>
+          <w:sz w:val="21"/>
+          <w:szCs w:val="21"/>
+          <w:lang w:eastAsia="ja-JP"/>
+        </w:rPr>
+        <w:t>＞</w:t>
+      </w:r>
+    </w:p>
+    <w:p>
+      <w:pPr>
+        <w:pStyle w:val="a"/>
+        <w:tabs>
+          <w:tab w:val="right" w:leader="none" w:pos="8504"/>
+        </w:tabs>
+        <w:spacing w:after="160" w:line="259" w:lineRule="auto"/>
+        <w:contextualSpacing w:val="1"/>
+        <w:rPr>
+          <w:rFonts w:ascii="Consolas" w:hAnsi="Consolas" w:eastAsia="Consolas" w:cs="Consolas"/>
+          <w:b w:val="0"/>
+          <w:bCs w:val="0"/>
+          <w:i w:val="0"/>
+          <w:iCs w:val="0"/>
+          <w:caps w:val="0"/>
+          <w:smallCaps w:val="0"/>
+          <w:noProof w:val="0"/>
+          <w:color w:val="188038"/>
+          <w:sz w:val="21"/>
+          <w:szCs w:val="21"/>
+          <w:lang w:eastAsia="ja-JP"/>
+        </w:rPr>
+      </w:pPr>
+      <w:r>
+        <w:rPr>
+          <w:rFonts w:ascii="Consolas" w:hAnsi="Consolas" w:eastAsia="Consolas" w:cs="Consolas"/>
+          <w:b w:val="0"/>
+          <w:bCs w:val="0"/>
+          <w:i w:val="0"/>
+          <w:iCs w:val="0"/>
+          <w:caps w:val="0"/>
+          <w:smallCaps w:val="0"/>
+          <w:noProof w:val="0"/>
+          <w:color w:val="188038"/>
+          <w:sz w:val="21"/>
+          <w:szCs w:val="21"/>
+          <w:lang w:eastAsia="ja-JP"/>
+        </w:rPr>
+        <w:t>55%、</w:t>
+      </w:r>
+      <w:r>
+        <w:rPr>
+          <w:rFonts w:ascii="Consolas" w:hAnsi="Consolas" w:eastAsia="Consolas" w:cs="Consolas"/>
+          <w:b w:val="0"/>
+          <w:bCs w:val="0"/>
+          <w:i w:val="0"/>
+          <w:iCs w:val="0"/>
+          <w:caps w:val="0"/>
+          <w:smallCaps w:val="0"/>
+          <w:noProof w:val="0"/>
+          <w:color w:val="188038"/>
+          <w:sz w:val="21"/>
+          <w:szCs w:val="21"/>
+          <w:lang w:eastAsia="ja-JP"/>
+        </w:rPr>
+        <w:t>55%、</w:t>
+      </w:r>
+      <w:r>
+        <w:rPr>
+          <w:rFonts w:ascii="Consolas" w:hAnsi="Consolas" w:eastAsia="Consolas" w:cs="Consolas"/>
+          <w:b w:val="0"/>
+          <w:bCs w:val="0"/>
+          <w:i w:val="0"/>
+          <w:iCs w:val="0"/>
+          <w:caps w:val="0"/>
+          <w:smallCaps w:val="0"/>
+          <w:noProof w:val="0"/>
+          <w:color w:val="188038"/>
+          <w:sz w:val="21"/>
+          <w:szCs w:val="21"/>
+          <w:lang w:eastAsia="ja-JP"/>
+        </w:rPr>
+        <w:t>100%、</w:t>
+      </w:r>
+      <w:r>
+        <w:rPr>
+          <w:rFonts w:ascii="Consolas" w:hAnsi="Consolas" w:eastAsia="Consolas" w:cs="Consolas"/>
+          <w:b w:val="0"/>
+          <w:bCs w:val="0"/>
+          <w:i w:val="0"/>
+          <w:iCs w:val="0"/>
+          <w:caps w:val="0"/>
+          <w:smallCaps w:val="0"/>
+          <w:noProof w:val="0"/>
+          <w:color w:val="188038"/>
+          <w:sz w:val="21"/>
+          <w:szCs w:val="21"/>
+          <w:lang w:eastAsia="ja-JP"/>
+        </w:rPr>
+        <w:t>100</w:t>
+      </w:r>
+      <w:r>
+        <w:rPr>
+          <w:rFonts w:ascii="Consolas" w:hAnsi="Consolas" w:eastAsia="Consolas" w:cs="Consolas"/>
+          <w:b w:val="0"/>
+          <w:bCs w:val="0"/>
+          <w:i w:val="0"/>
+          <w:iCs w:val="0"/>
+          <w:caps w:val="0"/>
+          <w:smallCaps w:val="0"/>
+          <w:noProof w:val="0"/>
+          <w:color w:val="188038"/>
+          <w:sz w:val="21"/>
+          <w:szCs w:val="21"/>
+          <w:lang w:eastAsia="ja-JP"/>
+        </w:rPr>
+        <w:t>%</w:t>
+      </w:r>
+    </w:p>
+    <w:p>
+      <w:pPr>
+        <w:pStyle w:val="a"/>
+        <w:tabs>
+          <w:tab w:val="right" w:leader="none" w:pos="8504"/>
+        </w:tabs>
+        <w:spacing w:after="160" w:line="259" w:lineRule="auto"/>
+        <w:contextualSpacing w:val="1"/>
+        <w:rPr>
+          <w:rFonts w:ascii="Consolas" w:hAnsi="Consolas" w:eastAsia="Consolas" w:cs="Consolas"/>
+          <w:b w:val="0"/>
+          <w:bCs w:val="0"/>
+          <w:i w:val="0"/>
+          <w:iCs w:val="0"/>
+          <w:caps w:val="0"/>
+          <w:smallCaps w:val="0"/>
+          <w:noProof w:val="0"/>
+          <w:color w:val="188038"/>
+          <w:sz w:val="21"/>
+          <w:szCs w:val="21"/>
+          <w:lang w:eastAsia="ja-JP"/>
+        </w:rPr>
+      </w:pPr>
+    </w:p>
+    <w:p>
+      <w:pPr>
+        <w:pStyle w:val="a"/>
+        <w:tabs>
+          <w:tab w:val="right" w:leader="none" w:pos="8504"/>
+        </w:tabs>
+        <w:spacing w:after="160" w:line="259" w:lineRule="auto"/>
+        <w:contextualSpacing w:val="1"/>
+        <w:rPr>
+          <w:rFonts w:ascii="Consolas" w:hAnsi="Consolas" w:eastAsia="Consolas" w:cs="Consolas"/>
+          <w:b w:val="0"/>
+          <w:bCs w:val="0"/>
+          <w:i w:val="0"/>
+          <w:iCs w:val="0"/>
+          <w:caps w:val="0"/>
+          <w:smallCaps w:val="0"/>
+          <w:noProof w:val="0"/>
+          <w:color w:val="188038"/>
+          <w:sz w:val="21"/>
+          <w:szCs w:val="21"/>
+          <w:lang w:eastAsia="ja-JP"/>
+        </w:rPr>
+      </w:pPr>
+      <w:r>
+        <w:rPr>
+          <w:rFonts w:ascii="Consolas" w:hAnsi="Consolas" w:eastAsia="Consolas" w:cs="Consolas"/>
+          <w:b w:val="0"/>
+          <w:bCs w:val="0"/>
+          <w:i w:val="0"/>
+          <w:iCs w:val="0"/>
+          <w:caps w:val="0"/>
+          <w:smallCaps w:val="0"/>
+          <w:noProof w:val="0"/>
+          <w:color w:val="188038"/>
+          <w:sz w:val="21"/>
+          <w:szCs w:val="21"/>
+          <w:lang w:eastAsia="ja-JP"/>
+        </w:rPr>
+        <w:t>＜</w:t>
+      </w:r>
+      <w:r>
+        <w:rPr>
+          <w:rFonts w:ascii="Segoe UI" w:hAnsi="Segoe UI" w:eastAsia="Segoe UI" w:cs="Segoe UI"/>
+          <w:b w:val="0"/>
+          <w:bCs w:val="0"/>
+          <w:i w:val="0"/>
+          <w:iCs w:val="0"/>
+          <w:caps w:val="0"/>
+          <w:smallCaps w:val="0"/>
+          <w:strike w:val="0"/>
+          <w:dstrike w:val="0"/>
+          <w:noProof w:val="0"/>
+          <w:color w:val="242424"/>
+          <w:sz w:val="21"/>
+          <w:szCs w:val="21"/>
+          <w:u w:val="none"/>
+          <w:lang w:eastAsia="ja-JP"/>
+        </w:rPr>
+        <w:t>※や＊付き数字のハイライト</w:t>
+      </w:r>
+      <w:r>
+        <w:rPr>
+          <w:rFonts w:ascii="Segoe UI" w:hAnsi="Segoe UI" w:eastAsia="Segoe UI" w:cs="Segoe UI"/>
+          <w:b w:val="0"/>
+          <w:bCs w:val="0"/>
+          <w:i w:val="0"/>
+          <w:iCs w:val="0"/>
+          <w:caps w:val="0"/>
+          <w:smallCaps w:val="0"/>
+          <w:strike w:val="0"/>
+          <w:dstrike w:val="0"/>
+          <w:noProof w:val="0"/>
+          <w:color w:val="242424"/>
+          <w:sz w:val="21"/>
+          <w:szCs w:val="21"/>
+          <w:u w:val="none"/>
+          <w:lang w:eastAsia="ja-JP"/>
+        </w:rPr>
+        <w:t>化</w:t>
+      </w:r>
+      <w:r>
+        <w:rPr>
+          <w:rFonts w:ascii="Consolas" w:hAnsi="Consolas" w:eastAsia="Consolas" w:cs="Consolas"/>
+          <w:b w:val="0"/>
+          <w:bCs w:val="0"/>
+          <w:i w:val="0"/>
+          <w:iCs w:val="0"/>
+          <w:caps w:val="0"/>
+          <w:smallCaps w:val="0"/>
+          <w:noProof w:val="0"/>
+          <w:color w:val="188038"/>
+          <w:sz w:val="21"/>
+          <w:szCs w:val="21"/>
+          <w:lang w:eastAsia="ja-JP"/>
+        </w:rPr>
+        <w:t>＞</w:t>
+      </w:r>
+    </w:p>
+    <w:p>
+      <w:pPr>
+        <w:pStyle w:val="a"/>
+        <w:tabs>
+          <w:tab w:val="right" w:leader="none" w:pos="8504"/>
+        </w:tabs>
+        <w:spacing w:after="160" w:line="259" w:lineRule="auto"/>
+        <w:contextualSpacing w:val="1"/>
+        <w:rPr>
+          <w:rFonts w:ascii="Consolas" w:hAnsi="Consolas" w:eastAsia="Consolas" w:cs="Consolas"/>
+          <w:b w:val="0"/>
+          <w:bCs w:val="0"/>
+          <w:i w:val="0"/>
+          <w:iCs w:val="0"/>
+          <w:caps w:val="0"/>
+          <w:smallCaps w:val="0"/>
+          <w:noProof w:val="0"/>
+          <w:color w:val="188038"/>
+          <w:sz w:val="21"/>
+          <w:szCs w:val="21"/>
+          <w:lang w:eastAsia="ja-JP"/>
+        </w:rPr>
+      </w:pPr>
+      <w:r>
+        <w:rPr>
+          <w:rFonts w:ascii="Consolas" w:hAnsi="Consolas" w:eastAsia="Consolas" w:cs="Consolas"/>
+          <w:b w:val="0"/>
+          <w:bCs w:val="0"/>
+          <w:i w:val="0"/>
+          <w:iCs w:val="0"/>
+          <w:caps w:val="0"/>
+          <w:smallCaps w:val="0"/>
+          <w:noProof w:val="0"/>
+          <w:color w:val="188038"/>
+          <w:sz w:val="21"/>
+          <w:szCs w:val="21"/>
+          <w:highlight w:val="cyan"/>
+          <w:lang w:eastAsia="ja-JP"/>
+        </w:rPr>
+        <w:t>※5</w:t>
+      </w:r>
+      <w:r>
+        <w:rPr>
+          <w:b w:val="0"/>
+          <w:i w:val="0"/>
+        </w:rPr>
+        <w:t>、</w:t>
+      </w:r>
+      <w:r>
+        <w:rPr>
+          <w:b w:val="0"/>
+          <w:i w:val="0"/>
+          <w:highlight w:val="cyan"/>
+        </w:rPr>
+        <w:t>※5</w:t>
+      </w:r>
+      <w:r>
+        <w:rPr>
+          <w:b w:val="0"/>
+          <w:i w:val="0"/>
+        </w:rPr>
+        <w:t>、※</w:t>
+      </w:r>
+    </w:p>
+    <w:p>
+      <w:pPr>
+        <w:pStyle w:val="a"/>
+        <w:tabs>
+          <w:tab w:val="right" w:leader="none" w:pos="8504"/>
+        </w:tabs>
+        <w:spacing w:after="160" w:line="259" w:lineRule="auto"/>
+        <w:contextualSpacing w:val="1"/>
+        <w:rPr>
+          <w:rFonts w:ascii="Consolas" w:hAnsi="Consolas" w:eastAsia="Consolas" w:cs="Consolas"/>
+          <w:b w:val="0"/>
+          <w:bCs w:val="0"/>
+          <w:i w:val="0"/>
+          <w:iCs w:val="0"/>
+          <w:caps w:val="0"/>
+          <w:smallCaps w:val="0"/>
+          <w:noProof w:val="0"/>
+          <w:color w:val="188038"/>
+          <w:sz w:val="21"/>
+          <w:szCs w:val="21"/>
+          <w:lang w:eastAsia="ja-JP"/>
+        </w:rPr>
+      </w:pPr>
+      <w:r>
+        <w:rPr>
+          <w:rFonts w:ascii="Consolas" w:hAnsi="Consolas" w:eastAsia="Consolas" w:cs="Consolas"/>
+          <w:b w:val="0"/>
+          <w:bCs w:val="0"/>
+          <w:i w:val="0"/>
+          <w:iCs w:val="0"/>
+          <w:caps w:val="0"/>
+          <w:smallCaps w:val="0"/>
+          <w:noProof w:val="0"/>
+          <w:color w:val="188038"/>
+          <w:sz w:val="21"/>
+          <w:szCs w:val="21"/>
+          <w:highlight w:val="cyan"/>
+          <w:lang w:eastAsia="ja-JP"/>
+        </w:rPr>
+        <w:t>＊2</w:t>
+      </w:r>
+      <w:r>
+        <w:rPr>
+          <w:rFonts w:ascii="Consolas" w:hAnsi="Consolas" w:eastAsia="Consolas" w:cs="Consolas"/>
+          <w:b w:val="0"/>
+          <w:bCs w:val="0"/>
+          <w:i w:val="0"/>
+          <w:iCs w:val="0"/>
+          <w:caps w:val="0"/>
+          <w:smallCaps w:val="0"/>
+          <w:noProof w:val="0"/>
+          <w:color w:val="188038"/>
+          <w:sz w:val="21"/>
+          <w:szCs w:val="21"/>
+          <w:lang w:eastAsia="ja-JP"/>
+        </w:rPr>
+      </w:r>
+      <w:r>
+        <w:rPr>
+          <w:b w:val="0"/>
+          <w:i w:val="0"/>
+        </w:rPr>
+        <w:t>、</w:t>
+      </w:r>
+      <w:r>
+        <w:rPr>
+          <w:b w:val="0"/>
+          <w:i w:val="0"/>
+          <w:highlight w:val="cyan"/>
+        </w:rPr>
+        <w:t>＊2</w:t>
+      </w:r>
+      <w:r>
+        <w:rPr>
+          <w:b w:val="0"/>
+          <w:i w:val="0"/>
+        </w:rPr>
+        <w:t>、</w:t>
+      </w:r>
+      <w:r>
+        <w:rPr>
+          <w:b w:val="0"/>
+          <w:i w:val="0"/>
+        </w:rPr>
+        <w:t>＊</w:t>
+      </w:r>
+    </w:p>
+    <w:p>
+      <w:pPr>
+        <w:pStyle w:val="a"/>
+        <w:tabs>
+          <w:tab w:val="right" w:leader="none" w:pos="8504"/>
+        </w:tabs>
+        <w:spacing w:after="160" w:line="259" w:lineRule="auto"/>
+        <w:contextualSpacing w:val="1"/>
+        <w:rPr>
+          <w:rFonts w:ascii="Consolas" w:hAnsi="Consolas" w:eastAsia="Consolas" w:cs="Consolas"/>
+          <w:b w:val="0"/>
+          <w:bCs w:val="0"/>
+          <w:i w:val="0"/>
+          <w:iCs w:val="0"/>
+          <w:caps w:val="0"/>
+          <w:smallCaps w:val="0"/>
+          <w:noProof w:val="0"/>
+          <w:color w:val="188038"/>
+          <w:sz w:val="21"/>
+          <w:szCs w:val="21"/>
+          <w:lang w:eastAsia="ja-JP"/>
+        </w:rPr>
+      </w:pPr>
+      <w:r>
+        <w:rPr>
+          <w:rFonts w:ascii="Consolas" w:hAnsi="Consolas" w:eastAsia="Consolas" w:cs="Consolas"/>
+          <w:b w:val="0"/>
+          <w:bCs w:val="0"/>
+          <w:i w:val="0"/>
+          <w:iCs w:val="0"/>
+          <w:caps w:val="0"/>
+          <w:smallCaps w:val="0"/>
+          <w:noProof w:val="0"/>
+          <w:color w:val="188038"/>
+          <w:sz w:val="21"/>
+          <w:szCs w:val="21"/>
+          <w:highlight w:val="cyan"/>
+          <w:lang w:eastAsia="ja-JP"/>
+        </w:rPr>
+        <w:t>＊7</w:t>
+      </w:r>
+      <w:r>
+        <w:rPr>
+          <w:b w:val="0"/>
+          <w:i w:val="0"/>
+        </w:rPr>
+        <w:t>、</w:t>
+      </w:r>
+      <w:r>
+        <w:rPr>
+          <w:b w:val="0"/>
+          <w:i w:val="0"/>
+          <w:highlight w:val="cyan"/>
+        </w:rPr>
+        <w:t>＊7</w:t>
+      </w:r>
+      <w:r>
+        <w:rPr>
+          <w:b w:val="0"/>
+          <w:i w:val="0"/>
+        </w:rPr>
+        <w:t>。＊</w:t>
+      </w:r>
+    </w:p>
+    <w:p>
+      <w:pPr>
+        <w:pStyle w:val="a"/>
+        <w:tabs>
+          <w:tab w:val="right" w:leader="none" w:pos="8504"/>
+        </w:tabs>
+        <w:spacing w:after="160" w:line="259" w:lineRule="auto"/>
+        <w:contextualSpacing w:val="1"/>
+        <w:rPr>
+          <w:rFonts w:ascii="Consolas" w:hAnsi="Consolas" w:eastAsia="Consolas" w:cs="Consolas"/>
+          <w:b w:val="0"/>
+          <w:bCs w:val="0"/>
+          <w:i w:val="0"/>
+          <w:iCs w:val="0"/>
+          <w:caps w:val="0"/>
+          <w:smallCaps w:val="0"/>
+          <w:noProof w:val="0"/>
+          <w:color w:val="188038"/>
+          <w:sz w:val="21"/>
+          <w:szCs w:val="21"/>
+          <w:lang w:eastAsia="ja-JP"/>
+        </w:rPr>
+      </w:pPr>
+    </w:p>
+    <w:p>
+      <w:pPr>
+        <w:pStyle w:val="a"/>
+        <w:tabs>
+          <w:tab w:val="right" w:leader="none" w:pos="8504"/>
+        </w:tabs>
+        <w:spacing w:after="160" w:line="259" w:lineRule="auto"/>
+        <w:contextualSpacing w:val="1"/>
+        <w:rPr>
+          <w:rFonts w:ascii="Consolas" w:hAnsi="Consolas" w:eastAsia="Consolas" w:cs="Consolas"/>
+          <w:b w:val="0"/>
+          <w:bCs w:val="0"/>
+          <w:i w:val="0"/>
+          <w:iCs w:val="0"/>
+          <w:caps w:val="0"/>
+          <w:smallCaps w:val="0"/>
+          <w:noProof w:val="0"/>
+          <w:color w:val="188038"/>
+          <w:sz w:val="21"/>
+          <w:szCs w:val="21"/>
+          <w:lang w:eastAsia="ja-JP"/>
+        </w:rPr>
+      </w:pPr>
+    </w:p>
+    <w:p>
+      <w:pPr>
+        <w:tabs>
+          <w:tab w:val="right" w:leader="none" w:pos="8504"/>
+        </w:tabs>
+        <w:spacing w:after="160" w:line="259" w:lineRule="auto"/>
+        <w:contextualSpacing w:val="1"/>
+        <w:rPr>
+          <w:rFonts w:ascii="游明朝" w:hAnsi="游明朝" w:eastAsia="游明朝" w:cs="游明朝"/>
+          <w:b w:val="0"/>
+          <w:bCs w:val="0"/>
+          <w:i w:val="0"/>
+          <w:iCs w:val="0"/>
+          <w:caps w:val="0"/>
+          <w:smallCaps w:val="0"/>
+          <w:noProof w:val="0"/>
+          <w:color w:val="000000" w:themeColor="text1" w:themeTint="FF" w:themeShade="FF"/>
+          <w:sz w:val="21"/>
+          <w:szCs w:val="21"/>
+          <w:lang w:val="en-US" w:eastAsia="ja-JP"/>
+        </w:rPr>
+      </w:pPr>
+    </w:p>
+    <w:p>
+      <w:pPr>
+        <w:rPr>
+          <w:b w:val="0"/>
+          <w:bCs w:val="0"/>
+          <w:i w:val="0"/>
+          <w:iCs w:val="0"/>
+          <w:lang w:val="en-US"/>
+        </w:rPr>
+      </w:pPr>
     </w:p>
     <w:sectPr>
-      <w:pgSz w:w="11906" w:h="16838"/>
+      <w:pgSz w:w="11906" w:h="16838" w:orient="portrait"/>
       <w:pgMar w:top="1985" w:right="1701" w:bottom="1701" w:left="1701" w:header="851" w:footer="992" w:gutter="0"/>
       <w:cols w:space="425"/>
       <w:docGrid w:type="lines" w:linePitch="360"/>
@@ -544,36 +1508,152 @@
 </w:document>
 </file>
 
+<file path=word/numbering.xml><?xml version="1.0" encoding="utf-8"?>
+<w:numbering xmlns:w="http://schemas.openxmlformats.org/wordprocessingml/2006/main">
+  <w:abstractNum xmlns:w="http://schemas.openxmlformats.org/wordprocessingml/2006/main" w:abstractNumId="1">
+    <w:nsid w:val="f0f588"/>
+    <w:multiLevelType xmlns:w="http://schemas.openxmlformats.org/wordprocessingml/2006/main" w:val="hybridMultilevel"/>
+    <w:lvl xmlns:w="http://schemas.openxmlformats.org/wordprocessingml/2006/main" w:ilvl="0">
+      <w:start w:val="1"/>
+      <w:numFmt w:val="bullet"/>
+      <w:lvlText w:val=""/>
+      <w:lvlJc w:val="left"/>
+      <w:pPr>
+        <w:ind w:left="420" w:hanging="420"/>
+      </w:pPr>
+      <w:rPr>
+        <w:rFonts w:hint="default" w:ascii="Symbol" w:hAnsi="Symbol"/>
+      </w:rPr>
+    </w:lvl>
+    <w:lvl xmlns:w="http://schemas.openxmlformats.org/wordprocessingml/2006/main" w:ilvl="1">
+      <w:start w:val="1"/>
+      <w:numFmt w:val="bullet"/>
+      <w:lvlText w:val="o"/>
+      <w:lvlJc w:val="left"/>
+      <w:pPr>
+        <w:ind w:left="840" w:hanging="420"/>
+      </w:pPr>
+      <w:rPr>
+        <w:rFonts w:hint="default" w:ascii="Courier New" w:hAnsi="Courier New"/>
+      </w:rPr>
+    </w:lvl>
+    <w:lvl xmlns:w="http://schemas.openxmlformats.org/wordprocessingml/2006/main" w:ilvl="2">
+      <w:start w:val="1"/>
+      <w:numFmt w:val="bullet"/>
+      <w:lvlText w:val=""/>
+      <w:lvlJc w:val="left"/>
+      <w:pPr>
+        <w:ind w:left="1260" w:hanging="420"/>
+      </w:pPr>
+      <w:rPr>
+        <w:rFonts w:hint="default" w:ascii="Wingdings" w:hAnsi="Wingdings"/>
+      </w:rPr>
+    </w:lvl>
+    <w:lvl xmlns:w="http://schemas.openxmlformats.org/wordprocessingml/2006/main" w:ilvl="3">
+      <w:start w:val="1"/>
+      <w:numFmt w:val="bullet"/>
+      <w:lvlText w:val=""/>
+      <w:lvlJc w:val="left"/>
+      <w:pPr>
+        <w:ind w:left="1680" w:hanging="420"/>
+      </w:pPr>
+      <w:rPr>
+        <w:rFonts w:hint="default" w:ascii="Symbol" w:hAnsi="Symbol"/>
+      </w:rPr>
+    </w:lvl>
+    <w:lvl xmlns:w="http://schemas.openxmlformats.org/wordprocessingml/2006/main" w:ilvl="4">
+      <w:start w:val="1"/>
+      <w:numFmt w:val="bullet"/>
+      <w:lvlText w:val="o"/>
+      <w:lvlJc w:val="left"/>
+      <w:pPr>
+        <w:ind w:left="2100" w:hanging="420"/>
+      </w:pPr>
+      <w:rPr>
+        <w:rFonts w:hint="default" w:ascii="Courier New" w:hAnsi="Courier New"/>
+      </w:rPr>
+    </w:lvl>
+    <w:lvl xmlns:w="http://schemas.openxmlformats.org/wordprocessingml/2006/main" w:ilvl="5">
+      <w:start w:val="1"/>
+      <w:numFmt w:val="bullet"/>
+      <w:lvlText w:val=""/>
+      <w:lvlJc w:val="left"/>
+      <w:pPr>
+        <w:ind w:left="2520" w:hanging="420"/>
+      </w:pPr>
+      <w:rPr>
+        <w:rFonts w:hint="default" w:ascii="Wingdings" w:hAnsi="Wingdings"/>
+      </w:rPr>
+    </w:lvl>
+    <w:lvl xmlns:w="http://schemas.openxmlformats.org/wordprocessingml/2006/main" w:ilvl="6">
+      <w:start w:val="1"/>
+      <w:numFmt w:val="bullet"/>
+      <w:lvlText w:val=""/>
+      <w:lvlJc w:val="left"/>
+      <w:pPr>
+        <w:ind w:left="2940" w:hanging="420"/>
+      </w:pPr>
+      <w:rPr>
+        <w:rFonts w:hint="default" w:ascii="Symbol" w:hAnsi="Symbol"/>
+      </w:rPr>
+    </w:lvl>
+    <w:lvl xmlns:w="http://schemas.openxmlformats.org/wordprocessingml/2006/main" w:ilvl="7">
+      <w:start w:val="1"/>
+      <w:numFmt w:val="bullet"/>
+      <w:lvlText w:val="o"/>
+      <w:lvlJc w:val="left"/>
+      <w:pPr>
+        <w:ind w:left="3360" w:hanging="420"/>
+      </w:pPr>
+      <w:rPr>
+        <w:rFonts w:hint="default" w:ascii="Courier New" w:hAnsi="Courier New"/>
+      </w:rPr>
+    </w:lvl>
+    <w:lvl xmlns:w="http://schemas.openxmlformats.org/wordprocessingml/2006/main" w:ilvl="8">
+      <w:start w:val="1"/>
+      <w:numFmt w:val="bullet"/>
+      <w:lvlText w:val=""/>
+      <w:lvlJc w:val="left"/>
+      <w:pPr>
+        <w:ind w:left="3780" w:hanging="420"/>
+      </w:pPr>
+      <w:rPr>
+        <w:rFonts w:hint="default" w:ascii="Wingdings" w:hAnsi="Wingdings"/>
+      </w:rPr>
+    </w:lvl>
+  </w:abstractNum>
+  <w:num w:numId="1">
+    <w:abstractNumId w:val="1"/>
+  </w:num>
+</w:numbering>
+</file>
+
 <file path=word/styles.xml><?xml version="1.0" encoding="utf-8"?>
-<w:styles xmlns:mc="http://schemas.openxmlformats.org/markup-compatibility/2006" xmlns:r="http://schemas.openxmlformats.org/officeDocument/2006/relationships" xmlns:w="http://schemas.openxmlformats.org/wordprocessingml/2006/main" xmlns:w14="http://schemas.microsoft.com/office/word/2010/wordml" xmlns:w15="http://schemas.microsoft.com/office/word/2012/wordml" xmlns:w16cex="http://schemas.microsoft.com/office/word/2018/wordml/cex" xmlns:w16cid="http://schemas.microsoft.com/office/word/2016/wordml/cid" xmlns:w16="http://schemas.microsoft.com/office/word/2018/wordml" xmlns:w16du="http://schemas.microsoft.com/office/word/2023/wordml/word16du" xmlns:w16sdtdh="http://schemas.microsoft.com/office/word/2020/wordml/sdtdatahash" xmlns:w16sdtfl="http://schemas.microsoft.com/office/word/2024/wordml/sdtformatlock" xmlns:w16se="http://schemas.microsoft.com/office/word/2015/wordml/symex" mc:Ignorable="w14 w15 w16se w16cid w16 w16cex w16sdtdh w16sdtfl w16du">
+<w:styles xmlns:mc="http://schemas.openxmlformats.org/markup-compatibility/2006" xmlns:r="http://schemas.openxmlformats.org/officeDocument/2006/relationships" xmlns:w="http://schemas.openxmlformats.org/wordprocessingml/2006/main" xmlns:w14="http://schemas.microsoft.com/office/word/2010/wordml" xmlns:w15="http://schemas.microsoft.com/office/word/2012/wordml" xmlns:w16cex="http://schemas.microsoft.com/office/word/2018/wordml/cex" xmlns:w16cid="http://schemas.microsoft.com/office/word/2016/wordml/cid" xmlns:w16="http://schemas.microsoft.com/office/word/2018/wordml" xmlns:w16du="http://schemas.microsoft.com/office/word/2023/wordml/word16du" xmlns:w16sdtdh="http://schemas.microsoft.com/office/word/2020/wordml/sdtdatahash" xmlns:w16se="http://schemas.microsoft.com/office/word/2015/wordml/symex" mc:Ignorable="w14 w15 w16se w16cid w16 w16cex w16sdtdh w16du">
   <w:docDefaults>
     <w:rPrDefault>
       <w:rPr>
-        <w:rFonts w:asciiTheme="minorHAnsi" w:eastAsiaTheme="minorEastAsia" w:hAnsiTheme="minorHAnsi" w:cstheme="minorBidi"/>
+        <w:rFonts w:asciiTheme="minorHAnsi" w:hAnsiTheme="minorHAnsi" w:eastAsiaTheme="minorEastAsia" w:cstheme="minorBidi"/>
         <w:kern w:val="2"/>
-        <w:sz w:val="22"/>
-        <w:szCs w:val="24"/>
+        <w:sz w:val="21"/>
+        <w:szCs w:val="22"/>
         <w:lang w:val="en-US" w:eastAsia="ja-JP" w:bidi="ar-SA"/>
         <w14:ligatures w14:val="standardContextual"/>
       </w:rPr>
     </w:rPrDefault>
-    <w:pPrDefault>
-      <w:pPr>
-        <w:spacing w:after="160" w:line="259" w:lineRule="auto"/>
-      </w:pPr>
-    </w:pPrDefault>
+    <w:pPrDefault/>
   </w:docDefaults>
   <w:latentStyles w:defLockedState="0" w:defUIPriority="99" w:defSemiHidden="0" w:defUnhideWhenUsed="0" w:defQFormat="0" w:count="376">
     <w:lsdException w:name="Normal" w:uiPriority="0" w:qFormat="1"/>
     <w:lsdException w:name="heading 1" w:uiPriority="9" w:qFormat="1"/>
-    <w:lsdException w:name="heading 2" w:semiHidden="1" w:uiPriority="9" w:unhideWhenUsed="1" w:qFormat="1"/>
-    <w:lsdException w:name="heading 3" w:semiHidden="1" w:uiPriority="9" w:unhideWhenUsed="1" w:qFormat="1"/>
-    <w:lsdException w:name="heading 4" w:semiHidden="1" w:uiPriority="9" w:unhideWhenUsed="1" w:qFormat="1"/>
-    <w:lsdException w:name="heading 5" w:semiHidden="1" w:uiPriority="9" w:unhideWhenUsed="1" w:qFormat="1"/>
-    <w:lsdException w:name="heading 6" w:semiHidden="1" w:uiPriority="9" w:unhideWhenUsed="1" w:qFormat="1"/>
-    <w:lsdException w:name="heading 7" w:semiHidden="1" w:uiPriority="9" w:unhideWhenUsed="1" w:qFormat="1"/>
-    <w:lsdException w:name="heading 8" w:semiHidden="1" w:uiPriority="9" w:unhideWhenUsed="1" w:qFormat="1"/>
-    <w:lsdException w:name="heading 9" w:semiHidden="1" w:uiPriority="9" w:unhideWhenUsed="1" w:qFormat="1"/>
+    <w:lsdException w:name="heading 2" w:uiPriority="9" w:semiHidden="1" w:unhideWhenUsed="1" w:qFormat="1"/>
+    <w:lsdException w:name="heading 3" w:uiPriority="9" w:semiHidden="1" w:unhideWhenUsed="1" w:qFormat="1"/>
+    <w:lsdException w:name="heading 4" w:uiPriority="9" w:semiHidden="1" w:unhideWhenUsed="1" w:qFormat="1"/>
+    <w:lsdException w:name="heading 5" w:uiPriority="9" w:semiHidden="1" w:unhideWhenUsed="1" w:qFormat="1"/>
+    <w:lsdException w:name="heading 6" w:uiPriority="9" w:semiHidden="1" w:unhideWhenUsed="1" w:qFormat="1"/>
+    <w:lsdException w:name="heading 7" w:uiPriority="9" w:semiHidden="1" w:unhideWhenUsed="1" w:qFormat="1"/>
+    <w:lsdException w:name="heading 8" w:uiPriority="9" w:semiHidden="1" w:unhideWhenUsed="1" w:qFormat="1"/>
+    <w:lsdException w:name="heading 9" w:uiPriority="9" w:semiHidden="1" w:unhideWhenUsed="1" w:qFormat="1"/>
     <w:lsdException w:name="index 1" w:semiHidden="1" w:unhideWhenUsed="1"/>
     <w:lsdException w:name="index 2" w:semiHidden="1" w:unhideWhenUsed="1"/>
     <w:lsdException w:name="index 3" w:semiHidden="1" w:unhideWhenUsed="1"/>
@@ -583,22 +1663,22 @@
     <w:lsdException w:name="index 7" w:semiHidden="1" w:unhideWhenUsed="1"/>
     <w:lsdException w:name="index 8" w:semiHidden="1" w:unhideWhenUsed="1"/>
     <w:lsdException w:name="index 9" w:semiHidden="1" w:unhideWhenUsed="1"/>
-    <w:lsdException w:name="toc 1" w:semiHidden="1" w:uiPriority="39" w:unhideWhenUsed="1"/>
-    <w:lsdException w:name="toc 2" w:semiHidden="1" w:uiPriority="39" w:unhideWhenUsed="1"/>
-    <w:lsdException w:name="toc 3" w:semiHidden="1" w:uiPriority="39" w:unhideWhenUsed="1"/>
-    <w:lsdException w:name="toc 4" w:semiHidden="1" w:uiPriority="39" w:unhideWhenUsed="1"/>
-    <w:lsdException w:name="toc 5" w:semiHidden="1" w:uiPriority="39" w:unhideWhenUsed="1"/>
-    <w:lsdException w:name="toc 6" w:semiHidden="1" w:uiPriority="39" w:unhideWhenUsed="1"/>
-    <w:lsdException w:name="toc 7" w:semiHidden="1" w:uiPriority="39" w:unhideWhenUsed="1"/>
-    <w:lsdException w:name="toc 8" w:semiHidden="1" w:uiPriority="39" w:unhideWhenUsed="1"/>
-    <w:lsdException w:name="toc 9" w:semiHidden="1" w:uiPriority="39" w:unhideWhenUsed="1"/>
+    <w:lsdException w:name="toc 1" w:uiPriority="39" w:semiHidden="1" w:unhideWhenUsed="1"/>
+    <w:lsdException w:name="toc 2" w:uiPriority="39" w:semiHidden="1" w:unhideWhenUsed="1"/>
+    <w:lsdException w:name="toc 3" w:uiPriority="39" w:semiHidden="1" w:unhideWhenUsed="1"/>
+    <w:lsdException w:name="toc 4" w:uiPriority="39" w:semiHidden="1" w:unhideWhenUsed="1"/>
+    <w:lsdException w:name="toc 5" w:uiPriority="39" w:semiHidden="1" w:unhideWhenUsed="1"/>
+    <w:lsdException w:name="toc 6" w:uiPriority="39" w:semiHidden="1" w:unhideWhenUsed="1"/>
+    <w:lsdException w:name="toc 7" w:uiPriority="39" w:semiHidden="1" w:unhideWhenUsed="1"/>
+    <w:lsdException w:name="toc 8" w:uiPriority="39" w:semiHidden="1" w:unhideWhenUsed="1"/>
+    <w:lsdException w:name="toc 9" w:uiPriority="39" w:semiHidden="1" w:unhideWhenUsed="1"/>
     <w:lsdException w:name="Normal Indent" w:semiHidden="1" w:unhideWhenUsed="1"/>
     <w:lsdException w:name="footnote text" w:semiHidden="1" w:unhideWhenUsed="1"/>
     <w:lsdException w:name="annotation text" w:semiHidden="1" w:unhideWhenUsed="1"/>
     <w:lsdException w:name="header" w:semiHidden="1" w:unhideWhenUsed="1"/>
     <w:lsdException w:name="footer" w:semiHidden="1" w:unhideWhenUsed="1"/>
     <w:lsdException w:name="index heading" w:semiHidden="1" w:unhideWhenUsed="1"/>
-    <w:lsdException w:name="caption" w:semiHidden="1" w:uiPriority="35" w:unhideWhenUsed="1" w:qFormat="1"/>
+    <w:lsdException w:name="caption" w:uiPriority="35" w:semiHidden="1" w:unhideWhenUsed="1" w:qFormat="1"/>
     <w:lsdException w:name="table of figures" w:semiHidden="1" w:unhideWhenUsed="1"/>
     <w:lsdException w:name="envelope address" w:semiHidden="1" w:unhideWhenUsed="1"/>
     <w:lsdException w:name="envelope return" w:semiHidden="1" w:unhideWhenUsed="1"/>
@@ -629,7 +1709,7 @@
     <w:lsdException w:name="Title" w:uiPriority="10" w:qFormat="1"/>
     <w:lsdException w:name="Closing" w:semiHidden="1" w:unhideWhenUsed="1"/>
     <w:lsdException w:name="Signature" w:semiHidden="1" w:unhideWhenUsed="1"/>
-    <w:lsdException w:name="Default Paragraph Font" w:semiHidden="1" w:uiPriority="1" w:unhideWhenUsed="1"/>
+    <w:lsdException w:name="Default Paragraph Font" w:uiPriority="1" w:semiHidden="1" w:unhideWhenUsed="1"/>
     <w:lsdException w:name="Body Text" w:semiHidden="1" w:unhideWhenUsed="1"/>
     <w:lsdException w:name="Body Text Indent" w:semiHidden="1" w:unhideWhenUsed="1"/>
     <w:lsdException w:name="List Continue" w:semiHidden="1" w:unhideWhenUsed="1"/>
@@ -829,8 +1909,8 @@
     <w:lsdException w:name="Subtle Reference" w:uiPriority="31" w:qFormat="1"/>
     <w:lsdException w:name="Intense Reference" w:uiPriority="32" w:qFormat="1"/>
     <w:lsdException w:name="Book Title" w:uiPriority="33" w:qFormat="1"/>
-    <w:lsdException w:name="Bibliography" w:semiHidden="1" w:uiPriority="37" w:unhideWhenUsed="1"/>
-    <w:lsdException w:name="TOC Heading" w:semiHidden="1" w:uiPriority="39" w:unhideWhenUsed="1" w:qFormat="1"/>
+    <w:lsdException w:name="Bibliography" w:uiPriority="37" w:semiHidden="1" w:unhideWhenUsed="1"/>
+    <w:lsdException w:name="TOC Heading" w:uiPriority="39" w:semiHidden="1" w:unhideWhenUsed="1" w:qFormat="1"/>
     <w:lsdException w:name="Plain Table 1" w:uiPriority="41"/>
     <w:lsdException w:name="Plain Table 2" w:uiPriority="42"/>
     <w:lsdException w:name="Plain Table 3" w:uiPriority="43"/>
@@ -941,11 +2021,12 @@
     <w:lsdException w:name="Unresolved Mention" w:semiHidden="1" w:unhideWhenUsed="1"/>
     <w:lsdException w:name="Smart Link" w:semiHidden="1" w:unhideWhenUsed="1"/>
   </w:latentStyles>
-  <w:style w:type="paragraph" w:default="1" w:styleId="a">
+  <w:style w:type="paragraph" w:styleId="a" w:default="1">
     <w:name w:val="Normal"/>
     <w:qFormat/>
     <w:pPr>
       <w:widowControl w:val="0"/>
+      <w:jc w:val="both"/>
     </w:pPr>
   </w:style>
   <w:style w:type="paragraph" w:styleId="1">
@@ -955,7 +2036,7 @@
     <w:link w:val="10"/>
     <w:uiPriority w:val="9"/>
     <w:qFormat/>
-    <w:rsid w:val="00DE415A"/>
+    <w:rsid w:val="00924909"/>
     <w:pPr>
       <w:keepNext/>
       <w:keepLines/>
@@ -963,7 +2044,7 @@
       <w:outlineLvl w:val="0"/>
     </w:pPr>
     <w:rPr>
-      <w:rFonts w:asciiTheme="majorHAnsi" w:eastAsiaTheme="majorEastAsia" w:hAnsiTheme="majorHAnsi" w:cstheme="majorBidi"/>
+      <w:rFonts w:asciiTheme="majorHAnsi" w:hAnsiTheme="majorHAnsi" w:eastAsiaTheme="majorEastAsia" w:cstheme="majorBidi"/>
       <w:color w:val="000000" w:themeColor="text1"/>
       <w:sz w:val="32"/>
       <w:szCs w:val="32"/>
@@ -978,7 +2059,7 @@
     <w:semiHidden/>
     <w:unhideWhenUsed/>
     <w:qFormat/>
-    <w:rsid w:val="00DE415A"/>
+    <w:rsid w:val="00924909"/>
     <w:pPr>
       <w:keepNext/>
       <w:keepLines/>
@@ -986,7 +2067,7 @@
       <w:outlineLvl w:val="1"/>
     </w:pPr>
     <w:rPr>
-      <w:rFonts w:asciiTheme="majorHAnsi" w:eastAsiaTheme="majorEastAsia" w:hAnsiTheme="majorHAnsi" w:cstheme="majorBidi"/>
+      <w:rFonts w:asciiTheme="majorHAnsi" w:hAnsiTheme="majorHAnsi" w:eastAsiaTheme="majorEastAsia" w:cstheme="majorBidi"/>
       <w:color w:val="000000" w:themeColor="text1"/>
       <w:sz w:val="28"/>
       <w:szCs w:val="28"/>
@@ -1001,7 +2082,7 @@
     <w:semiHidden/>
     <w:unhideWhenUsed/>
     <w:qFormat/>
-    <w:rsid w:val="00DE415A"/>
+    <w:rsid w:val="00924909"/>
     <w:pPr>
       <w:keepNext/>
       <w:keepLines/>
@@ -1009,9 +2090,10 @@
       <w:outlineLvl w:val="2"/>
     </w:pPr>
     <w:rPr>
-      <w:rFonts w:asciiTheme="majorHAnsi" w:eastAsiaTheme="majorEastAsia" w:hAnsiTheme="majorHAnsi" w:cstheme="majorBidi"/>
+      <w:rFonts w:asciiTheme="majorHAnsi" w:hAnsiTheme="majorHAnsi" w:eastAsiaTheme="majorEastAsia" w:cstheme="majorBidi"/>
       <w:color w:val="000000" w:themeColor="text1"/>
       <w:sz w:val="24"/>
+      <w:szCs w:val="24"/>
     </w:rPr>
   </w:style>
   <w:style w:type="paragraph" w:styleId="4">
@@ -1023,7 +2105,7 @@
     <w:semiHidden/>
     <w:unhideWhenUsed/>
     <w:qFormat/>
-    <w:rsid w:val="00DE415A"/>
+    <w:rsid w:val="00924909"/>
     <w:pPr>
       <w:keepNext/>
       <w:keepLines/>
@@ -1031,7 +2113,7 @@
       <w:outlineLvl w:val="3"/>
     </w:pPr>
     <w:rPr>
-      <w:rFonts w:asciiTheme="majorHAnsi" w:eastAsiaTheme="majorEastAsia" w:hAnsiTheme="majorHAnsi" w:cstheme="majorBidi"/>
+      <w:rFonts w:asciiTheme="majorHAnsi" w:hAnsiTheme="majorHAnsi" w:eastAsiaTheme="majorEastAsia" w:cstheme="majorBidi"/>
       <w:color w:val="000000" w:themeColor="text1"/>
     </w:rPr>
   </w:style>
@@ -1044,16 +2126,16 @@
     <w:semiHidden/>
     <w:unhideWhenUsed/>
     <w:qFormat/>
-    <w:rsid w:val="00DE415A"/>
+    <w:rsid w:val="00924909"/>
     <w:pPr>
       <w:keepNext/>
       <w:keepLines/>
       <w:spacing w:before="80" w:after="40"/>
-      <w:ind w:leftChars="100" w:left="100"/>
+      <w:ind w:left="100" w:leftChars="100"/>
       <w:outlineLvl w:val="4"/>
     </w:pPr>
     <w:rPr>
-      <w:rFonts w:asciiTheme="majorHAnsi" w:eastAsiaTheme="majorEastAsia" w:hAnsiTheme="majorHAnsi" w:cstheme="majorBidi"/>
+      <w:rFonts w:asciiTheme="majorHAnsi" w:hAnsiTheme="majorHAnsi" w:eastAsiaTheme="majorEastAsia" w:cstheme="majorBidi"/>
       <w:color w:val="000000" w:themeColor="text1"/>
     </w:rPr>
   </w:style>
@@ -1066,16 +2148,16 @@
     <w:semiHidden/>
     <w:unhideWhenUsed/>
     <w:qFormat/>
-    <w:rsid w:val="00DE415A"/>
+    <w:rsid w:val="00924909"/>
     <w:pPr>
       <w:keepNext/>
       <w:keepLines/>
       <w:spacing w:before="80" w:after="40"/>
-      <w:ind w:leftChars="200" w:left="200"/>
+      <w:ind w:left="200" w:leftChars="200"/>
       <w:outlineLvl w:val="5"/>
     </w:pPr>
     <w:rPr>
-      <w:rFonts w:asciiTheme="majorHAnsi" w:eastAsiaTheme="majorEastAsia" w:hAnsiTheme="majorHAnsi" w:cstheme="majorBidi"/>
+      <w:rFonts w:asciiTheme="majorHAnsi" w:hAnsiTheme="majorHAnsi" w:eastAsiaTheme="majorEastAsia" w:cstheme="majorBidi"/>
       <w:color w:val="000000" w:themeColor="text1"/>
     </w:rPr>
   </w:style>
@@ -1088,16 +2170,16 @@
     <w:semiHidden/>
     <w:unhideWhenUsed/>
     <w:qFormat/>
-    <w:rsid w:val="00DE415A"/>
+    <w:rsid w:val="00924909"/>
     <w:pPr>
       <w:keepNext/>
       <w:keepLines/>
       <w:spacing w:before="80" w:after="40"/>
-      <w:ind w:leftChars="300" w:left="300"/>
+      <w:ind w:left="300" w:leftChars="300"/>
       <w:outlineLvl w:val="6"/>
     </w:pPr>
     <w:rPr>
-      <w:rFonts w:asciiTheme="majorHAnsi" w:eastAsiaTheme="majorEastAsia" w:hAnsiTheme="majorHAnsi" w:cstheme="majorBidi"/>
+      <w:rFonts w:asciiTheme="majorHAnsi" w:hAnsiTheme="majorHAnsi" w:eastAsiaTheme="majorEastAsia" w:cstheme="majorBidi"/>
       <w:color w:val="000000" w:themeColor="text1"/>
     </w:rPr>
   </w:style>
@@ -1110,16 +2192,16 @@
     <w:semiHidden/>
     <w:unhideWhenUsed/>
     <w:qFormat/>
-    <w:rsid w:val="00DE415A"/>
+    <w:rsid w:val="00924909"/>
     <w:pPr>
       <w:keepNext/>
       <w:keepLines/>
       <w:spacing w:before="80" w:after="40"/>
-      <w:ind w:leftChars="400" w:left="400"/>
+      <w:ind w:left="400" w:leftChars="400"/>
       <w:outlineLvl w:val="7"/>
     </w:pPr>
     <w:rPr>
-      <w:rFonts w:asciiTheme="majorHAnsi" w:eastAsiaTheme="majorEastAsia" w:hAnsiTheme="majorHAnsi" w:cstheme="majorBidi"/>
+      <w:rFonts w:asciiTheme="majorHAnsi" w:hAnsiTheme="majorHAnsi" w:eastAsiaTheme="majorEastAsia" w:cstheme="majorBidi"/>
       <w:color w:val="000000" w:themeColor="text1"/>
     </w:rPr>
   </w:style>
@@ -1132,26 +2214,26 @@
     <w:semiHidden/>
     <w:unhideWhenUsed/>
     <w:qFormat/>
-    <w:rsid w:val="00DE415A"/>
+    <w:rsid w:val="00924909"/>
     <w:pPr>
       <w:keepNext/>
       <w:keepLines/>
       <w:spacing w:before="80" w:after="40"/>
-      <w:ind w:leftChars="500" w:left="500"/>
+      <w:ind w:left="500" w:leftChars="500"/>
       <w:outlineLvl w:val="8"/>
     </w:pPr>
     <w:rPr>
-      <w:rFonts w:asciiTheme="majorHAnsi" w:eastAsiaTheme="majorEastAsia" w:hAnsiTheme="majorHAnsi" w:cstheme="majorBidi"/>
+      <w:rFonts w:asciiTheme="majorHAnsi" w:hAnsiTheme="majorHAnsi" w:eastAsiaTheme="majorEastAsia" w:cstheme="majorBidi"/>
       <w:color w:val="000000" w:themeColor="text1"/>
     </w:rPr>
   </w:style>
-  <w:style w:type="character" w:default="1" w:styleId="a0">
+  <w:style w:type="character" w:styleId="a0" w:default="1">
     <w:name w:val="Default Paragraph Font"/>
     <w:uiPriority w:val="1"/>
     <w:semiHidden/>
     <w:unhideWhenUsed/>
   </w:style>
-  <w:style w:type="table" w:default="1" w:styleId="a1">
+  <w:style w:type="table" w:styleId="a1" w:default="1">
     <w:name w:val="Normal Table"/>
     <w:uiPriority w:val="99"/>
     <w:semiHidden/>
@@ -1166,121 +2248,122 @@
       </w:tblCellMar>
     </w:tblPr>
   </w:style>
-  <w:style w:type="numbering" w:default="1" w:styleId="a2">
+  <w:style w:type="numbering" w:styleId="a2" w:default="1">
     <w:name w:val="No List"/>
     <w:uiPriority w:val="99"/>
     <w:semiHidden/>
     <w:unhideWhenUsed/>
   </w:style>
-  <w:style w:type="character" w:customStyle="1" w:styleId="10">
+  <w:style w:type="character" w:styleId="10" w:customStyle="1">
     <w:name w:val="見出し 1 (文字)"/>
     <w:basedOn w:val="a0"/>
     <w:link w:val="1"/>
     <w:uiPriority w:val="9"/>
-    <w:rsid w:val="00DE415A"/>
+    <w:rsid w:val="00924909"/>
     <w:rPr>
-      <w:rFonts w:asciiTheme="majorHAnsi" w:eastAsiaTheme="majorEastAsia" w:hAnsiTheme="majorHAnsi" w:cstheme="majorBidi"/>
+      <w:rFonts w:asciiTheme="majorHAnsi" w:hAnsiTheme="majorHAnsi" w:eastAsiaTheme="majorEastAsia" w:cstheme="majorBidi"/>
       <w:color w:val="000000" w:themeColor="text1"/>
       <w:sz w:val="32"/>
       <w:szCs w:val="32"/>
     </w:rPr>
   </w:style>
-  <w:style w:type="character" w:customStyle="1" w:styleId="20">
+  <w:style w:type="character" w:styleId="20" w:customStyle="1">
     <w:name w:val="見出し 2 (文字)"/>
     <w:basedOn w:val="a0"/>
     <w:link w:val="2"/>
     <w:uiPriority w:val="9"/>
     <w:semiHidden/>
-    <w:rsid w:val="00DE415A"/>
+    <w:rsid w:val="00924909"/>
     <w:rPr>
-      <w:rFonts w:asciiTheme="majorHAnsi" w:eastAsiaTheme="majorEastAsia" w:hAnsiTheme="majorHAnsi" w:cstheme="majorBidi"/>
+      <w:rFonts w:asciiTheme="majorHAnsi" w:hAnsiTheme="majorHAnsi" w:eastAsiaTheme="majorEastAsia" w:cstheme="majorBidi"/>
       <w:color w:val="000000" w:themeColor="text1"/>
       <w:sz w:val="28"/>
       <w:szCs w:val="28"/>
     </w:rPr>
   </w:style>
-  <w:style w:type="character" w:customStyle="1" w:styleId="30">
+  <w:style w:type="character" w:styleId="30" w:customStyle="1">
     <w:name w:val="見出し 3 (文字)"/>
     <w:basedOn w:val="a0"/>
     <w:link w:val="3"/>
     <w:uiPriority w:val="9"/>
     <w:semiHidden/>
-    <w:rsid w:val="00DE415A"/>
+    <w:rsid w:val="00924909"/>
     <w:rPr>
-      <w:rFonts w:asciiTheme="majorHAnsi" w:eastAsiaTheme="majorEastAsia" w:hAnsiTheme="majorHAnsi" w:cstheme="majorBidi"/>
+      <w:rFonts w:asciiTheme="majorHAnsi" w:hAnsiTheme="majorHAnsi" w:eastAsiaTheme="majorEastAsia" w:cstheme="majorBidi"/>
       <w:color w:val="000000" w:themeColor="text1"/>
       <w:sz w:val="24"/>
+      <w:szCs w:val="24"/>
     </w:rPr>
   </w:style>
-  <w:style w:type="character" w:customStyle="1" w:styleId="40">
+  <w:style w:type="character" w:styleId="40" w:customStyle="1">
     <w:name w:val="見出し 4 (文字)"/>
     <w:basedOn w:val="a0"/>
     <w:link w:val="4"/>
     <w:uiPriority w:val="9"/>
     <w:semiHidden/>
-    <w:rsid w:val="00DE415A"/>
+    <w:rsid w:val="00924909"/>
     <w:rPr>
-      <w:rFonts w:asciiTheme="majorHAnsi" w:eastAsiaTheme="majorEastAsia" w:hAnsiTheme="majorHAnsi" w:cstheme="majorBidi"/>
+      <w:rFonts w:asciiTheme="majorHAnsi" w:hAnsiTheme="majorHAnsi" w:eastAsiaTheme="majorEastAsia" w:cstheme="majorBidi"/>
       <w:color w:val="000000" w:themeColor="text1"/>
     </w:rPr>
   </w:style>
-  <w:style w:type="character" w:customStyle="1" w:styleId="50">
+  <w:style w:type="character" w:styleId="50" w:customStyle="1">
     <w:name w:val="見出し 5 (文字)"/>
     <w:basedOn w:val="a0"/>
     <w:link w:val="5"/>
     <w:uiPriority w:val="9"/>
     <w:semiHidden/>
-    <w:rsid w:val="00DE415A"/>
+    <w:rsid w:val="00924909"/>
     <w:rPr>
-      <w:rFonts w:asciiTheme="majorHAnsi" w:eastAsiaTheme="majorEastAsia" w:hAnsiTheme="majorHAnsi" w:cstheme="majorBidi"/>
+      <w:rFonts w:asciiTheme="majorHAnsi" w:hAnsiTheme="majorHAnsi" w:eastAsiaTheme="majorEastAsia" w:cstheme="majorBidi"/>
       <w:color w:val="000000" w:themeColor="text1"/>
     </w:rPr>
   </w:style>
-  <w:style w:type="character" w:customStyle="1" w:styleId="60">
+  <w:style w:type="character" w:styleId="60" w:customStyle="1">
     <w:name w:val="見出し 6 (文字)"/>
     <w:basedOn w:val="a0"/>
     <w:link w:val="6"/>
     <w:uiPriority w:val="9"/>
     <w:semiHidden/>
-    <w:rsid w:val="00DE415A"/>
+    <w:rsid w:val="00924909"/>
     <w:rPr>
-      <w:rFonts w:asciiTheme="majorHAnsi" w:eastAsiaTheme="majorEastAsia" w:hAnsiTheme="majorHAnsi" w:cstheme="majorBidi"/>
+      <w:rFonts w:asciiTheme="majorHAnsi" w:hAnsiTheme="majorHAnsi" w:eastAsiaTheme="majorEastAsia" w:cstheme="majorBidi"/>
       <w:color w:val="000000" w:themeColor="text1"/>
     </w:rPr>
   </w:style>
-  <w:style w:type="character" w:customStyle="1" w:styleId="70">
+  <w:style w:type="character" w:styleId="70" w:customStyle="1">
     <w:name w:val="見出し 7 (文字)"/>
     <w:basedOn w:val="a0"/>
     <w:link w:val="7"/>
     <w:uiPriority w:val="9"/>
     <w:semiHidden/>
-    <w:rsid w:val="00DE415A"/>
+    <w:rsid w:val="00924909"/>
     <w:rPr>
-      <w:rFonts w:asciiTheme="majorHAnsi" w:eastAsiaTheme="majorEastAsia" w:hAnsiTheme="majorHAnsi" w:cstheme="majorBidi"/>
+      <w:rFonts w:asciiTheme="majorHAnsi" w:hAnsiTheme="majorHAnsi" w:eastAsiaTheme="majorEastAsia" w:cstheme="majorBidi"/>
       <w:color w:val="000000" w:themeColor="text1"/>
     </w:rPr>
   </w:style>
-  <w:style w:type="character" w:customStyle="1" w:styleId="80">
+  <w:style w:type="character" w:styleId="80" w:customStyle="1">
     <w:name w:val="見出し 8 (文字)"/>
     <w:basedOn w:val="a0"/>
     <w:link w:val="8"/>
     <w:uiPriority w:val="9"/>
     <w:semiHidden/>
-    <w:rsid w:val="00DE415A"/>
+    <w:rsid w:val="00924909"/>
     <w:rPr>
-      <w:rFonts w:asciiTheme="majorHAnsi" w:eastAsiaTheme="majorEastAsia" w:hAnsiTheme="majorHAnsi" w:cstheme="majorBidi"/>
+      <w:rFonts w:asciiTheme="majorHAnsi" w:hAnsiTheme="majorHAnsi" w:eastAsiaTheme="majorEastAsia" w:cstheme="majorBidi"/>
       <w:color w:val="000000" w:themeColor="text1"/>
     </w:rPr>
   </w:style>
-  <w:style w:type="character" w:customStyle="1" w:styleId="90">
+  <w:style w:type="character" w:styleId="90" w:customStyle="1">
     <w:name w:val="見出し 9 (文字)"/>
     <w:basedOn w:val="a0"/>
     <w:link w:val="9"/>
     <w:uiPriority w:val="9"/>
     <w:semiHidden/>
-    <w:rsid w:val="00DE415A"/>
+    <w:rsid w:val="00924909"/>
     <w:rPr>
-      <w:rFonts w:asciiTheme="majorHAnsi" w:eastAsiaTheme="majorEastAsia" w:hAnsiTheme="majorHAnsi" w:cstheme="majorBidi"/>
+      <w:rFonts w:asciiTheme="majorHAnsi" w:hAnsiTheme="majorHAnsi" w:eastAsiaTheme="majorEastAsia" w:cstheme="majorBidi"/>
       <w:color w:val="000000" w:themeColor="text1"/>
     </w:rPr>
   </w:style>
@@ -1291,28 +2374,28 @@
     <w:link w:val="a4"/>
     <w:uiPriority w:val="10"/>
     <w:qFormat/>
-    <w:rsid w:val="00DE415A"/>
+    <w:rsid w:val="00924909"/>
     <w:pPr>
-      <w:spacing w:after="80" w:line="240" w:lineRule="auto"/>
+      <w:spacing w:after="80"/>
       <w:contextualSpacing/>
       <w:jc w:val="center"/>
     </w:pPr>
     <w:rPr>
-      <w:rFonts w:asciiTheme="majorHAnsi" w:eastAsiaTheme="majorEastAsia" w:hAnsiTheme="majorHAnsi" w:cstheme="majorBidi"/>
+      <w:rFonts w:asciiTheme="majorHAnsi" w:hAnsiTheme="majorHAnsi" w:eastAsiaTheme="majorEastAsia" w:cstheme="majorBidi"/>
       <w:spacing w:val="-10"/>
       <w:kern w:val="28"/>
       <w:sz w:val="56"/>
       <w:szCs w:val="56"/>
     </w:rPr>
   </w:style>
-  <w:style w:type="character" w:customStyle="1" w:styleId="a4">
+  <w:style w:type="character" w:styleId="a4" w:customStyle="1">
     <w:name w:val="表題 (文字)"/>
     <w:basedOn w:val="a0"/>
     <w:link w:val="a3"/>
     <w:uiPriority w:val="10"/>
-    <w:rsid w:val="00DE415A"/>
+    <w:rsid w:val="00924909"/>
     <w:rPr>
-      <w:rFonts w:asciiTheme="majorHAnsi" w:eastAsiaTheme="majorEastAsia" w:hAnsiTheme="majorHAnsi" w:cstheme="majorBidi"/>
+      <w:rFonts w:asciiTheme="majorHAnsi" w:hAnsiTheme="majorHAnsi" w:eastAsiaTheme="majorEastAsia" w:cstheme="majorBidi"/>
       <w:spacing w:val="-10"/>
       <w:kern w:val="28"/>
       <w:sz w:val="56"/>
@@ -1326,29 +2409,30 @@
     <w:link w:val="a6"/>
     <w:uiPriority w:val="11"/>
     <w:qFormat/>
-    <w:rsid w:val="00DE415A"/>
+    <w:rsid w:val="00924909"/>
     <w:pPr>
       <w:numPr>
         <w:ilvl w:val="1"/>
       </w:numPr>
+      <w:spacing w:after="160"/>
       <w:jc w:val="center"/>
     </w:pPr>
     <w:rPr>
-      <w:rFonts w:asciiTheme="majorHAnsi" w:eastAsiaTheme="majorEastAsia" w:hAnsiTheme="majorHAnsi" w:cstheme="majorBidi"/>
+      <w:rFonts w:asciiTheme="majorHAnsi" w:hAnsiTheme="majorHAnsi" w:eastAsiaTheme="majorEastAsia" w:cstheme="majorBidi"/>
       <w:color w:val="595959" w:themeColor="text1" w:themeTint="A6"/>
       <w:spacing w:val="15"/>
       <w:sz w:val="28"/>
       <w:szCs w:val="28"/>
     </w:rPr>
   </w:style>
-  <w:style w:type="character" w:customStyle="1" w:styleId="a6">
+  <w:style w:type="character" w:styleId="a6" w:customStyle="1">
     <w:name w:val="副題 (文字)"/>
     <w:basedOn w:val="a0"/>
     <w:link w:val="a5"/>
     <w:uiPriority w:val="11"/>
-    <w:rsid w:val="00DE415A"/>
+    <w:rsid w:val="00924909"/>
     <w:rPr>
-      <w:rFonts w:asciiTheme="majorHAnsi" w:eastAsiaTheme="majorEastAsia" w:hAnsiTheme="majorHAnsi" w:cstheme="majorBidi"/>
+      <w:rFonts w:asciiTheme="majorHAnsi" w:hAnsiTheme="majorHAnsi" w:eastAsiaTheme="majorEastAsia" w:cstheme="majorBidi"/>
       <w:color w:val="595959" w:themeColor="text1" w:themeTint="A6"/>
       <w:spacing w:val="15"/>
       <w:sz w:val="28"/>
@@ -1362,9 +2446,9 @@
     <w:link w:val="a8"/>
     <w:uiPriority w:val="29"/>
     <w:qFormat/>
-    <w:rsid w:val="00DE415A"/>
+    <w:rsid w:val="00924909"/>
     <w:pPr>
-      <w:spacing w:before="160"/>
+      <w:spacing w:before="160" w:after="160"/>
       <w:jc w:val="center"/>
     </w:pPr>
     <w:rPr>
@@ -1373,12 +2457,12 @@
       <w:color w:val="404040" w:themeColor="text1" w:themeTint="BF"/>
     </w:rPr>
   </w:style>
-  <w:style w:type="character" w:customStyle="1" w:styleId="a8">
+  <w:style w:type="character" w:styleId="a8" w:customStyle="1">
     <w:name w:val="引用文 (文字)"/>
     <w:basedOn w:val="a0"/>
     <w:link w:val="a7"/>
     <w:uiPriority w:val="29"/>
-    <w:rsid w:val="00DE415A"/>
+    <w:rsid w:val="00924909"/>
     <w:rPr>
       <w:i/>
       <w:iCs/>
@@ -1390,7 +2474,7 @@
     <w:basedOn w:val="a"/>
     <w:uiPriority w:val="34"/>
     <w:qFormat/>
-    <w:rsid w:val="00DE415A"/>
+    <w:rsid w:val="00924909"/>
     <w:pPr>
       <w:ind w:left="720"/>
       <w:contextualSpacing/>
@@ -1401,7 +2485,7 @@
     <w:basedOn w:val="a0"/>
     <w:uiPriority w:val="21"/>
     <w:qFormat/>
-    <w:rsid w:val="00DE415A"/>
+    <w:rsid w:val="00924909"/>
     <w:rPr>
       <w:i/>
       <w:iCs/>
@@ -1415,11 +2499,11 @@
     <w:link w:val="23"/>
     <w:uiPriority w:val="30"/>
     <w:qFormat/>
-    <w:rsid w:val="00DE415A"/>
+    <w:rsid w:val="00924909"/>
     <w:pPr>
       <w:pBdr>
-        <w:top w:val="single" w:sz="4" w:space="10" w:color="0F4761" w:themeColor="accent1" w:themeShade="BF"/>
-        <w:bottom w:val="single" w:sz="4" w:space="10" w:color="0F4761" w:themeColor="accent1" w:themeShade="BF"/>
+        <w:top w:val="single" w:color="0F4761" w:themeColor="accent1" w:themeShade="BF" w:sz="4" w:space="10"/>
+        <w:bottom w:val="single" w:color="0F4761" w:themeColor="accent1" w:themeShade="BF" w:sz="4" w:space="10"/>
       </w:pBdr>
       <w:spacing w:before="360" w:after="360"/>
       <w:ind w:left="864" w:right="864"/>
@@ -1431,12 +2515,12 @@
       <w:color w:val="0F4761" w:themeColor="accent1" w:themeShade="BF"/>
     </w:rPr>
   </w:style>
-  <w:style w:type="character" w:customStyle="1" w:styleId="23">
+  <w:style w:type="character" w:styleId="23" w:customStyle="1">
     <w:name w:val="引用文 2 (文字)"/>
     <w:basedOn w:val="a0"/>
     <w:link w:val="22"/>
     <w:uiPriority w:val="30"/>
-    <w:rsid w:val="00DE415A"/>
+    <w:rsid w:val="00924909"/>
     <w:rPr>
       <w:i/>
       <w:iCs/>
@@ -1448,7 +2532,7 @@
     <w:basedOn w:val="a0"/>
     <w:uiPriority w:val="32"/>
     <w:qFormat/>
-    <w:rsid w:val="00DE415A"/>
+    <w:rsid w:val="00924909"/>
     <w:rPr>
       <w:b/>
       <w:bCs/>
@@ -1461,7 +2545,7 @@
 </file>
 
 <file path=word/theme/theme1.xml><?xml version="1.0" encoding="utf-8"?>
-<a:theme xmlns:a="http://schemas.openxmlformats.org/drawingml/2006/main" name="Office テーマ">
+<a:theme xmlns:a="http://schemas.openxmlformats.org/drawingml/2006/main" xmlns:thm15="http://schemas.microsoft.com/office/thememl/2012/main" name="Office テーマ">
   <a:themeElements>
     <a:clrScheme name="Office">
       <a:dk1>
@@ -1503,7 +2587,7 @@
     </a:clrScheme>
     <a:fontScheme name="Office">
       <a:majorFont>
-        <a:latin typeface="游ゴシック Light" panose="02110004020202020204"/>
+        <a:latin typeface="游ゴシック Light" panose="020F0302020204030204"/>
         <a:ea typeface=""/>
         <a:cs typeface=""/>
         <a:font script="Jpan" typeface="游ゴシック Light"/>
@@ -1555,7 +2639,7 @@
         <a:font script="Tfng" typeface="Ebrima"/>
       </a:majorFont>
       <a:minorFont>
-        <a:latin typeface="游明朝" panose="02110004020202020204"/>
+        <a:latin typeface="游明朝" panose="020F0502020204030204"/>
         <a:ea typeface=""/>
         <a:cs typeface=""/>
         <a:font script="Jpan" typeface="游明朝"/>
@@ -1749,7 +2833,7 @@
   <a:extraClrSchemeLst/>
   <a:extLst>
     <a:ext uri="{05A4C25C-085E-4340-85A3-A5531E510DB2}">
-      <thm15:themeFamily xmlns:thm15="http://schemas.microsoft.com/office/thememl/2012/main" name="Office Theme" id="{2E142A2C-CD16-42D6-873A-C26D2A0506FA}" vid="{1BDDFF52-6CD6-40A5-AB3C-68EB2F1E4D0A}"/>
+      <thm15:themeFamily xmlns:thm15="http://schemas.microsoft.com/office/thememl/2012/main" name="Office Theme" id="{62F939B6-93AF-4DB8-9C6B-D6C7DFDC589F}" vid="{4A3C46E8-61CC-4603-A589-7422A47A8E4A}"/>
     </a:ext>
   </a:extLst>
 </a:theme>

--- a/output/output.docx
+++ b/output/output.docx
@@ -4,422 +4,112 @@
   <w:body>
     <w:p>
       <w:pPr>
-        <w:spacing w:after="646" w:line="259" w:lineRule="auto"/>
         <w:ind w:left="0" w:firstLine="0"/>
-      </w:pPr>
-      <w:r>
-        <w:t xml:space="preserve"> </w:t>
-      </w:r>
-    </w:p>
-    <w:p>
-      <w:pPr>
-        <w:spacing w:after="332"/>
-        <w:ind w:left="-5"/>
-      </w:pPr>
-      <w:r>
-        <w:t xml:space="preserve">!"#$%&amp;’ ()*+,</w:t>
-      </w:r>
-      <w:r>
-        <w:rPr>
-          <w:highlight w:val="darkMagenta"/>
-        </w:rPr>
-        <w:t xml:space="preserve">–</w:t>
-      </w:r>
-      <w:r>
-        <w:rPr/>
-        <w:t xml:space="preserve">./0123456789: ;&lt;=&gt;?@ABCDEFGHIJKLMNOPQRSTUVWXYZa</w:t>
-      </w:r>
-    </w:p>
-    <w:p>
-      <w:pPr>
-        <w:spacing w:after="316"/>
-        <w:ind w:left="-5"/>
-      </w:pPr>
-      <w:r>
-        <w:rPr>
-          <w:highlight w:val="yellow"/>
-        </w:rPr>
-        <w:t xml:space="preserve">bcdefghijkl</w:t>
-      </w:r>
-      <w:r>
-        <w:t xml:space="preserve">mnopqrstuvwxyz () ()••• (.) (.) </w:t>
-      </w:r>
-    </w:p>
-    <w:p>
-      <w:pPr>
-        <w:spacing w:after="189"/>
-        <w:ind w:left="-5"/>
-      </w:pPr>
-      <w:r>
-        <w:t xml:space="preserve">&lt;記号 全角→半角&gt; </w:t>
-      </w:r>
-    </w:p>
-    <w:p>
-      <w:pPr>
-        <w:ind w:left="-5"/>
-      </w:pPr>
-      <w:r>
-        <w:t xml:space="preserve">!"#$%&amp;’ ()*+,</w:t>
-      </w:r>
-      <w:r>
-        <w:rPr>
-          <w:highlight w:val="darkMagenta"/>
-        </w:rPr>
-        <w:t xml:space="preserve">–</w:t>
-      </w:r>
-      <w:r>
-        <w:rPr/>
-        <w:t xml:space="preserve">./ </w:t>
-      </w:r>
-    </w:p>
-    <w:p>
-      <w:pPr>
-        <w:ind w:left="-5"/>
-      </w:pPr>
-      <w:r>
-        <w:t xml:space="preserve">&lt;数字 全角→半角&gt; </w:t>
-      </w:r>
-    </w:p>
-    <w:p>
-      <w:pPr>
-        <w:ind w:left="-5"/>
-      </w:pPr>
-      <w:r>
-        <w:rPr>
-          <w:color w:val="FF0000"/>
-        </w:rPr>
-        <w:t xml:space="preserve">01234</w:t>
-      </w:r>
-      <w:r>
-        <w:t xml:space="preserve">56789 </w:t>
-      </w:r>
-    </w:p>
-    <w:p>
-      <w:pPr>
-        <w:ind w:left="-5"/>
-      </w:pPr>
-      <w:r>
-        <w:t xml:space="preserve">&lt;数式記号 全角→半角&gt; </w:t>
-      </w:r>
-    </w:p>
-    <w:p>
-      <w:pPr>
-        <w:ind w:left="-5"/>
-      </w:pPr>
-      <w:r>
-        <w:t xml:space="preserve">: ;&lt;=&gt;?@ </w:t>
-      </w:r>
-    </w:p>
-    <w:p>
-      <w:pPr>
-        <w:ind w:left="-5"/>
-      </w:pPr>
-      <w:r>
-        <w:t xml:space="preserve">&lt;アルファベット大文字 全角→半角&gt; </w:t>
-      </w:r>
-    </w:p>
-    <w:p>
-      <w:pPr>
-        <w:spacing w:after="810"/>
-        <w:ind w:left="-5"/>
-      </w:pPr>
-      <w:r>
-        <w:t xml:space="preserve">ABCDEFGHIJKLMN</w:t>
-      </w:r>
-      <w:r>
-        <w:rPr>
-          <w:highlight w:val="cyan"/>
-        </w:rPr>
-        <w:t xml:space="preserve">OPQRSTUVWXYZ</w:t>
-      </w:r>
-      <w:r>
-        <w:t xml:space="preserve"> </w:t>
-      </w:r>
-    </w:p>
-    <w:p>
-      <w:pPr>
-        <w:spacing w:after="0" w:line="259" w:lineRule="auto"/>
-        <w:ind w:left="0" w:firstLine="0"/>
-      </w:pPr>
-      <w:r>
-        <w:lastRenderedPageBreak/>
-        <w:t xml:space="preserve"> </w:t>
-      </w:r>
-    </w:p>
-    <w:p>
-      <w:pPr>
-        <w:spacing w:after="646" w:line="259" w:lineRule="auto"/>
-        <w:ind w:left="0" w:firstLine="0"/>
-      </w:pPr>
-      <w:r>
-        <w:t xml:space="preserve"> </w:t>
-      </w:r>
-    </w:p>
-    <w:p>
-      <w:pPr>
-        <w:ind w:left="-5"/>
-      </w:pPr>
-      <w:r>
-        <w:t xml:space="preserve">&lt;アルファベット小文字 全角→半角&gt; </w:t>
-      </w:r>
-    </w:p>
-    <w:p>
-      <w:pPr>
-        <w:ind w:left="-5"/>
-      </w:pPr>
-      <w:r>
-        <w:t xml:space="preserve">abcdefghijkl</w:t>
-      </w:r>
-      <w:r>
-        <w:rPr>
-          <w:color w:val="00B050"/>
-        </w:rPr>
-        <w:t xml:space="preserve">mnopqrstuvwxyz</w:t>
-      </w:r>
-      <w:r>
-        <w:t xml:space="preserve"> </w:t>
-      </w:r>
-    </w:p>
-    <w:p>
-      <w:pPr>
-        <w:ind w:left="-5"/>
-      </w:pPr>
-      <w:r>
-        <w:t xml:space="preserve">&lt;全角空白 全角→半角&gt; </w:t>
-      </w:r>
-    </w:p>
-    <w:p>
-      <w:pPr>
-        <w:ind w:left="-5"/>
-      </w:pPr>
-      <w:r>
-        <w:t xml:space="preserve"> () </w:t>
-      </w:r>
-    </w:p>
-    <w:p>
-      <w:pPr>
-        <w:ind w:left="-5"/>
-      </w:pPr>
-      <w:r>
-        <w:t xml:space="preserve">&lt;中黒→ビュレット&gt; </w:t>
-      </w:r>
-    </w:p>
-    <w:p>
-      <w:pPr>
-        <w:ind w:left="-5"/>
-      </w:pPr>
-      <w:r>
-        <w:t xml:space="preserve">•••  </w:t>
-      </w:r>
-    </w:p>
-    <w:p>
-      <w:pPr>
-        <w:ind w:left="-5"/>
-      </w:pPr>
-      <w:r>
-        <w:t xml:space="preserve">&lt;文末の半角空白→削除&gt; </w:t>
-      </w:r>
-    </w:p>
-    <w:p>
-      <w:pPr>
-        <w:ind w:left="-5"/>
-      </w:pPr>
-      <w:r>
-        <w:t xml:space="preserve"> (文末空白2文字)social responsibilities. </w:t>
-      </w:r>
-    </w:p>
-    <w:p>
-      <w:pPr>
-        <w:ind w:left="-5"/>
-      </w:pPr>
-      <w:r>
-        <w:t xml:space="preserve"> (文末空白1文字)social responsibilities. </w:t>
-      </w:r>
-    </w:p>
-    <w:p>
-      <w:pPr>
-        <w:ind w:left="-5"/>
-      </w:pPr>
-    </w:p>
-    <w:p>
-      <w:pPr>
-        <w:ind w:left="-5"/>
-      </w:pPr>
-      <w:r>
-        <w:t xml:space="preserve"> (文末空白なし)social responsibilities.</w:t>
-      </w:r>
-    </w:p>
-    <w:p>
-      <w:pPr>
-        <w:ind w:left="-5"/>
       </w:pPr>
       <w:r>
         <w:rPr>
           <w:rFonts w:hint="eastAsia"/>
         </w:rPr>
-        <w:t xml:space="preserve">CO₂ O₂ m2 </w:t>
+        <w:t xml:space="preserve">当社の競争優位性の源泉は、不変の価値観「三方よし」と歴史が紡ぐ経営哲学にあります。</w:t>
+      </w:r>
+      <w:r>
+        <w:t xml:space="preserve"/>
       </w:r>
     </w:p>
     <w:p>
       <w:pPr>
-        <w:ind w:left="-5"/>
-        <w:rPr>
-          <w:rFonts w:hint="eastAsia"/>
-        </w:rPr>
+        <w:ind w:left="0" w:firstLine="0"/>
       </w:pPr>
-      <w:r>
-        <w:t xml:space="preserve">Em dash / </w:t>
-      </w:r>
-      <w:r>
-        <w:rPr>
-          <w:highlight w:val="blue"/>
-        </w:rPr>
-        <w:t xml:space="preserve">—</w:t>
-      </w:r>
       <w:r>
         <w:rPr>
           <w:rFonts w:hint="eastAsia"/>
         </w:rPr>
-        <w:t xml:space="preserve"> </w:t>
-      </w:r>
-      <w:r>
-        <w:t xml:space="preserve">The three girls </w:t>
-      </w:r>
-      <w:r>
-        <w:rPr>
-          <w:highlight w:val="blue"/>
-        </w:rPr>
-        <w:t xml:space="preserve">—</w:t>
-      </w:r>
-      <w:r>
-        <w:rPr/>
-        <w:t xml:space="preserve"> Mary, Jane, and Alice </w:t>
-      </w:r>
-      <w:r>
-        <w:rPr>
-          <w:highlight w:val="blue"/>
-        </w:rPr>
-        <w:t xml:space="preserve">—</w:t>
-      </w:r>
-      <w:r>
-        <w:rPr/>
-        <w:t xml:space="preserve"> went to the park.</w:t>
+        <w:t xml:space="preserve">当社の競争優位性の源泉は、不変の価値観「三方よし」と歴史が紡ぐ経営哲学にあります。</w:t>
       </w:r>
     </w:p>
     <w:p>
       <w:pPr>
-        <w:ind w:left="-5"/>
-        <w:rPr>
-          <w:rFonts w:hint="eastAsia"/>
-        </w:rPr>
+        <w:ind w:left="0" w:firstLine="0"/>
       </w:pPr>
-      <w:r>
-        <w:t xml:space="preserve">En dash / </w:t>
-      </w:r>
-      <w:r>
-        <w:rPr>
-          <w:highlight w:val="darkMagenta"/>
-        </w:rPr>
-        <w:t xml:space="preserve">–</w:t>
-      </w:r>
+    </w:p>
+    <w:p>
+      <w:pPr>
+        <w:ind w:left="0" w:firstLine="0"/>
+      </w:pPr>
+    </w:p>
+    <w:p>
+      <w:pPr>
+        <w:ind w:left="0" w:firstLine="0"/>
+      </w:pPr>
       <w:r>
         <w:rPr>
           <w:rFonts w:hint="eastAsia"/>
         </w:rPr>
-        <w:t xml:space="preserve"> </w:t>
+        <w:t xml:space="preserve">従い、それらを直接的にお届けできるような冊子構成としました。</w:t>
       </w:r>
-      <w:r>
-        <w:t xml:space="preserve">Monday </w:t>
-      </w:r>
-      <w:r>
-        <w:rPr>
-          <w:highlight w:val="darkMagenta"/>
-        </w:rPr>
-        <w:t xml:space="preserve">–</w:t>
-      </w:r>
-      <w:r>
-        <w:rPr/>
-        <w:t xml:space="preserve"> Friday</w:t>
-      </w:r>
+    </w:p>
+    <w:p>
+      <w:pPr>
+        <w:ind w:left="0" w:firstLine="0"/>
+      </w:pPr>
       <w:r>
         <w:rPr>
           <w:rFonts w:hint="eastAsia"/>
         </w:rPr>
-        <w:t xml:space="preserve"> </w:t>
+        <w:t xml:space="preserve">従い、それらを直接的にお届けできるような冊子構成としました。</w:t>
       </w:r>
       <w:r>
-        <w:t xml:space="preserve">pages 50 </w:t>
+        <w:t xml:space="preserve"/>
+      </w:r>
+    </w:p>
+    <w:p>
+      <w:pPr>
+        <w:ind w:left="0" w:firstLine="0"/>
+      </w:pPr>
+    </w:p>
+    <w:p>
+      <w:pPr>
+        <w:ind w:left="0" w:firstLine="0"/>
+      </w:pPr>
+    </w:p>
+    <w:p>
+      <w:pPr>
+        <w:ind w:left="0" w:firstLine="0"/>
+      </w:pPr>
+      <w:r>
+        <w:rPr>
+          <w:rFonts w:hint="eastAsia"/>
+        </w:rPr>
+        <w:t xml:space="preserve">持続的な企業価値の向上は、経営者の使命。歴史に学び、紡いできた「商人としての哲学」を徹底し、次なる高みへ挑み続けます</w:t>
       </w:r>
       <w:r>
-        <w:rPr>
-          <w:highlight w:val="darkMagenta"/>
-        </w:rPr>
-        <w:t xml:space="preserve">–</w:t>
-      </w:r>
-      <w:r>
-        <w:rPr/>
-        <w:t xml:space="preserve"> 55</w:t>
+        <w:t xml:space="preserve"/>
       </w:r>
     </w:p>
+    <w:p>
+      <w:pPr>
+        <w:ind w:left="0" w:firstLine="0"/>
+      </w:pPr>
+      <w:r>
+        <w:rPr>
+          <w:rFonts w:hint="eastAsia"/>
+        </w:rPr>
+        <w:t xml:space="preserve">持続的な企業価値の向上は、経営者の使命。歴史に学び、紡いできた「商人としての哲学」を徹底し、次なる高みへ挑み続けます</w:t>
+      </w:r>
+    </w:p>
+    <w:p>
+      <w:pPr>
+        <w:ind w:left="0" w:firstLine="0"/>
+      </w:pPr>
+    </w:p>
     <w:sectPr>
-      <w:pgSz w:w="16838" w:h="11906" w:orient="landscape"/>
-      <w:pgMar w:top="919" w:right="2158" w:bottom="1222" w:left="1702" w:header="0" w:footer="0" w:gutter="0"/>
-      <w:cols w:space="720"/>
-      <w:formProt w:val="0"/>
-      <w:docGrid w:linePitch="100"/>
+      <w:pgSz w:w="11906" w:h="16838"/>
+      <w:pgMar w:top="1985" w:right="1701" w:bottom="1701" w:left="1701" w:header="851" w:footer="992" w:gutter="0"/>
+      <w:cols w:space="425"/>
+      <w:docGrid w:type="lines" w:linePitch="360"/>
     </w:sectPr>
   </w:body>
 </w:document>
-</file>
-
-<file path=word/endnotes.xml><?xml version="1.0" encoding="utf-8"?>
-<w:endnotes xmlns:wpc="http://schemas.microsoft.com/office/word/2010/wordprocessingCanvas" xmlns:cx="http://schemas.microsoft.com/office/drawing/2014/chartex" xmlns:cx1="http://schemas.microsoft.com/office/drawing/2015/9/8/chartex" xmlns:cx2="http://schemas.microsoft.com/office/drawing/2015/10/21/chartex" xmlns:cx3="http://schemas.microsoft.com/office/drawing/2016/5/9/chartex" xmlns:cx4="http://schemas.microsoft.com/office/drawing/2016/5/10/chartex" xmlns:cx5="http://schemas.microsoft.com/office/drawing/2016/5/11/chartex" xmlns:cx6="http://schemas.microsoft.com/office/drawing/2016/5/12/chartex" xmlns:cx7="http://schemas.microsoft.com/office/drawing/2016/5/13/chartex" xmlns:cx8="http://schemas.microsoft.com/office/drawing/2016/5/14/chartex" xmlns:mc="http://schemas.openxmlformats.org/markup-compatibility/2006" xmlns:aink="http://schemas.microsoft.com/office/drawing/2016/ink" xmlns:am3d="http://schemas.microsoft.com/office/drawing/2017/model3d" xmlns:o="urn:schemas-microsoft-com:office:office" xmlns:oel="http://schemas.microsoft.com/office/2019/extlst" xmlns:r="http://schemas.openxmlformats.org/officeDocument/2006/relationships" xmlns:m="http://schemas.openxmlformats.org/officeDocument/2006/math" xmlns:v="urn:schemas-microsoft-com:vml" xmlns:wp14="http://schemas.microsoft.com/office/word/2010/wordprocessingDrawing" xmlns:wp="http://schemas.openxmlformats.org/drawingml/2006/wordprocessingDrawing" xmlns:w10="urn:schemas-microsoft-com:office:word" xmlns:w="http://schemas.openxmlformats.org/wordprocessingml/2006/main" xmlns:w14="http://schemas.microsoft.com/office/word/2010/wordml" xmlns:w15="http://schemas.microsoft.com/office/word/2012/wordml" xmlns:w16cex="http://schemas.microsoft.com/office/word/2018/wordml/cex" xmlns:w16cid="http://schemas.microsoft.com/office/word/2016/wordml/cid" xmlns:w16="http://schemas.microsoft.com/office/word/2018/wordml" xmlns:w16du="http://schemas.microsoft.com/office/word/2023/wordml/word16du" xmlns:w16sdtdh="http://schemas.microsoft.com/office/word/2020/wordml/sdtdatahash" xmlns:w16sdtfl="http://schemas.microsoft.com/office/word/2024/wordml/sdtformatlock" xmlns:w16se="http://schemas.microsoft.com/office/word/2015/wordml/symex" xmlns:wpg="http://schemas.microsoft.com/office/word/2010/wordprocessingGroup" xmlns:wpi="http://schemas.microsoft.com/office/word/2010/wordprocessingInk" xmlns:wne="http://schemas.microsoft.com/office/word/2006/wordml" xmlns:wps="http://schemas.microsoft.com/office/word/2010/wordprocessingShape" mc:Ignorable="w14 w15 w16se w16cid w16 w16cex w16sdtdh w16sdtfl w16du wp14">
-  <w:endnote w:type="separator" w:id="-1">
-    <w:p>
-      <w:pPr>
-        <w:spacing w:after="0" w:line="240" w:lineRule="auto"/>
-      </w:pPr>
-      <w:r>
-        <w:separator/>
-      </w:r>
-    </w:p>
-  </w:endnote>
-  <w:endnote w:type="continuationSeparator" w:id="0">
-    <w:p>
-      <w:pPr>
-        <w:spacing w:after="0" w:line="240" w:lineRule="auto"/>
-      </w:pPr>
-      <w:r>
-        <w:continuationSeparator/>
-      </w:r>
-    </w:p>
-  </w:endnote>
-</w:endnotes>
-</file>
-
-<file path=word/footnotes.xml><?xml version="1.0" encoding="utf-8"?>
-<w:footnotes xmlns:wpc="http://schemas.microsoft.com/office/word/2010/wordprocessingCanvas" xmlns:cx="http://schemas.microsoft.com/office/drawing/2014/chartex" xmlns:cx1="http://schemas.microsoft.com/office/drawing/2015/9/8/chartex" xmlns:cx2="http://schemas.microsoft.com/office/drawing/2015/10/21/chartex" xmlns:cx3="http://schemas.microsoft.com/office/drawing/2016/5/9/chartex" xmlns:cx4="http://schemas.microsoft.com/office/drawing/2016/5/10/chartex" xmlns:cx5="http://schemas.microsoft.com/office/drawing/2016/5/11/chartex" xmlns:cx6="http://schemas.microsoft.com/office/drawing/2016/5/12/chartex" xmlns:cx7="http://schemas.microsoft.com/office/drawing/2016/5/13/chartex" xmlns:cx8="http://schemas.microsoft.com/office/drawing/2016/5/14/chartex" xmlns:mc="http://schemas.openxmlformats.org/markup-compatibility/2006" xmlns:aink="http://schemas.microsoft.com/office/drawing/2016/ink" xmlns:am3d="http://schemas.microsoft.com/office/drawing/2017/model3d" xmlns:o="urn:schemas-microsoft-com:office:office" xmlns:oel="http://schemas.microsoft.com/office/2019/extlst" xmlns:r="http://schemas.openxmlformats.org/officeDocument/2006/relationships" xmlns:m="http://schemas.openxmlformats.org/officeDocument/2006/math" xmlns:v="urn:schemas-microsoft-com:vml" xmlns:wp14="http://schemas.microsoft.com/office/word/2010/wordprocessingDrawing" xmlns:wp="http://schemas.openxmlformats.org/drawingml/2006/wordprocessingDrawing" xmlns:w10="urn:schemas-microsoft-com:office:word" xmlns:w="http://schemas.openxmlformats.org/wordprocessingml/2006/main" xmlns:w14="http://schemas.microsoft.com/office/word/2010/wordml" xmlns:w15="http://schemas.microsoft.com/office/word/2012/wordml" xmlns:w16cex="http://schemas.microsoft.com/office/word/2018/wordml/cex" xmlns:w16cid="http://schemas.microsoft.com/office/word/2016/wordml/cid" xmlns:w16="http://schemas.microsoft.com/office/word/2018/wordml" xmlns:w16du="http://schemas.microsoft.com/office/word/2023/wordml/word16du" xmlns:w16sdtdh="http://schemas.microsoft.com/office/word/2020/wordml/sdtdatahash" xmlns:w16sdtfl="http://schemas.microsoft.com/office/word/2024/wordml/sdtformatlock" xmlns:w16se="http://schemas.microsoft.com/office/word/2015/wordml/symex" xmlns:wpg="http://schemas.microsoft.com/office/word/2010/wordprocessingGroup" xmlns:wpi="http://schemas.microsoft.com/office/word/2010/wordprocessingInk" xmlns:wne="http://schemas.microsoft.com/office/word/2006/wordml" xmlns:wps="http://schemas.microsoft.com/office/word/2010/wordprocessingShape" mc:Ignorable="w14 w15 w16se w16cid w16 w16cex w16sdtdh w16sdtfl w16du wp14">
-  <w:footnote w:type="separator" w:id="-1">
-    <w:p>
-      <w:pPr>
-        <w:spacing w:after="0" w:line="240" w:lineRule="auto"/>
-      </w:pPr>
-      <w:r>
-        <w:separator/>
-      </w:r>
-    </w:p>
-  </w:footnote>
-  <w:footnote w:type="continuationSeparator" w:id="0">
-    <w:p>
-      <w:pPr>
-        <w:spacing w:after="0" w:line="240" w:lineRule="auto"/>
-      </w:pPr>
-      <w:r>
-        <w:continuationSeparator/>
-      </w:r>
-    </w:p>
-  </w:footnote>
-</w:footnotes>
 </file>
 
 <file path=word/styles.xml><?xml version="1.0" encoding="utf-8"?>
@@ -429,7 +119,7 @@
       <w:rPr>
         <w:rFonts w:asciiTheme="minorHAnsi" w:eastAsiaTheme="minorEastAsia" w:hAnsiTheme="minorHAnsi" w:cstheme="minorBidi"/>
         <w:kern w:val="2"/>
-        <w:sz w:val="21"/>
+        <w:sz w:val="22"/>
         <w:szCs w:val="24"/>
         <w:lang w:val="en-US" w:eastAsia="ja-JP" w:bidi="ar-SA"/>
         <w14:ligatures w14:val="standardContextual"/>
@@ -437,7 +127,7 @@
     </w:rPrDefault>
     <w:pPrDefault>
       <w:pPr>
-        <w:suppressAutoHyphens/>
+        <w:spacing w:after="160" w:line="259" w:lineRule="auto"/>
       </w:pPr>
     </w:pPrDefault>
   </w:docDefaults>
@@ -823,18 +513,210 @@
     <w:name w:val="Normal"/>
     <w:qFormat/>
     <w:pPr>
-      <w:spacing w:after="492" w:line="264" w:lineRule="auto"/>
-      <w:ind w:left="10" w:hanging="10"/>
-    </w:pPr>
-    <w:rPr>
-      <w:rFonts w:ascii="游明朝" w:eastAsia="游明朝" w:hAnsi="游明朝" w:cs="游明朝"/>
-      <w:color w:val="000000"/>
-      <w:sz w:val="22"/>
+      <w:widowControl w:val="0"/>
+    </w:pPr>
+  </w:style>
+  <w:style w:type="paragraph" w:styleId="1">
+    <w:name w:val="heading 1"/>
+    <w:basedOn w:val="a"/>
+    <w:next w:val="a"/>
+    <w:link w:val="10"/>
+    <w:uiPriority w:val="9"/>
+    <w:qFormat/>
+    <w:rsid w:val="00412FF5"/>
+    <w:pPr>
+      <w:keepNext/>
+      <w:keepLines/>
+      <w:spacing w:before="280" w:after="80"/>
+      <w:outlineLvl w:val="0"/>
+    </w:pPr>
+    <w:rPr>
+      <w:rFonts w:asciiTheme="majorHAnsi" w:eastAsiaTheme="majorEastAsia" w:hAnsiTheme="majorHAnsi" w:cstheme="majorBidi"/>
+      <w:color w:val="000000" w:themeColor="text1"/>
+      <w:sz w:val="32"/>
+      <w:szCs w:val="32"/>
+    </w:rPr>
+  </w:style>
+  <w:style w:type="paragraph" w:styleId="2">
+    <w:name w:val="heading 2"/>
+    <w:basedOn w:val="a"/>
+    <w:next w:val="a"/>
+    <w:link w:val="20"/>
+    <w:uiPriority w:val="9"/>
+    <w:semiHidden/>
+    <w:unhideWhenUsed/>
+    <w:qFormat/>
+    <w:rsid w:val="00412FF5"/>
+    <w:pPr>
+      <w:keepNext/>
+      <w:keepLines/>
+      <w:spacing w:before="160" w:after="80"/>
+      <w:outlineLvl w:val="1"/>
+    </w:pPr>
+    <w:rPr>
+      <w:rFonts w:asciiTheme="majorHAnsi" w:eastAsiaTheme="majorEastAsia" w:hAnsiTheme="majorHAnsi" w:cstheme="majorBidi"/>
+      <w:color w:val="000000" w:themeColor="text1"/>
+      <w:sz w:val="28"/>
+      <w:szCs w:val="28"/>
+    </w:rPr>
+  </w:style>
+  <w:style w:type="paragraph" w:styleId="3">
+    <w:name w:val="heading 3"/>
+    <w:basedOn w:val="a"/>
+    <w:next w:val="a"/>
+    <w:link w:val="30"/>
+    <w:uiPriority w:val="9"/>
+    <w:semiHidden/>
+    <w:unhideWhenUsed/>
+    <w:qFormat/>
+    <w:rsid w:val="00412FF5"/>
+    <w:pPr>
+      <w:keepNext/>
+      <w:keepLines/>
+      <w:spacing w:before="160" w:after="80"/>
+      <w:outlineLvl w:val="2"/>
+    </w:pPr>
+    <w:rPr>
+      <w:rFonts w:asciiTheme="majorHAnsi" w:eastAsiaTheme="majorEastAsia" w:hAnsiTheme="majorHAnsi" w:cstheme="majorBidi"/>
+      <w:color w:val="000000" w:themeColor="text1"/>
+      <w:sz w:val="24"/>
+    </w:rPr>
+  </w:style>
+  <w:style w:type="paragraph" w:styleId="4">
+    <w:name w:val="heading 4"/>
+    <w:basedOn w:val="a"/>
+    <w:next w:val="a"/>
+    <w:link w:val="40"/>
+    <w:uiPriority w:val="9"/>
+    <w:semiHidden/>
+    <w:unhideWhenUsed/>
+    <w:qFormat/>
+    <w:rsid w:val="00412FF5"/>
+    <w:pPr>
+      <w:keepNext/>
+      <w:keepLines/>
+      <w:spacing w:before="80" w:after="40"/>
+      <w:outlineLvl w:val="3"/>
+    </w:pPr>
+    <w:rPr>
+      <w:rFonts w:asciiTheme="majorHAnsi" w:eastAsiaTheme="majorEastAsia" w:hAnsiTheme="majorHAnsi" w:cstheme="majorBidi"/>
+      <w:color w:val="000000" w:themeColor="text1"/>
+    </w:rPr>
+  </w:style>
+  <w:style w:type="paragraph" w:styleId="5">
+    <w:name w:val="heading 5"/>
+    <w:basedOn w:val="a"/>
+    <w:next w:val="a"/>
+    <w:link w:val="50"/>
+    <w:uiPriority w:val="9"/>
+    <w:semiHidden/>
+    <w:unhideWhenUsed/>
+    <w:qFormat/>
+    <w:rsid w:val="00412FF5"/>
+    <w:pPr>
+      <w:keepNext/>
+      <w:keepLines/>
+      <w:spacing w:before="80" w:after="40"/>
+      <w:ind w:leftChars="100" w:left="100"/>
+      <w:outlineLvl w:val="4"/>
+    </w:pPr>
+    <w:rPr>
+      <w:rFonts w:asciiTheme="majorHAnsi" w:eastAsiaTheme="majorEastAsia" w:hAnsiTheme="majorHAnsi" w:cstheme="majorBidi"/>
+      <w:color w:val="000000" w:themeColor="text1"/>
+    </w:rPr>
+  </w:style>
+  <w:style w:type="paragraph" w:styleId="6">
+    <w:name w:val="heading 6"/>
+    <w:basedOn w:val="a"/>
+    <w:next w:val="a"/>
+    <w:link w:val="60"/>
+    <w:uiPriority w:val="9"/>
+    <w:semiHidden/>
+    <w:unhideWhenUsed/>
+    <w:qFormat/>
+    <w:rsid w:val="00412FF5"/>
+    <w:pPr>
+      <w:keepNext/>
+      <w:keepLines/>
+      <w:spacing w:before="80" w:after="40"/>
+      <w:ind w:leftChars="200" w:left="200"/>
+      <w:outlineLvl w:val="5"/>
+    </w:pPr>
+    <w:rPr>
+      <w:rFonts w:asciiTheme="majorHAnsi" w:eastAsiaTheme="majorEastAsia" w:hAnsiTheme="majorHAnsi" w:cstheme="majorBidi"/>
+      <w:color w:val="000000" w:themeColor="text1"/>
+    </w:rPr>
+  </w:style>
+  <w:style w:type="paragraph" w:styleId="7">
+    <w:name w:val="heading 7"/>
+    <w:basedOn w:val="a"/>
+    <w:next w:val="a"/>
+    <w:link w:val="70"/>
+    <w:uiPriority w:val="9"/>
+    <w:semiHidden/>
+    <w:unhideWhenUsed/>
+    <w:qFormat/>
+    <w:rsid w:val="00412FF5"/>
+    <w:pPr>
+      <w:keepNext/>
+      <w:keepLines/>
+      <w:spacing w:before="80" w:after="40"/>
+      <w:ind w:leftChars="300" w:left="300"/>
+      <w:outlineLvl w:val="6"/>
+    </w:pPr>
+    <w:rPr>
+      <w:rFonts w:asciiTheme="majorHAnsi" w:eastAsiaTheme="majorEastAsia" w:hAnsiTheme="majorHAnsi" w:cstheme="majorBidi"/>
+      <w:color w:val="000000" w:themeColor="text1"/>
+    </w:rPr>
+  </w:style>
+  <w:style w:type="paragraph" w:styleId="8">
+    <w:name w:val="heading 8"/>
+    <w:basedOn w:val="a"/>
+    <w:next w:val="a"/>
+    <w:link w:val="80"/>
+    <w:uiPriority w:val="9"/>
+    <w:semiHidden/>
+    <w:unhideWhenUsed/>
+    <w:qFormat/>
+    <w:rsid w:val="00412FF5"/>
+    <w:pPr>
+      <w:keepNext/>
+      <w:keepLines/>
+      <w:spacing w:before="80" w:after="40"/>
+      <w:ind w:leftChars="400" w:left="400"/>
+      <w:outlineLvl w:val="7"/>
+    </w:pPr>
+    <w:rPr>
+      <w:rFonts w:asciiTheme="majorHAnsi" w:eastAsiaTheme="majorEastAsia" w:hAnsiTheme="majorHAnsi" w:cstheme="majorBidi"/>
+      <w:color w:val="000000" w:themeColor="text1"/>
+    </w:rPr>
+  </w:style>
+  <w:style w:type="paragraph" w:styleId="9">
+    <w:name w:val="heading 9"/>
+    <w:basedOn w:val="a"/>
+    <w:next w:val="a"/>
+    <w:link w:val="90"/>
+    <w:uiPriority w:val="9"/>
+    <w:semiHidden/>
+    <w:unhideWhenUsed/>
+    <w:qFormat/>
+    <w:rsid w:val="00412FF5"/>
+    <w:pPr>
+      <w:keepNext/>
+      <w:keepLines/>
+      <w:spacing w:before="80" w:after="40"/>
+      <w:ind w:leftChars="500" w:left="500"/>
+      <w:outlineLvl w:val="8"/>
+    </w:pPr>
+    <w:rPr>
+      <w:rFonts w:asciiTheme="majorHAnsi" w:eastAsiaTheme="majorEastAsia" w:hAnsiTheme="majorHAnsi" w:cstheme="majorBidi"/>
+      <w:color w:val="000000" w:themeColor="text1"/>
     </w:rPr>
   </w:style>
   <w:style w:type="character" w:default="1" w:styleId="a0">
     <w:name w:val="Default Paragraph Font"/>
     <w:uiPriority w:val="1"/>
+    <w:semiHidden/>
     <w:unhideWhenUsed/>
   </w:style>
   <w:style w:type="table" w:default="1" w:styleId="a1">
@@ -858,120 +740,289 @@
     <w:semiHidden/>
     <w:unhideWhenUsed/>
   </w:style>
-  <w:style w:type="paragraph" w:customStyle="1" w:styleId="a3">
-    <w:name w:val="見出し"/>
-    <w:basedOn w:val="a"/>
-    <w:next w:val="a4"/>
-    <w:qFormat/>
-    <w:pPr>
-      <w:keepNext/>
-      <w:spacing w:before="240" w:after="120"/>
-    </w:pPr>
-    <w:rPr>
-      <w:rFonts w:ascii="Liberation Sans" w:eastAsia="Noto Sans JP" w:hAnsi="Liberation Sans" w:cs="Arial"/>
+  <w:style w:type="character" w:customStyle="1" w:styleId="10">
+    <w:name w:val="見出し 1 (文字)"/>
+    <w:basedOn w:val="a0"/>
+    <w:link w:val="1"/>
+    <w:uiPriority w:val="9"/>
+    <w:rsid w:val="00412FF5"/>
+    <w:rPr>
+      <w:rFonts w:asciiTheme="majorHAnsi" w:eastAsiaTheme="majorEastAsia" w:hAnsiTheme="majorHAnsi" w:cstheme="majorBidi"/>
+      <w:color w:val="000000" w:themeColor="text1"/>
+      <w:sz w:val="32"/>
+      <w:szCs w:val="32"/>
+    </w:rPr>
+  </w:style>
+  <w:style w:type="character" w:customStyle="1" w:styleId="20">
+    <w:name w:val="見出し 2 (文字)"/>
+    <w:basedOn w:val="a0"/>
+    <w:link w:val="2"/>
+    <w:uiPriority w:val="9"/>
+    <w:semiHidden/>
+    <w:rsid w:val="00412FF5"/>
+    <w:rPr>
+      <w:rFonts w:asciiTheme="majorHAnsi" w:eastAsiaTheme="majorEastAsia" w:hAnsiTheme="majorHAnsi" w:cstheme="majorBidi"/>
+      <w:color w:val="000000" w:themeColor="text1"/>
       <w:sz w:val="28"/>
       <w:szCs w:val="28"/>
     </w:rPr>
   </w:style>
-  <w:style w:type="paragraph" w:styleId="a4">
-    <w:name w:val="Body Text"/>
+  <w:style w:type="character" w:customStyle="1" w:styleId="30">
+    <w:name w:val="見出し 3 (文字)"/>
+    <w:basedOn w:val="a0"/>
+    <w:link w:val="3"/>
+    <w:uiPriority w:val="9"/>
+    <w:semiHidden/>
+    <w:rsid w:val="00412FF5"/>
+    <w:rPr>
+      <w:rFonts w:asciiTheme="majorHAnsi" w:eastAsiaTheme="majorEastAsia" w:hAnsiTheme="majorHAnsi" w:cstheme="majorBidi"/>
+      <w:color w:val="000000" w:themeColor="text1"/>
+      <w:sz w:val="24"/>
+    </w:rPr>
+  </w:style>
+  <w:style w:type="character" w:customStyle="1" w:styleId="40">
+    <w:name w:val="見出し 4 (文字)"/>
+    <w:basedOn w:val="a0"/>
+    <w:link w:val="4"/>
+    <w:uiPriority w:val="9"/>
+    <w:semiHidden/>
+    <w:rsid w:val="00412FF5"/>
+    <w:rPr>
+      <w:rFonts w:asciiTheme="majorHAnsi" w:eastAsiaTheme="majorEastAsia" w:hAnsiTheme="majorHAnsi" w:cstheme="majorBidi"/>
+      <w:color w:val="000000" w:themeColor="text1"/>
+    </w:rPr>
+  </w:style>
+  <w:style w:type="character" w:customStyle="1" w:styleId="50">
+    <w:name w:val="見出し 5 (文字)"/>
+    <w:basedOn w:val="a0"/>
+    <w:link w:val="5"/>
+    <w:uiPriority w:val="9"/>
+    <w:semiHidden/>
+    <w:rsid w:val="00412FF5"/>
+    <w:rPr>
+      <w:rFonts w:asciiTheme="majorHAnsi" w:eastAsiaTheme="majorEastAsia" w:hAnsiTheme="majorHAnsi" w:cstheme="majorBidi"/>
+      <w:color w:val="000000" w:themeColor="text1"/>
+    </w:rPr>
+  </w:style>
+  <w:style w:type="character" w:customStyle="1" w:styleId="60">
+    <w:name w:val="見出し 6 (文字)"/>
+    <w:basedOn w:val="a0"/>
+    <w:link w:val="6"/>
+    <w:uiPriority w:val="9"/>
+    <w:semiHidden/>
+    <w:rsid w:val="00412FF5"/>
+    <w:rPr>
+      <w:rFonts w:asciiTheme="majorHAnsi" w:eastAsiaTheme="majorEastAsia" w:hAnsiTheme="majorHAnsi" w:cstheme="majorBidi"/>
+      <w:color w:val="000000" w:themeColor="text1"/>
+    </w:rPr>
+  </w:style>
+  <w:style w:type="character" w:customStyle="1" w:styleId="70">
+    <w:name w:val="見出し 7 (文字)"/>
+    <w:basedOn w:val="a0"/>
+    <w:link w:val="7"/>
+    <w:uiPriority w:val="9"/>
+    <w:semiHidden/>
+    <w:rsid w:val="00412FF5"/>
+    <w:rPr>
+      <w:rFonts w:asciiTheme="majorHAnsi" w:eastAsiaTheme="majorEastAsia" w:hAnsiTheme="majorHAnsi" w:cstheme="majorBidi"/>
+      <w:color w:val="000000" w:themeColor="text1"/>
+    </w:rPr>
+  </w:style>
+  <w:style w:type="character" w:customStyle="1" w:styleId="80">
+    <w:name w:val="見出し 8 (文字)"/>
+    <w:basedOn w:val="a0"/>
+    <w:link w:val="8"/>
+    <w:uiPriority w:val="9"/>
+    <w:semiHidden/>
+    <w:rsid w:val="00412FF5"/>
+    <w:rPr>
+      <w:rFonts w:asciiTheme="majorHAnsi" w:eastAsiaTheme="majorEastAsia" w:hAnsiTheme="majorHAnsi" w:cstheme="majorBidi"/>
+      <w:color w:val="000000" w:themeColor="text1"/>
+    </w:rPr>
+  </w:style>
+  <w:style w:type="character" w:customStyle="1" w:styleId="90">
+    <w:name w:val="見出し 9 (文字)"/>
+    <w:basedOn w:val="a0"/>
+    <w:link w:val="9"/>
+    <w:uiPriority w:val="9"/>
+    <w:semiHidden/>
+    <w:rsid w:val="00412FF5"/>
+    <w:rPr>
+      <w:rFonts w:asciiTheme="majorHAnsi" w:eastAsiaTheme="majorEastAsia" w:hAnsiTheme="majorHAnsi" w:cstheme="majorBidi"/>
+      <w:color w:val="000000" w:themeColor="text1"/>
+    </w:rPr>
+  </w:style>
+  <w:style w:type="paragraph" w:styleId="a3">
+    <w:name w:val="Title"/>
     <w:basedOn w:val="a"/>
-    <w:pPr>
-      <w:spacing w:after="140" w:line="276" w:lineRule="auto"/>
-    </w:pPr>
+    <w:next w:val="a"/>
+    <w:link w:val="a4"/>
+    <w:uiPriority w:val="10"/>
+    <w:qFormat/>
+    <w:rsid w:val="00412FF5"/>
+    <w:pPr>
+      <w:spacing w:after="80" w:line="240" w:lineRule="auto"/>
+      <w:contextualSpacing/>
+      <w:jc w:val="center"/>
+    </w:pPr>
+    <w:rPr>
+      <w:rFonts w:asciiTheme="majorHAnsi" w:eastAsiaTheme="majorEastAsia" w:hAnsiTheme="majorHAnsi" w:cstheme="majorBidi"/>
+      <w:spacing w:val="-10"/>
+      <w:kern w:val="28"/>
+      <w:sz w:val="56"/>
+      <w:szCs w:val="56"/>
+    </w:rPr>
+  </w:style>
+  <w:style w:type="character" w:customStyle="1" w:styleId="a4">
+    <w:name w:val="表題 (文字)"/>
+    <w:basedOn w:val="a0"/>
+    <w:link w:val="a3"/>
+    <w:uiPriority w:val="10"/>
+    <w:rsid w:val="00412FF5"/>
+    <w:rPr>
+      <w:rFonts w:asciiTheme="majorHAnsi" w:eastAsiaTheme="majorEastAsia" w:hAnsiTheme="majorHAnsi" w:cstheme="majorBidi"/>
+      <w:spacing w:val="-10"/>
+      <w:kern w:val="28"/>
+      <w:sz w:val="56"/>
+      <w:szCs w:val="56"/>
+    </w:rPr>
   </w:style>
   <w:style w:type="paragraph" w:styleId="a5">
-    <w:name w:val="List"/>
-    <w:basedOn w:val="a4"/>
-    <w:rPr>
-      <w:rFonts w:cs="Arial"/>
-    </w:rPr>
-  </w:style>
-  <w:style w:type="paragraph" w:styleId="a6">
-    <w:name w:val="caption"/>
+    <w:name w:val="Subtitle"/>
     <w:basedOn w:val="a"/>
-    <w:qFormat/>
-    <w:pPr>
-      <w:suppressLineNumbers/>
-      <w:spacing w:before="120" w:after="120"/>
-    </w:pPr>
-    <w:rPr>
-      <w:rFonts w:cs="Arial"/>
+    <w:next w:val="a"/>
+    <w:link w:val="a6"/>
+    <w:uiPriority w:val="11"/>
+    <w:qFormat/>
+    <w:rsid w:val="00412FF5"/>
+    <w:pPr>
+      <w:numPr>
+        <w:ilvl w:val="1"/>
+      </w:numPr>
+      <w:jc w:val="center"/>
+    </w:pPr>
+    <w:rPr>
+      <w:rFonts w:asciiTheme="majorHAnsi" w:eastAsiaTheme="majorEastAsia" w:hAnsiTheme="majorHAnsi" w:cstheme="majorBidi"/>
+      <w:color w:val="595959" w:themeColor="text1" w:themeTint="A6"/>
+      <w:spacing w:val="15"/>
+      <w:sz w:val="28"/>
+      <w:szCs w:val="28"/>
+    </w:rPr>
+  </w:style>
+  <w:style w:type="character" w:customStyle="1" w:styleId="a6">
+    <w:name w:val="副題 (文字)"/>
+    <w:basedOn w:val="a0"/>
+    <w:link w:val="a5"/>
+    <w:uiPriority w:val="11"/>
+    <w:rsid w:val="00412FF5"/>
+    <w:rPr>
+      <w:rFonts w:asciiTheme="majorHAnsi" w:eastAsiaTheme="majorEastAsia" w:hAnsiTheme="majorHAnsi" w:cstheme="majorBidi"/>
+      <w:color w:val="595959" w:themeColor="text1" w:themeTint="A6"/>
+      <w:spacing w:val="15"/>
+      <w:sz w:val="28"/>
+      <w:szCs w:val="28"/>
+    </w:rPr>
+  </w:style>
+  <w:style w:type="paragraph" w:styleId="a7">
+    <w:name w:val="Quote"/>
+    <w:basedOn w:val="a"/>
+    <w:next w:val="a"/>
+    <w:link w:val="a8"/>
+    <w:uiPriority w:val="29"/>
+    <w:qFormat/>
+    <w:rsid w:val="00412FF5"/>
+    <w:pPr>
+      <w:spacing w:before="160"/>
+      <w:jc w:val="center"/>
+    </w:pPr>
+    <w:rPr>
       <w:i/>
       <w:iCs/>
-      <w:sz w:val="24"/>
-    </w:rPr>
-  </w:style>
-  <w:style w:type="paragraph" w:customStyle="1" w:styleId="a7">
-    <w:name w:val="索引"/>
+      <w:color w:val="404040" w:themeColor="text1" w:themeTint="BF"/>
+    </w:rPr>
+  </w:style>
+  <w:style w:type="character" w:customStyle="1" w:styleId="a8">
+    <w:name w:val="引用文 (文字)"/>
+    <w:basedOn w:val="a0"/>
+    <w:link w:val="a7"/>
+    <w:uiPriority w:val="29"/>
+    <w:rsid w:val="00412FF5"/>
+    <w:rPr>
+      <w:i/>
+      <w:iCs/>
+      <w:color w:val="404040" w:themeColor="text1" w:themeTint="BF"/>
+    </w:rPr>
+  </w:style>
+  <w:style w:type="paragraph" w:styleId="a9">
+    <w:name w:val="List Paragraph"/>
     <w:basedOn w:val="a"/>
-    <w:qFormat/>
-    <w:pPr>
-      <w:suppressLineNumbers/>
-    </w:pPr>
-    <w:rPr>
-      <w:rFonts w:cs="Arial"/>
-    </w:rPr>
-  </w:style>
-  <w:style w:type="numbering" w:customStyle="1" w:styleId="a8">
-    <w:name w:val="記号なし"/>
-    <w:uiPriority w:val="99"/>
-    <w:semiHidden/>
-    <w:unhideWhenUsed/>
-    <w:qFormat/>
-  </w:style>
-  <w:style w:type="paragraph" w:styleId="a9">
-    <w:name w:val="header"/>
+    <w:uiPriority w:val="34"/>
+    <w:qFormat/>
+    <w:rsid w:val="00412FF5"/>
+    <w:pPr>
+      <w:ind w:left="720"/>
+      <w:contextualSpacing/>
+    </w:pPr>
+  </w:style>
+  <w:style w:type="character" w:styleId="21">
+    <w:name w:val="Intense Emphasis"/>
+    <w:basedOn w:val="a0"/>
+    <w:uiPriority w:val="21"/>
+    <w:qFormat/>
+    <w:rsid w:val="00412FF5"/>
+    <w:rPr>
+      <w:i/>
+      <w:iCs/>
+      <w:color w:val="0F4761" w:themeColor="accent1" w:themeShade="BF"/>
+    </w:rPr>
+  </w:style>
+  <w:style w:type="paragraph" w:styleId="22">
+    <w:name w:val="Intense Quote"/>
     <w:basedOn w:val="a"/>
-    <w:link w:val="aa"/>
-    <w:uiPriority w:val="99"/>
-    <w:unhideWhenUsed/>
-    <w:rsid w:val="00F62876"/>
-    <w:pPr>
-      <w:tabs>
-        <w:tab w:val="center" w:pos="4252"/>
-        <w:tab w:val="right" w:pos="8504"/>
-      </w:tabs>
-      <w:snapToGrid w:val="0"/>
-    </w:pPr>
-  </w:style>
-  <w:style w:type="character" w:customStyle="1" w:styleId="aa">
-    <w:name w:val="ヘッダー (文字)"/>
-    <w:basedOn w:val="a0"/>
-    <w:link w:val="a9"/>
-    <w:uiPriority w:val="99"/>
-    <w:rsid w:val="00F62876"/>
-    <w:rPr>
-      <w:rFonts w:ascii="游明朝" w:eastAsia="游明朝" w:hAnsi="游明朝" w:cs="游明朝"/>
-      <w:color w:val="000000"/>
-      <w:sz w:val="22"/>
-    </w:rPr>
-  </w:style>
-  <w:style w:type="paragraph" w:styleId="ab">
-    <w:name w:val="footer"/>
-    <w:basedOn w:val="a"/>
-    <w:link w:val="ac"/>
-    <w:uiPriority w:val="99"/>
-    <w:unhideWhenUsed/>
-    <w:rsid w:val="00F62876"/>
-    <w:pPr>
-      <w:tabs>
-        <w:tab w:val="center" w:pos="4252"/>
-        <w:tab w:val="right" w:pos="8504"/>
-      </w:tabs>
-      <w:snapToGrid w:val="0"/>
-    </w:pPr>
-  </w:style>
-  <w:style w:type="character" w:customStyle="1" w:styleId="ac">
-    <w:name w:val="フッター (文字)"/>
-    <w:basedOn w:val="a0"/>
-    <w:link w:val="ab"/>
-    <w:uiPriority w:val="99"/>
-    <w:rsid w:val="00F62876"/>
-    <w:rPr>
-      <w:rFonts w:ascii="游明朝" w:eastAsia="游明朝" w:hAnsi="游明朝" w:cs="游明朝"/>
-      <w:color w:val="000000"/>
-      <w:sz w:val="22"/>
+    <w:next w:val="a"/>
+    <w:link w:val="23"/>
+    <w:uiPriority w:val="30"/>
+    <w:qFormat/>
+    <w:rsid w:val="00412FF5"/>
+    <w:pPr>
+      <w:pBdr>
+        <w:top w:val="single" w:sz="4" w:space="10" w:color="0F4761" w:themeColor="accent1" w:themeShade="BF"/>
+        <w:bottom w:val="single" w:sz="4" w:space="10" w:color="0F4761" w:themeColor="accent1" w:themeShade="BF"/>
+      </w:pBdr>
+      <w:spacing w:before="360" w:after="360"/>
+      <w:ind w:left="864" w:right="864"/>
+      <w:jc w:val="center"/>
+    </w:pPr>
+    <w:rPr>
+      <w:i/>
+      <w:iCs/>
+      <w:color w:val="0F4761" w:themeColor="accent1" w:themeShade="BF"/>
+    </w:rPr>
+  </w:style>
+  <w:style w:type="character" w:customStyle="1" w:styleId="23">
+    <w:name w:val="引用文 2 (文字)"/>
+    <w:basedOn w:val="a0"/>
+    <w:link w:val="22"/>
+    <w:uiPriority w:val="30"/>
+    <w:rsid w:val="00412FF5"/>
+    <w:rPr>
+      <w:i/>
+      <w:iCs/>
+      <w:color w:val="0F4761" w:themeColor="accent1" w:themeShade="BF"/>
+    </w:rPr>
+  </w:style>
+  <w:style w:type="character" w:styleId="24">
+    <w:name w:val="Intense Reference"/>
+    <w:basedOn w:val="a0"/>
+    <w:uiPriority w:val="32"/>
+    <w:qFormat/>
+    <w:rsid w:val="00412FF5"/>
+    <w:rPr>
+      <w:b/>
+      <w:bCs/>
+      <w:smallCaps/>
+      <w:color w:val="0F4761" w:themeColor="accent1" w:themeShade="BF"/>
+      <w:spacing w:val="5"/>
     </w:rPr>
   </w:style>
 </w:styles>
@@ -982,10 +1033,10 @@
   <a:themeElements>
     <a:clrScheme name="Office">
       <a:dk1>
-        <a:srgbClr val="000000"/>
+        <a:sysClr val="windowText" lastClr="000000"/>
       </a:dk1>
       <a:lt1>
-        <a:srgbClr val="FFFFFF"/>
+        <a:sysClr val="window" lastClr="FFFFFF"/>
       </a:lt1>
       <a:dk2>
         <a:srgbClr val="0E2841"/>
@@ -1023,52 +1074,150 @@
         <a:latin typeface="游ゴシック Light" panose="02110004020202020204"/>
         <a:ea typeface=""/>
         <a:cs typeface=""/>
+        <a:font script="Jpan" typeface="游ゴシック Light"/>
+        <a:font script="Hang" typeface="맑은 고딕"/>
+        <a:font script="Hans" typeface="等线 Light"/>
+        <a:font script="Hant" typeface="新細明體"/>
+        <a:font script="Arab" typeface="Times New Roman"/>
+        <a:font script="Hebr" typeface="Times New Roman"/>
+        <a:font script="Thai" typeface="Angsana New"/>
+        <a:font script="Ethi" typeface="Nyala"/>
+        <a:font script="Beng" typeface="Vrinda"/>
+        <a:font script="Gujr" typeface="Shruti"/>
+        <a:font script="Khmr" typeface="MoolBoran"/>
+        <a:font script="Knda" typeface="Tunga"/>
+        <a:font script="Guru" typeface="Raavi"/>
+        <a:font script="Cans" typeface="Euphemia"/>
+        <a:font script="Cher" typeface="Plantagenet Cherokee"/>
+        <a:font script="Yiii" typeface="Microsoft Yi Baiti"/>
+        <a:font script="Tibt" typeface="Microsoft Himalaya"/>
+        <a:font script="Thaa" typeface="MV Boli"/>
+        <a:font script="Deva" typeface="Mangal"/>
+        <a:font script="Telu" typeface="Gautami"/>
+        <a:font script="Taml" typeface="Latha"/>
+        <a:font script="Syrc" typeface="Estrangelo Edessa"/>
+        <a:font script="Orya" typeface="Kalinga"/>
+        <a:font script="Mlym" typeface="Kartika"/>
+        <a:font script="Laoo" typeface="DokChampa"/>
+        <a:font script="Sinh" typeface="Iskoola Pota"/>
+        <a:font script="Mong" typeface="Mongolian Baiti"/>
+        <a:font script="Viet" typeface="Times New Roman"/>
+        <a:font script="Uigh" typeface="Microsoft Uighur"/>
+        <a:font script="Geor" typeface="Sylfaen"/>
+        <a:font script="Armn" typeface="Arial"/>
+        <a:font script="Bugi" typeface="Leelawadee UI"/>
+        <a:font script="Bopo" typeface="Microsoft JhengHei"/>
+        <a:font script="Java" typeface="Javanese Text"/>
+        <a:font script="Lisu" typeface="Segoe UI"/>
+        <a:font script="Mymr" typeface="Myanmar Text"/>
+        <a:font script="Nkoo" typeface="Ebrima"/>
+        <a:font script="Olck" typeface="Nirmala UI"/>
+        <a:font script="Osma" typeface="Ebrima"/>
+        <a:font script="Phag" typeface="Phagspa"/>
+        <a:font script="Syrn" typeface="Estrangelo Edessa"/>
+        <a:font script="Syrj" typeface="Estrangelo Edessa"/>
+        <a:font script="Syre" typeface="Estrangelo Edessa"/>
+        <a:font script="Sora" typeface="Nirmala UI"/>
+        <a:font script="Tale" typeface="Microsoft Tai Le"/>
+        <a:font script="Talu" typeface="Microsoft New Tai Lue"/>
+        <a:font script="Tfng" typeface="Ebrima"/>
       </a:majorFont>
       <a:minorFont>
         <a:latin typeface="游明朝" panose="02110004020202020204"/>
         <a:ea typeface=""/>
         <a:cs typeface=""/>
+        <a:font script="Jpan" typeface="游明朝"/>
+        <a:font script="Hang" typeface="맑은 고딕"/>
+        <a:font script="Hans" typeface="等线"/>
+        <a:font script="Hant" typeface="新細明體"/>
+        <a:font script="Arab" typeface="Arial"/>
+        <a:font script="Hebr" typeface="Arial"/>
+        <a:font script="Thai" typeface="Cordia New"/>
+        <a:font script="Ethi" typeface="Nyala"/>
+        <a:font script="Beng" typeface="Vrinda"/>
+        <a:font script="Gujr" typeface="Shruti"/>
+        <a:font script="Khmr" typeface="DaunPenh"/>
+        <a:font script="Knda" typeface="Tunga"/>
+        <a:font script="Guru" typeface="Raavi"/>
+        <a:font script="Cans" typeface="Euphemia"/>
+        <a:font script="Cher" typeface="Plantagenet Cherokee"/>
+        <a:font script="Yiii" typeface="Microsoft Yi Baiti"/>
+        <a:font script="Tibt" typeface="Microsoft Himalaya"/>
+        <a:font script="Thaa" typeface="MV Boli"/>
+        <a:font script="Deva" typeface="Mangal"/>
+        <a:font script="Telu" typeface="Gautami"/>
+        <a:font script="Taml" typeface="Latha"/>
+        <a:font script="Syrc" typeface="Estrangelo Edessa"/>
+        <a:font script="Orya" typeface="Kalinga"/>
+        <a:font script="Mlym" typeface="Kartika"/>
+        <a:font script="Laoo" typeface="DokChampa"/>
+        <a:font script="Sinh" typeface="Iskoola Pota"/>
+        <a:font script="Mong" typeface="Mongolian Baiti"/>
+        <a:font script="Viet" typeface="Arial"/>
+        <a:font script="Uigh" typeface="Microsoft Uighur"/>
+        <a:font script="Geor" typeface="Sylfaen"/>
+        <a:font script="Armn" typeface="Arial"/>
+        <a:font script="Bugi" typeface="Leelawadee UI"/>
+        <a:font script="Bopo" typeface="Microsoft JhengHei"/>
+        <a:font script="Java" typeface="Javanese Text"/>
+        <a:font script="Lisu" typeface="Segoe UI"/>
+        <a:font script="Mymr" typeface="Myanmar Text"/>
+        <a:font script="Nkoo" typeface="Ebrima"/>
+        <a:font script="Olck" typeface="Nirmala UI"/>
+        <a:font script="Osma" typeface="Ebrima"/>
+        <a:font script="Phag" typeface="Phagspa"/>
+        <a:font script="Syrn" typeface="Estrangelo Edessa"/>
+        <a:font script="Syrj" typeface="Estrangelo Edessa"/>
+        <a:font script="Syre" typeface="Estrangelo Edessa"/>
+        <a:font script="Sora" typeface="Nirmala UI"/>
+        <a:font script="Tale" typeface="Microsoft Tai Le"/>
+        <a:font script="Talu" typeface="Microsoft New Tai Lue"/>
+        <a:font script="Tfng" typeface="Ebrima"/>
       </a:minorFont>
     </a:fontScheme>
-    <a:fmtScheme>
+    <a:fmtScheme name="Office">
       <a:fillStyleLst>
         <a:solidFill>
           <a:schemeClr val="phClr"/>
         </a:solidFill>
-        <a:gradFill>
+        <a:gradFill rotWithShape="1">
           <a:gsLst>
             <a:gs pos="0">
               <a:schemeClr val="phClr">
                 <a:lumMod val="110000"/>
+                <a:satMod val="105000"/>
                 <a:tint val="67000"/>
               </a:schemeClr>
             </a:gs>
             <a:gs pos="50000">
               <a:schemeClr val="phClr">
                 <a:lumMod val="105000"/>
+                <a:satMod val="103000"/>
                 <a:tint val="73000"/>
               </a:schemeClr>
             </a:gs>
             <a:gs pos="100000">
               <a:schemeClr val="phClr">
                 <a:lumMod val="105000"/>
+                <a:satMod val="109000"/>
                 <a:tint val="81000"/>
               </a:schemeClr>
             </a:gs>
           </a:gsLst>
           <a:lin ang="5400000" scaled="0"/>
-          <a:tileRect/>
         </a:gradFill>
-        <a:gradFill>
+        <a:gradFill rotWithShape="1">
           <a:gsLst>
             <a:gs pos="0">
               <a:schemeClr val="phClr">
+                <a:satMod val="103000"/>
                 <a:lumMod val="102000"/>
                 <a:tint val="94000"/>
               </a:schemeClr>
             </a:gs>
             <a:gs pos="50000">
               <a:schemeClr val="phClr">
+                <a:satMod val="110000"/>
                 <a:lumMod val="100000"/>
                 <a:shade val="100000"/>
               </a:schemeClr>
@@ -1076,24 +1225,33 @@
             <a:gs pos="100000">
               <a:schemeClr val="phClr">
                 <a:lumMod val="99000"/>
+                <a:satMod val="120000"/>
                 <a:shade val="78000"/>
               </a:schemeClr>
             </a:gs>
           </a:gsLst>
           <a:lin ang="5400000" scaled="0"/>
-          <a:tileRect/>
         </a:gradFill>
       </a:fillStyleLst>
       <a:lnStyleLst>
+        <a:ln w="6350" cap="flat" cmpd="sng" algn="ctr">
+          <a:solidFill>
+            <a:schemeClr val="phClr"/>
+          </a:solidFill>
+          <a:prstDash val="solid"/>
+          <a:miter lim="800000"/>
+        </a:ln>
         <a:ln w="12700" cap="flat" cmpd="sng" algn="ctr">
+          <a:solidFill>
+            <a:schemeClr val="phClr"/>
+          </a:solidFill>
           <a:prstDash val="solid"/>
           <a:miter lim="800000"/>
         </a:ln>
         <a:ln w="19050" cap="flat" cmpd="sng" algn="ctr">
-          <a:prstDash val="solid"/>
-          <a:miter lim="800000"/>
-        </a:ln>
-        <a:ln w="25400" cap="flat" cmpd="sng" algn="ctr">
+          <a:solidFill>
+            <a:schemeClr val="phClr"/>
+          </a:solidFill>
           <a:prstDash val="solid"/>
           <a:miter lim="800000"/>
         </a:ln>
@@ -1106,7 +1264,13 @@
           <a:effectLst/>
         </a:effectStyle>
         <a:effectStyle>
-          <a:effectLst/>
+          <a:effectLst>
+            <a:outerShdw blurRad="57150" dist="19050" dir="5400000" algn="ctr" rotWithShape="0">
+              <a:srgbClr val="000000">
+                <a:alpha val="63000"/>
+              </a:srgbClr>
+            </a:outerShdw>
+          </a:effectLst>
         </a:effectStyle>
       </a:effectStyleLst>
       <a:bgFillStyleLst>
@@ -1116,13 +1280,15 @@
         <a:solidFill>
           <a:schemeClr val="phClr">
             <a:tint val="95000"/>
+            <a:satMod val="170000"/>
           </a:schemeClr>
         </a:solidFill>
-        <a:gradFill>
+        <a:gradFill rotWithShape="1">
           <a:gsLst>
             <a:gs pos="0">
               <a:schemeClr val="phClr">
                 <a:tint val="93000"/>
+                <a:satMod val="150000"/>
                 <a:shade val="98000"/>
                 <a:lumMod val="102000"/>
               </a:schemeClr>
@@ -1130,6 +1296,7 @@
             <a:gs pos="50000">
               <a:schemeClr val="phClr">
                 <a:tint val="98000"/>
+                <a:satMod val="130000"/>
                 <a:shade val="90000"/>
                 <a:lumMod val="103000"/>
               </a:schemeClr>
@@ -1137,16 +1304,21 @@
             <a:gs pos="100000">
               <a:schemeClr val="phClr">
                 <a:shade val="63000"/>
+                <a:satMod val="120000"/>
               </a:schemeClr>
             </a:gs>
           </a:gsLst>
           <a:lin ang="5400000" scaled="0"/>
-          <a:tileRect/>
         </a:gradFill>
       </a:bgFillStyleLst>
     </a:fmtScheme>
   </a:themeElements>
   <a:objectDefaults/>
   <a:extraClrSchemeLst/>
+  <a:extLst>
+    <a:ext uri="{05A4C25C-085E-4340-85A3-A5531E510DB2}">
+      <thm15:themeFamily xmlns:thm15="http://schemas.microsoft.com/office/thememl/2012/main" name="Office Theme" id="{2E142A2C-CD16-42D6-873A-C26D2A0506FA}" vid="{1BDDFF52-6CD6-40A5-AB3C-68EB2F1E4D0A}"/>
+    </a:ext>
+  </a:extLst>
 </a:theme>
 </file>